--- a/doc/CS673_SPPP_team1.docx
+++ b/doc/CS673_SPPP_team1.docx
@@ -1294,398 +1294,6 @@
           </w:p>
         </w:tc>
       </w:tr>
-      <w:tr>
-        <w:trPr>
-          <w:cantSplit w:val="0"/>
-          <w:tblHeader w:val="0"/>
-        </w:trPr>
-        <w:tc>
-          <w:tcPr>
-            <w:shd w:fill="auto" w:val="clear"/>
-            <w:tcMar>
-              <w:top w:w="0.0" w:type="dxa"/>
-              <w:left w:w="40.0" w:type="dxa"/>
-              <w:bottom w:w="0.0" w:type="dxa"/>
-              <w:right w:w="40.0" w:type="dxa"/>
-            </w:tcMar>
-            <w:vAlign w:val="bottom"/>
-          </w:tcPr>
-          <w:p>
-            <w:pPr>
-              <w:keepNext w:val="0"/>
-              <w:keepLines w:val="0"/>
-              <w:pageBreakBefore w:val="0"/>
-              <w:widowControl w:val="0"/>
-              <w:pBdr>
-                <w:top w:space="0" w:sz="0" w:val="nil"/>
-                <w:left w:space="0" w:sz="0" w:val="nil"/>
-                <w:bottom w:space="0" w:sz="0" w:val="nil"/>
-                <w:right w:space="0" w:sz="0" w:val="nil"/>
-                <w:between w:space="0" w:sz="0" w:val="nil"/>
-              </w:pBdr>
-              <w:shd w:fill="auto" w:val="clear"/>
-              <w:spacing w:line="240" w:lineRule="auto"/>
-              <w:rPr>
-                <w:sz w:val="24"/>
-                <w:szCs w:val="24"/>
-              </w:rPr>
-            </w:pPr>
-            <w:r>
-              <w:rPr>
-                <w:rtl w:val="0"/>
-              </w:rPr>
-            </w:r>
-          </w:p>
-        </w:tc>
-        <w:tc>
-          <w:tcPr>
-            <w:shd w:fill="auto" w:val="clear"/>
-            <w:tcMar>
-              <w:top w:w="100.0" w:type="dxa"/>
-              <w:left w:w="100.0" w:type="dxa"/>
-              <w:bottom w:w="100.0" w:type="dxa"/>
-              <w:right w:w="100.0" w:type="dxa"/>
-            </w:tcMar>
-            <w:vAlign w:val="top"/>
-          </w:tcPr>
-          <w:p>
-            <w:pPr>
-              <w:keepNext w:val="0"/>
-              <w:keepLines w:val="0"/>
-              <w:pageBreakBefore w:val="0"/>
-              <w:widowControl w:val="0"/>
-              <w:pBdr>
-                <w:top w:space="0" w:sz="0" w:val="nil"/>
-                <w:left w:space="0" w:sz="0" w:val="nil"/>
-                <w:bottom w:space="0" w:sz="0" w:val="nil"/>
-                <w:right w:space="0" w:sz="0" w:val="nil"/>
-                <w:between w:space="0" w:sz="0" w:val="nil"/>
-              </w:pBdr>
-              <w:shd w:fill="auto" w:val="clear"/>
-              <w:spacing w:after="0" w:before="0" w:line="240" w:lineRule="auto"/>
-              <w:ind w:left="0" w:right="0" w:firstLine="0"/>
-              <w:jc w:val="left"/>
-              <w:rPr>
-                <w:rFonts w:ascii="Arial" w:cs="Arial" w:eastAsia="Arial" w:hAnsi="Arial"/>
-                <w:b w:val="0"/>
-                <w:bCs w:val="0"/>
-                <w:i w:val="0"/>
-                <w:iCs w:val="0"/>
-                <w:smallCaps w:val="0"/>
-                <w:strike w:val="0"/>
-                <w:color w:val="000000"/>
-                <w:sz w:val="24"/>
-                <w:szCs w:val="24"/>
-                <w:shd w:fill="auto" w:val="clear"/>
-                <w:vertAlign w:val="baseline"/>
-              </w:rPr>
-            </w:pPr>
-            <w:r>
-              <w:rPr>
-                <w:rtl w:val="0"/>
-              </w:rPr>
-            </w:r>
-          </w:p>
-        </w:tc>
-        <w:tc>
-          <w:tcPr>
-            <w:shd w:fill="auto" w:val="clear"/>
-            <w:tcMar>
-              <w:top w:w="100.0" w:type="dxa"/>
-              <w:left w:w="100.0" w:type="dxa"/>
-              <w:bottom w:w="100.0" w:type="dxa"/>
-              <w:right w:w="100.0" w:type="dxa"/>
-            </w:tcMar>
-            <w:vAlign w:val="top"/>
-          </w:tcPr>
-          <w:p>
-            <w:pPr>
-              <w:keepNext w:val="0"/>
-              <w:keepLines w:val="0"/>
-              <w:pageBreakBefore w:val="0"/>
-              <w:widowControl w:val="0"/>
-              <w:pBdr>
-                <w:top w:space="0" w:sz="0" w:val="nil"/>
-                <w:left w:space="0" w:sz="0" w:val="nil"/>
-                <w:bottom w:space="0" w:sz="0" w:val="nil"/>
-                <w:right w:space="0" w:sz="0" w:val="nil"/>
-                <w:between w:space="0" w:sz="0" w:val="nil"/>
-              </w:pBdr>
-              <w:shd w:fill="auto" w:val="clear"/>
-              <w:spacing w:after="0" w:before="0" w:line="240" w:lineRule="auto"/>
-              <w:ind w:left="0" w:right="0" w:firstLine="0"/>
-              <w:jc w:val="left"/>
-              <w:rPr>
-                <w:rFonts w:ascii="Arial" w:cs="Arial" w:eastAsia="Arial" w:hAnsi="Arial"/>
-                <w:b w:val="0"/>
-                <w:bCs w:val="0"/>
-                <w:i w:val="1"/>
-                <w:iCs w:val="1"/>
-                <w:smallCaps w:val="0"/>
-                <w:strike w:val="0"/>
-                <w:color w:val="000000"/>
-                <w:sz w:val="24"/>
-                <w:szCs w:val="24"/>
-                <w:u w:val="single"/>
-                <w:shd w:fill="auto" w:val="clear"/>
-                <w:vertAlign w:val="baseline"/>
-              </w:rPr>
-            </w:pPr>
-            <w:r>
-              <w:rPr>
-                <w:rtl w:val="0"/>
-              </w:rPr>
-            </w:r>
-          </w:p>
-        </w:tc>
-        <w:tc>
-          <w:tcPr>
-            <w:shd w:fill="auto" w:val="clear"/>
-            <w:tcMar>
-              <w:top w:w="100.0" w:type="dxa"/>
-              <w:left w:w="100.0" w:type="dxa"/>
-              <w:bottom w:w="100.0" w:type="dxa"/>
-              <w:right w:w="100.0" w:type="dxa"/>
-            </w:tcMar>
-            <w:vAlign w:val="top"/>
-          </w:tcPr>
-          <w:p>
-            <w:pPr>
-              <w:keepNext w:val="0"/>
-              <w:keepLines w:val="0"/>
-              <w:pageBreakBefore w:val="0"/>
-              <w:widowControl w:val="0"/>
-              <w:pBdr>
-                <w:top w:space="0" w:sz="0" w:val="nil"/>
-                <w:left w:space="0" w:sz="0" w:val="nil"/>
-                <w:bottom w:space="0" w:sz="0" w:val="nil"/>
-                <w:right w:space="0" w:sz="0" w:val="nil"/>
-                <w:between w:space="0" w:sz="0" w:val="nil"/>
-              </w:pBdr>
-              <w:shd w:fill="auto" w:val="clear"/>
-              <w:spacing w:after="0" w:before="0" w:line="240" w:lineRule="auto"/>
-              <w:ind w:left="0" w:right="0" w:firstLine="0"/>
-              <w:jc w:val="left"/>
-              <w:rPr>
-                <w:rFonts w:ascii="Arial" w:cs="Arial" w:eastAsia="Arial" w:hAnsi="Arial"/>
-                <w:b w:val="0"/>
-                <w:bCs w:val="0"/>
-                <w:i w:val="0"/>
-                <w:iCs w:val="0"/>
-                <w:smallCaps w:val="0"/>
-                <w:strike w:val="0"/>
-                <w:color w:val="000000"/>
-                <w:sz w:val="24"/>
-                <w:szCs w:val="24"/>
-                <w:u w:val="single"/>
-                <w:shd w:fill="auto" w:val="clear"/>
-                <w:vertAlign w:val="baseline"/>
-              </w:rPr>
-            </w:pPr>
-            <w:r>
-              <w:rPr>
-                <w:rtl w:val="0"/>
-              </w:rPr>
-            </w:r>
-          </w:p>
-        </w:tc>
-      </w:tr>
-      <w:tr>
-        <w:trPr>
-          <w:cantSplit w:val="0"/>
-          <w:tblHeader w:val="0"/>
-        </w:trPr>
-        <w:tc>
-          <w:tcPr>
-            <w:shd w:fill="auto" w:val="clear"/>
-            <w:tcMar>
-              <w:top w:w="0.0" w:type="dxa"/>
-              <w:left w:w="40.0" w:type="dxa"/>
-              <w:bottom w:w="0.0" w:type="dxa"/>
-              <w:right w:w="40.0" w:type="dxa"/>
-            </w:tcMar>
-            <w:vAlign w:val="bottom"/>
-          </w:tcPr>
-          <w:p>
-            <w:pPr>
-              <w:keepNext w:val="0"/>
-              <w:keepLines w:val="0"/>
-              <w:pageBreakBefore w:val="0"/>
-              <w:widowControl w:val="0"/>
-              <w:pBdr>
-                <w:top w:space="0" w:sz="0" w:val="nil"/>
-                <w:left w:space="0" w:sz="0" w:val="nil"/>
-                <w:bottom w:space="0" w:sz="0" w:val="nil"/>
-                <w:right w:space="0" w:sz="0" w:val="nil"/>
-                <w:between w:space="0" w:sz="0" w:val="nil"/>
-              </w:pBdr>
-              <w:shd w:fill="auto" w:val="clear"/>
-              <w:spacing w:line="240" w:lineRule="auto"/>
-              <w:rPr>
-                <w:sz w:val="24"/>
-                <w:szCs w:val="24"/>
-              </w:rPr>
-            </w:pPr>
-            <w:r>
-              <w:rPr>
-                <w:rtl w:val="0"/>
-              </w:rPr>
-            </w:r>
-          </w:p>
-        </w:tc>
-        <w:tc>
-          <w:tcPr>
-            <w:shd w:fill="auto" w:val="clear"/>
-            <w:tcMar>
-              <w:top w:w="100.0" w:type="dxa"/>
-              <w:left w:w="100.0" w:type="dxa"/>
-              <w:bottom w:w="100.0" w:type="dxa"/>
-              <w:right w:w="100.0" w:type="dxa"/>
-            </w:tcMar>
-            <w:vAlign w:val="top"/>
-          </w:tcPr>
-          <w:p>
-            <w:pPr>
-              <w:keepNext w:val="0"/>
-              <w:keepLines w:val="0"/>
-              <w:pageBreakBefore w:val="0"/>
-              <w:widowControl w:val="0"/>
-              <w:pBdr>
-                <w:top w:space="0" w:sz="0" w:val="nil"/>
-                <w:left w:space="0" w:sz="0" w:val="nil"/>
-                <w:bottom w:space="0" w:sz="0" w:val="nil"/>
-                <w:right w:space="0" w:sz="0" w:val="nil"/>
-                <w:between w:space="0" w:sz="0" w:val="nil"/>
-              </w:pBdr>
-              <w:shd w:fill="auto" w:val="clear"/>
-              <w:spacing w:after="0" w:before="0" w:line="240" w:lineRule="auto"/>
-              <w:ind w:left="0" w:right="0" w:firstLine="0"/>
-              <w:jc w:val="left"/>
-              <w:rPr>
-                <w:rFonts w:ascii="Arial" w:cs="Arial" w:eastAsia="Arial" w:hAnsi="Arial"/>
-                <w:b w:val="0"/>
-                <w:bCs w:val="0"/>
-                <w:i w:val="0"/>
-                <w:iCs w:val="0"/>
-                <w:smallCaps w:val="0"/>
-                <w:strike w:val="0"/>
-                <w:color w:val="000000"/>
-                <w:sz w:val="24"/>
-                <w:szCs w:val="24"/>
-                <w:shd w:fill="auto" w:val="clear"/>
-                <w:vertAlign w:val="baseline"/>
-              </w:rPr>
-            </w:pPr>
-            <w:r>
-              <w:rPr>
-                <w:rtl w:val="0"/>
-              </w:rPr>
-            </w:r>
-          </w:p>
-        </w:tc>
-        <w:tc>
-          <w:tcPr>
-            <w:shd w:fill="auto" w:val="clear"/>
-            <w:tcMar>
-              <w:top w:w="100.0" w:type="dxa"/>
-              <w:left w:w="100.0" w:type="dxa"/>
-              <w:bottom w:w="100.0" w:type="dxa"/>
-              <w:right w:w="100.0" w:type="dxa"/>
-            </w:tcMar>
-            <w:vAlign w:val="top"/>
-          </w:tcPr>
-          <w:p>
-            <w:pPr>
-              <w:keepNext w:val="0"/>
-              <w:keepLines w:val="0"/>
-              <w:pageBreakBefore w:val="0"/>
-              <w:widowControl w:val="0"/>
-              <w:pBdr>
-                <w:top w:space="0" w:sz="0" w:val="nil"/>
-                <w:left w:space="0" w:sz="0" w:val="nil"/>
-                <w:bottom w:space="0" w:sz="0" w:val="nil"/>
-                <w:right w:space="0" w:sz="0" w:val="nil"/>
-                <w:between w:space="0" w:sz="0" w:val="nil"/>
-              </w:pBdr>
-              <w:shd w:fill="auto" w:val="clear"/>
-              <w:spacing w:after="0" w:before="0" w:line="240" w:lineRule="auto"/>
-              <w:ind w:left="0" w:right="0" w:firstLine="0"/>
-              <w:jc w:val="left"/>
-              <w:rPr>
-                <w:rFonts w:ascii="Arial" w:cs="Arial" w:eastAsia="Arial" w:hAnsi="Arial"/>
-                <w:b w:val="0"/>
-                <w:bCs w:val="0"/>
-                <w:i w:val="1"/>
-                <w:iCs w:val="1"/>
-                <w:smallCaps w:val="0"/>
-                <w:strike w:val="0"/>
-                <w:color w:val="000000"/>
-                <w:sz w:val="24"/>
-                <w:szCs w:val="24"/>
-                <w:u w:val="single"/>
-                <w:shd w:fill="auto" w:val="clear"/>
-                <w:vertAlign w:val="baseline"/>
-              </w:rPr>
-            </w:pPr>
-            <w:r>
-              <w:rPr>
-                <w:rtl w:val="0"/>
-              </w:rPr>
-            </w:r>
-          </w:p>
-        </w:tc>
-        <w:tc>
-          <w:tcPr>
-            <w:shd w:fill="auto" w:val="clear"/>
-            <w:tcMar>
-              <w:top w:w="100.0" w:type="dxa"/>
-              <w:left w:w="100.0" w:type="dxa"/>
-              <w:bottom w:w="100.0" w:type="dxa"/>
-              <w:right w:w="100.0" w:type="dxa"/>
-            </w:tcMar>
-            <w:vAlign w:val="top"/>
-          </w:tcPr>
-          <w:p>
-            <w:pPr>
-              <w:keepNext w:val="0"/>
-              <w:keepLines w:val="0"/>
-              <w:pageBreakBefore w:val="0"/>
-              <w:widowControl w:val="0"/>
-              <w:pBdr>
-                <w:top w:space="0" w:sz="0" w:val="nil"/>
-                <w:left w:space="0" w:sz="0" w:val="nil"/>
-                <w:bottom w:space="0" w:sz="0" w:val="nil"/>
-                <w:right w:space="0" w:sz="0" w:val="nil"/>
-                <w:between w:space="0" w:sz="0" w:val="nil"/>
-              </w:pBdr>
-              <w:shd w:fill="auto" w:val="clear"/>
-              <w:spacing w:after="0" w:before="0" w:line="240" w:lineRule="auto"/>
-              <w:ind w:left="0" w:right="0" w:firstLine="0"/>
-              <w:jc w:val="left"/>
-              <w:rPr>
-                <w:rFonts w:ascii="Arial" w:cs="Arial" w:eastAsia="Arial" w:hAnsi="Arial"/>
-                <w:b w:val="0"/>
-                <w:bCs w:val="0"/>
-                <w:i w:val="0"/>
-                <w:iCs w:val="0"/>
-                <w:smallCaps w:val="0"/>
-                <w:strike w:val="0"/>
-                <w:color w:val="000000"/>
-                <w:sz w:val="24"/>
-                <w:szCs w:val="24"/>
-                <w:u w:val="single"/>
-                <w:shd w:fill="auto" w:val="clear"/>
-                <w:vertAlign w:val="baseline"/>
-              </w:rPr>
-            </w:pPr>
-            <w:r>
-              <w:rPr>
-                <w:rtl w:val="0"/>
-              </w:rPr>
-            </w:r>
-          </w:p>
-        </w:tc>
-      </w:tr>
     </w:tbl>
     <w:p>
       <w:pPr>
@@ -2328,7 +1936,7 @@
               <w:rPr>
                 <w:rtl w:val="0"/>
               </w:rPr>
-              <w:t xml:space="preserve">Added information to section 3b</w:t>
+              <w:t xml:space="preserve">Added information to section 3</w:t>
             </w:r>
           </w:p>
         </w:tc>
@@ -3276,6 +2884,17 @@
             </w:pPr>
             <w:r>
               <w:rPr>
+                <w:b w:val="1"/>
+                <w:bCs w:val="1"/>
+                <w:sz w:val="24"/>
+                <w:szCs w:val="24"/>
+                <w:u w:val="single"/>
+                <w:rtl w:val="0"/>
+              </w:rPr>
+              <w:t xml:space="preserve">1.0.6</w:t>
+            </w:r>
+            <w:r>
+              <w:rPr>
                 <w:rtl w:val="0"/>
               </w:rPr>
             </w:r>
@@ -3327,6 +2946,17 @@
             </w:pPr>
             <w:r>
               <w:rPr>
+                <w:b w:val="1"/>
+                <w:bCs w:val="1"/>
+                <w:sz w:val="24"/>
+                <w:szCs w:val="24"/>
+                <w:u w:val="single"/>
+                <w:rtl w:val="0"/>
+              </w:rPr>
+              <w:t xml:space="preserve">Italia Tran</w:t>
+            </w:r>
+            <w:r>
+              <w:rPr>
                 <w:rtl w:val="0"/>
               </w:rPr>
             </w:r>
@@ -3378,6 +3008,17 @@
             </w:pPr>
             <w:r>
               <w:rPr>
+                <w:b w:val="1"/>
+                <w:bCs w:val="1"/>
+                <w:sz w:val="24"/>
+                <w:szCs w:val="24"/>
+                <w:u w:val="single"/>
+                <w:rtl w:val="0"/>
+              </w:rPr>
+              <w:t xml:space="preserve">10/05/2026</w:t>
+            </w:r>
+            <w:r>
+              <w:rPr>
                 <w:rtl w:val="0"/>
               </w:rPr>
             </w:r>
@@ -3396,21 +3037,7 @@
           </w:tcPr>
           <w:p>
             <w:pPr>
-              <w:keepNext w:val="0"/>
-              <w:keepLines w:val="0"/>
-              <w:pageBreakBefore w:val="0"/>
-              <w:widowControl w:val="0"/>
-              <w:pBdr>
-                <w:top w:space="0" w:sz="0" w:val="nil"/>
-                <w:left w:space="0" w:sz="0" w:val="nil"/>
-                <w:bottom w:space="0" w:sz="0" w:val="nil"/>
-                <w:right w:space="0" w:sz="0" w:val="nil"/>
-                <w:between w:space="0" w:sz="0" w:val="nil"/>
-              </w:pBdr>
-              <w:shd w:fill="auto" w:val="clear"/>
-              <w:spacing w:after="0" w:before="0" w:line="240" w:lineRule="auto"/>
-              <w:ind w:left="0" w:right="0" w:firstLine="0"/>
-              <w:jc w:val="left"/>
+              <w:spacing w:line="240" w:lineRule="auto"/>
               <w:rPr>
                 <w:rFonts w:ascii="Arial" w:cs="Arial" w:eastAsia="Arial" w:hAnsi="Arial"/>
                 <w:b w:val="1"/>
@@ -3427,6 +3054,12 @@
                 <w:vertAlign w:val="baseline"/>
               </w:rPr>
             </w:pPr>
+            <w:r>
+              <w:rPr>
+                <w:rtl w:val="0"/>
+              </w:rPr>
+              <w:t xml:space="preserve">Updated 5.3.2. Automated Testing section</w:t>
+            </w:r>
             <w:r>
               <w:rPr>
                 <w:rtl w:val="0"/>
@@ -3674,7 +3307,7 @@
     </w:p>
     <w:sdt>
       <w:sdtPr>
-        <w:id w:val="465780179"/>
+        <w:id w:val="-1086292083"/>
         <w:docPartObj>
           <w:docPartGallery w:val="Table of Contents"/>
           <w:docPartUnique w:val="1"/>
@@ -3743,7 +3376,7 @@
     </w:p>
     <w:sdt>
       <w:sdtPr>
-        <w:id w:val="-738381661"/>
+        <w:id w:val="-86474425"/>
         <w:docPartObj>
           <w:docPartGallery w:val="Table of Contents"/>
           <w:docPartUnique w:val="1"/>
@@ -5192,7 +4825,7 @@
         <w:widowControl w:val="0"/>
         <w:numPr>
           <w:ilvl w:val="0"/>
-          <w:numId w:val="23"/>
+          <w:numId w:val="24"/>
         </w:numPr>
         <w:pBdr>
           <w:top w:space="0" w:sz="0" w:val="nil"/>
@@ -5289,7 +4922,7 @@
       <w:pPr>
         <w:numPr>
           <w:ilvl w:val="0"/>
-          <w:numId w:val="29"/>
+          <w:numId w:val="30"/>
         </w:numPr>
         <w:spacing w:after="0" w:lineRule="auto"/>
         <w:ind w:left="1440" w:hanging="360"/>
@@ -5319,7 +4952,7 @@
       <w:pPr>
         <w:numPr>
           <w:ilvl w:val="0"/>
-          <w:numId w:val="29"/>
+          <w:numId w:val="30"/>
         </w:numPr>
         <w:spacing w:after="0" w:lineRule="auto"/>
         <w:ind w:left="1440" w:hanging="360"/>
@@ -5349,7 +4982,7 @@
       <w:pPr>
         <w:numPr>
           <w:ilvl w:val="0"/>
-          <w:numId w:val="29"/>
+          <w:numId w:val="30"/>
         </w:numPr>
         <w:spacing w:after="0" w:lineRule="auto"/>
         <w:ind w:left="1440" w:hanging="360"/>
@@ -5557,7 +5190,7 @@
       <w:pPr>
         <w:numPr>
           <w:ilvl w:val="0"/>
-          <w:numId w:val="26"/>
+          <w:numId w:val="27"/>
         </w:numPr>
         <w:spacing w:after="0" w:afterAutospacing="0" w:lineRule="auto"/>
         <w:ind w:left="1440" w:hanging="360"/>
@@ -5584,7 +5217,7 @@
       <w:pPr>
         <w:numPr>
           <w:ilvl w:val="0"/>
-          <w:numId w:val="26"/>
+          <w:numId w:val="27"/>
         </w:numPr>
         <w:spacing w:after="0" w:afterAutospacing="0" w:lineRule="auto"/>
         <w:ind w:left="1440" w:hanging="360"/>
@@ -5611,7 +5244,7 @@
       <w:pPr>
         <w:numPr>
           <w:ilvl w:val="0"/>
-          <w:numId w:val="26"/>
+          <w:numId w:val="27"/>
         </w:numPr>
         <w:spacing w:after="0" w:afterAutospacing="0" w:lineRule="auto"/>
         <w:ind w:left="1440" w:hanging="360"/>
@@ -5638,7 +5271,7 @@
       <w:pPr>
         <w:numPr>
           <w:ilvl w:val="0"/>
-          <w:numId w:val="26"/>
+          <w:numId w:val="27"/>
         </w:numPr>
         <w:spacing w:after="0" w:afterAutospacing="0" w:lineRule="auto"/>
         <w:ind w:left="1440" w:hanging="360"/>
@@ -5670,7 +5303,7 @@
       <w:pPr>
         <w:numPr>
           <w:ilvl w:val="0"/>
-          <w:numId w:val="26"/>
+          <w:numId w:val="27"/>
         </w:numPr>
         <w:spacing w:after="0" w:afterAutospacing="0" w:lineRule="auto"/>
         <w:ind w:left="1440" w:hanging="360"/>
@@ -5698,7 +5331,7 @@
         <w:pStyle w:val="Heading1"/>
         <w:numPr>
           <w:ilvl w:val="0"/>
-          <w:numId w:val="23"/>
+          <w:numId w:val="24"/>
         </w:numPr>
         <w:ind w:left="720" w:hanging="360"/>
       </w:pPr>
@@ -5782,7 +5415,7 @@
         <w:widowControl w:val="0"/>
         <w:numPr>
           <w:ilvl w:val="0"/>
-          <w:numId w:val="19"/>
+          <w:numId w:val="20"/>
         </w:numPr>
         <w:spacing w:after="0" w:afterAutospacing="0" w:lineRule="auto"/>
         <w:ind w:left="1080" w:hanging="360"/>
@@ -5807,7 +5440,7 @@
         <w:widowControl w:val="0"/>
         <w:numPr>
           <w:ilvl w:val="0"/>
-          <w:numId w:val="19"/>
+          <w:numId w:val="20"/>
         </w:numPr>
         <w:spacing w:after="0" w:afterAutospacing="0" w:lineRule="auto"/>
         <w:ind w:left="1080" w:hanging="360"/>
@@ -5832,7 +5465,7 @@
         <w:widowControl w:val="0"/>
         <w:numPr>
           <w:ilvl w:val="0"/>
-          <w:numId w:val="19"/>
+          <w:numId w:val="20"/>
         </w:numPr>
         <w:spacing w:after="240" w:lineRule="auto"/>
         <w:ind w:left="1080" w:hanging="360"/>
@@ -5961,7 +5594,7 @@
         <w:pStyle w:val="Heading1"/>
         <w:numPr>
           <w:ilvl w:val="0"/>
-          <w:numId w:val="23"/>
+          <w:numId w:val="24"/>
         </w:numPr>
         <w:ind w:left="720" w:hanging="360"/>
       </w:pPr>
@@ -6019,7 +5652,7 @@
         <w:pageBreakBefore w:val="0"/>
         <w:numPr>
           <w:ilvl w:val="0"/>
-          <w:numId w:val="15"/>
+          <w:numId w:val="16"/>
         </w:numPr>
         <w:pBdr>
           <w:top w:space="0" w:sz="0" w:val="nil"/>
@@ -6176,7 +5809,7 @@
       <w:pPr>
         <w:numPr>
           <w:ilvl w:val="0"/>
-          <w:numId w:val="21"/>
+          <w:numId w:val="22"/>
         </w:numPr>
         <w:ind w:left="1440" w:hanging="360"/>
         <w:rPr>
@@ -6202,7 +5835,7 @@
       <w:pPr>
         <w:numPr>
           <w:ilvl w:val="0"/>
-          <w:numId w:val="21"/>
+          <w:numId w:val="22"/>
         </w:numPr>
         <w:ind w:left="1440" w:hanging="360"/>
         <w:rPr>
@@ -6228,7 +5861,7 @@
       <w:pPr>
         <w:numPr>
           <w:ilvl w:val="0"/>
-          <w:numId w:val="21"/>
+          <w:numId w:val="22"/>
         </w:numPr>
         <w:ind w:left="1440" w:hanging="360"/>
         <w:rPr>
@@ -6254,7 +5887,7 @@
       <w:pPr>
         <w:numPr>
           <w:ilvl w:val="0"/>
-          <w:numId w:val="21"/>
+          <w:numId w:val="22"/>
         </w:numPr>
         <w:ind w:left="1440" w:hanging="360"/>
         <w:rPr>
@@ -6280,7 +5913,7 @@
       <w:pPr>
         <w:numPr>
           <w:ilvl w:val="0"/>
-          <w:numId w:val="21"/>
+          <w:numId w:val="22"/>
         </w:numPr>
         <w:ind w:left="1440" w:hanging="360"/>
         <w:rPr>
@@ -6306,7 +5939,7 @@
       <w:pPr>
         <w:numPr>
           <w:ilvl w:val="0"/>
-          <w:numId w:val="21"/>
+          <w:numId w:val="22"/>
         </w:numPr>
         <w:ind w:left="1440" w:hanging="360"/>
         <w:rPr>
@@ -6332,7 +5965,7 @@
       <w:pPr>
         <w:numPr>
           <w:ilvl w:val="0"/>
-          <w:numId w:val="21"/>
+          <w:numId w:val="22"/>
         </w:numPr>
         <w:ind w:left="1440" w:hanging="360"/>
         <w:rPr>
@@ -6358,7 +5991,7 @@
       <w:pPr>
         <w:numPr>
           <w:ilvl w:val="0"/>
-          <w:numId w:val="21"/>
+          <w:numId w:val="22"/>
         </w:numPr>
         <w:ind w:left="1440" w:hanging="360"/>
         <w:rPr>
@@ -6384,7 +6017,7 @@
       <w:pPr>
         <w:numPr>
           <w:ilvl w:val="0"/>
-          <w:numId w:val="21"/>
+          <w:numId w:val="22"/>
         </w:numPr>
         <w:ind w:left="1440" w:hanging="360"/>
         <w:rPr>
@@ -6410,7 +6043,7 @@
       <w:pPr>
         <w:numPr>
           <w:ilvl w:val="0"/>
-          <w:numId w:val="21"/>
+          <w:numId w:val="22"/>
         </w:numPr>
         <w:ind w:left="1440" w:hanging="360"/>
         <w:rPr>
@@ -6436,7 +6069,7 @@
       <w:pPr>
         <w:numPr>
           <w:ilvl w:val="0"/>
-          <w:numId w:val="21"/>
+          <w:numId w:val="22"/>
         </w:numPr>
         <w:ind w:left="1440" w:hanging="360"/>
         <w:rPr>
@@ -6462,7 +6095,7 @@
       <w:pPr>
         <w:numPr>
           <w:ilvl w:val="0"/>
-          <w:numId w:val="21"/>
+          <w:numId w:val="22"/>
         </w:numPr>
         <w:ind w:left="1440" w:hanging="360"/>
         <w:rPr>
@@ -6488,7 +6121,7 @@
       <w:pPr>
         <w:numPr>
           <w:ilvl w:val="0"/>
-          <w:numId w:val="21"/>
+          <w:numId w:val="22"/>
         </w:numPr>
         <w:ind w:left="1440" w:hanging="360"/>
         <w:rPr>
@@ -6514,7 +6147,7 @@
       <w:pPr>
         <w:numPr>
           <w:ilvl w:val="0"/>
-          <w:numId w:val="21"/>
+          <w:numId w:val="22"/>
         </w:numPr>
         <w:ind w:left="1440" w:hanging="360"/>
         <w:rPr>
@@ -6540,7 +6173,7 @@
       <w:pPr>
         <w:numPr>
           <w:ilvl w:val="0"/>
-          <w:numId w:val="21"/>
+          <w:numId w:val="22"/>
         </w:numPr>
         <w:ind w:left="1440" w:hanging="360"/>
         <w:rPr>
@@ -6566,7 +6199,7 @@
       <w:pPr>
         <w:numPr>
           <w:ilvl w:val="0"/>
-          <w:numId w:val="21"/>
+          <w:numId w:val="22"/>
         </w:numPr>
         <w:ind w:left="1440" w:hanging="360"/>
         <w:rPr>
@@ -6592,7 +6225,7 @@
       <w:pPr>
         <w:numPr>
           <w:ilvl w:val="0"/>
-          <w:numId w:val="21"/>
+          <w:numId w:val="22"/>
         </w:numPr>
         <w:ind w:left="1440" w:hanging="360"/>
         <w:rPr>
@@ -7055,7 +6688,7 @@
         <w:pageBreakBefore w:val="0"/>
         <w:numPr>
           <w:ilvl w:val="0"/>
-          <w:numId w:val="17"/>
+          <w:numId w:val="18"/>
         </w:numPr>
         <w:pBdr>
           <w:top w:space="0" w:sz="0" w:val="nil"/>
@@ -7082,7 +6715,7 @@
         <w:pageBreakBefore w:val="0"/>
         <w:numPr>
           <w:ilvl w:val="0"/>
-          <w:numId w:val="17"/>
+          <w:numId w:val="18"/>
         </w:numPr>
         <w:pBdr>
           <w:top w:space="0" w:sz="0" w:val="nil"/>
@@ -7129,7 +6762,7 @@
         <w:pageBreakBefore w:val="0"/>
         <w:numPr>
           <w:ilvl w:val="0"/>
-          <w:numId w:val="30"/>
+          <w:numId w:val="31"/>
         </w:numPr>
         <w:pBdr>
           <w:top w:space="0" w:sz="0" w:val="nil"/>
@@ -7148,7 +6781,7 @@
         <w:rPr>
           <w:rtl w:val="0"/>
         </w:rPr>
-        <w:t xml:space="preserve">The system must support multiple concurrent cashier and manager sessions against the same database without data collisions or lost updates (directly motivating the postgreSQL migration)</w:t>
+        <w:t xml:space="preserve">The system must support multiple concurrent cashier and manager sessions against the same database without data collisions or lost updates (directly motivating the migration from SQLite to MySQL) </w:t>
       </w:r>
     </w:p>
     <w:p>
@@ -7156,7 +6789,7 @@
         <w:pageBreakBefore w:val="0"/>
         <w:numPr>
           <w:ilvl w:val="0"/>
-          <w:numId w:val="30"/>
+          <w:numId w:val="31"/>
         </w:numPr>
         <w:pBdr>
           <w:top w:space="0" w:sz="0" w:val="nil"/>
@@ -7258,7 +6891,7 @@
       <w:pPr>
         <w:numPr>
           <w:ilvl w:val="0"/>
-          <w:numId w:val="27"/>
+          <w:numId w:val="28"/>
         </w:numPr>
         <w:ind w:left="1440" w:hanging="360"/>
         <w:rPr>
@@ -7276,7 +6909,7 @@
       <w:pPr>
         <w:numPr>
           <w:ilvl w:val="0"/>
-          <w:numId w:val="27"/>
+          <w:numId w:val="28"/>
         </w:numPr>
         <w:ind w:left="1440" w:hanging="360"/>
         <w:rPr>
@@ -7325,7 +6958,7 @@
         <w:rPr>
           <w:rtl w:val="0"/>
         </w:rPr>
-        <w:t xml:space="preserve">The codebase should preserve the existing modular architecture (model/repository/service/facade layering) so new features can be added without disrupting existing modules.</w:t>
+        <w:t xml:space="preserve">The backend is organized by feature package (for example auth, product, report), each with its own controller, service, repository, and entity/DTO classes, so new features are added as new packages without disrupting existing modules. </w:t>
       </w:r>
     </w:p>
     <w:p>
@@ -7407,7 +7040,7 @@
         <w:widowControl w:val="0"/>
         <w:numPr>
           <w:ilvl w:val="0"/>
-          <w:numId w:val="23"/>
+          <w:numId w:val="24"/>
         </w:numPr>
         <w:pBdr>
           <w:top w:space="0" w:sz="0" w:val="nil"/>
@@ -7480,7 +7113,7 @@
       <w:pPr>
         <w:numPr>
           <w:ilvl w:val="0"/>
-          <w:numId w:val="22"/>
+          <w:numId w:val="23"/>
         </w:numPr>
         <w:spacing w:after="0" w:afterAutospacing="0" w:lineRule="auto"/>
         <w:ind w:left="1440" w:hanging="360"/>
@@ -7507,7 +7140,7 @@
       <w:pPr>
         <w:numPr>
           <w:ilvl w:val="0"/>
-          <w:numId w:val="22"/>
+          <w:numId w:val="23"/>
         </w:numPr>
         <w:spacing w:after="0" w:afterAutospacing="0" w:lineRule="auto"/>
         <w:ind w:left="1440" w:hanging="360"/>
@@ -7534,7 +7167,7 @@
       <w:pPr>
         <w:numPr>
           <w:ilvl w:val="0"/>
-          <w:numId w:val="22"/>
+          <w:numId w:val="23"/>
         </w:numPr>
         <w:spacing w:after="0" w:afterAutospacing="0" w:lineRule="auto"/>
         <w:ind w:left="1440" w:hanging="360"/>
@@ -7561,7 +7194,7 @@
       <w:pPr>
         <w:numPr>
           <w:ilvl w:val="0"/>
-          <w:numId w:val="22"/>
+          <w:numId w:val="23"/>
         </w:numPr>
         <w:spacing w:after="240" w:lineRule="auto"/>
         <w:ind w:left="1440" w:hanging="360"/>
@@ -7602,7 +7235,7 @@
       <w:pPr>
         <w:numPr>
           <w:ilvl w:val="0"/>
-          <w:numId w:val="32"/>
+          <w:numId w:val="33"/>
         </w:numPr>
         <w:spacing w:after="0" w:afterAutospacing="0" w:lineRule="auto"/>
         <w:ind w:left="1440" w:hanging="360"/>
@@ -7623,6 +7256,47 @@
           <w:rtl w:val="0"/>
         </w:rPr>
         <w:t xml:space="preserve"> Integrate Spring AI to parse supplier receipt images/PDFs via OCR and automatically populate incoming stock batches and costs.</w:t>
+      </w:r>
+    </w:p>
+    <w:p>
+      <w:pPr>
+        <w:numPr>
+          <w:ilvl w:val="0"/>
+          <w:numId w:val="33"/>
+        </w:numPr>
+        <w:spacing w:after="240" w:lineRule="auto"/>
+        <w:ind w:left="1440" w:hanging="360"/>
+        <w:rPr>
+          <w:u w:val="none"/>
+        </w:rPr>
+      </w:pPr>
+      <w:r>
+        <w:rPr>
+          <w:b w:val="1"/>
+          <w:bCs w:val="1"/>
+          <w:rtl w:val="0"/>
+        </w:rPr>
+        <w:t xml:space="preserve">CI/CD Automation:</w:t>
+      </w:r>
+      <w:r>
+        <w:rPr>
+          <w:rtl w:val="0"/>
+        </w:rPr>
+        <w:t xml:space="preserve"> Establish GitHub Actions automation for automated test execution, code coverage reporting (JaCoCo), and release builds.</w:t>
+      </w:r>
+    </w:p>
+    <w:p>
+      <w:pPr>
+        <w:pStyle w:val="Heading3"/>
+        <w:rPr/>
+      </w:pPr>
+      <w:bookmarkStart w:colFirst="0" w:colLast="0" w:name="_s42oub3qfdku" w:id="29"/>
+      <w:bookmarkEnd w:id="29"/>
+      <w:r>
+        <w:rPr>
+          <w:rtl w:val="0"/>
+        </w:rPr>
+        <w:t xml:space="preserve">4.1.3. Low Priority / Optional</w:t>
       </w:r>
     </w:p>
     <w:p>
@@ -7643,47 +7317,6 @@
           <w:bCs w:val="1"/>
           <w:rtl w:val="0"/>
         </w:rPr>
-        <w:t xml:space="preserve">CI/CD Automation:</w:t>
-      </w:r>
-      <w:r>
-        <w:rPr>
-          <w:rtl w:val="0"/>
-        </w:rPr>
-        <w:t xml:space="preserve"> Establish GitHub Actions automation for automated test execution, code coverage reporting (JaCoCo), and release builds.</w:t>
-      </w:r>
-    </w:p>
-    <w:p>
-      <w:pPr>
-        <w:pStyle w:val="Heading3"/>
-        <w:rPr/>
-      </w:pPr>
-      <w:bookmarkStart w:colFirst="0" w:colLast="0" w:name="_s42oub3qfdku" w:id="29"/>
-      <w:bookmarkEnd w:id="29"/>
-      <w:r>
-        <w:rPr>
-          <w:rtl w:val="0"/>
-        </w:rPr>
-        <w:t xml:space="preserve">4.1.3. Low Priority / Optional</w:t>
-      </w:r>
-    </w:p>
-    <w:p>
-      <w:pPr>
-        <w:numPr>
-          <w:ilvl w:val="0"/>
-          <w:numId w:val="31"/>
-        </w:numPr>
-        <w:spacing w:after="240" w:lineRule="auto"/>
-        <w:ind w:left="1440" w:hanging="360"/>
-        <w:rPr>
-          <w:u w:val="none"/>
-        </w:rPr>
-      </w:pPr>
-      <w:r>
-        <w:rPr>
-          <w:b w:val="1"/>
-          <w:bCs w:val="1"/>
-          <w:rtl w:val="0"/>
-        </w:rPr>
         <w:t xml:space="preserve">Advanced Analytics &amp; AI Forecasting:</w:t>
       </w:r>
       <w:r>
@@ -7817,7 +7450,7 @@
       <w:pPr>
         <w:numPr>
           <w:ilvl w:val="0"/>
-          <w:numId w:val="16"/>
+          <w:numId w:val="17"/>
         </w:numPr>
         <w:spacing w:after="0" w:afterAutospacing="0" w:lineRule="auto"/>
         <w:ind w:left="1440" w:hanging="360"/>
@@ -7844,7 +7477,7 @@
       <w:pPr>
         <w:numPr>
           <w:ilvl w:val="0"/>
-          <w:numId w:val="16"/>
+          <w:numId w:val="17"/>
         </w:numPr>
         <w:spacing w:after="240" w:lineRule="auto"/>
         <w:ind w:left="1440" w:hanging="360"/>
@@ -7885,7 +7518,7 @@
       <w:pPr>
         <w:numPr>
           <w:ilvl w:val="0"/>
-          <w:numId w:val="25"/>
+          <w:numId w:val="26"/>
         </w:numPr>
         <w:spacing w:after="0" w:afterAutospacing="0" w:lineRule="auto"/>
         <w:ind w:left="1440" w:hanging="360"/>
@@ -7912,7 +7545,7 @@
       <w:pPr>
         <w:numPr>
           <w:ilvl w:val="0"/>
-          <w:numId w:val="25"/>
+          <w:numId w:val="26"/>
         </w:numPr>
         <w:spacing w:after="240" w:lineRule="auto"/>
         <w:ind w:left="1440" w:hanging="360"/>
@@ -7953,7 +7586,7 @@
       <w:pPr>
         <w:numPr>
           <w:ilvl w:val="0"/>
-          <w:numId w:val="28"/>
+          <w:numId w:val="29"/>
         </w:numPr>
         <w:spacing w:after="0" w:afterAutospacing="0" w:lineRule="auto"/>
         <w:ind w:left="1440" w:hanging="360"/>
@@ -7980,7 +7613,7 @@
       <w:pPr>
         <w:numPr>
           <w:ilvl w:val="0"/>
-          <w:numId w:val="28"/>
+          <w:numId w:val="29"/>
         </w:numPr>
         <w:spacing w:after="240" w:lineRule="auto"/>
         <w:ind w:left="1440" w:hanging="360"/>
@@ -8047,38 +7680,17 @@
         </w:pBdr>
         <w:shd w:fill="auto" w:val="clear"/>
         <w:ind w:left="720" w:firstLine="0"/>
+        <w:rPr/>
+      </w:pPr>
+      <w:bookmarkStart w:colFirst="0" w:colLast="0" w:name="_iksrndohvx29" w:id="35"/>
+      <w:bookmarkEnd w:id="35"/>
+      <w:r>
         <w:rPr>
           <w:b w:val="0"/>
           <w:bCs w:val="0"/>
-          <w:u w:val="single"/>
-        </w:rPr>
-      </w:pPr>
-      <w:bookmarkStart w:colFirst="0" w:colLast="0" w:name="_iksrndohvx29" w:id="35"/>
-      <w:bookmarkEnd w:id="35"/>
-      <w:r>
-        <w:rPr>
-          <w:b w:val="0"/>
-          <w:bCs w:val="0"/>
           <w:rtl w:val="0"/>
         </w:rPr>
         <w:t xml:space="preserve">4.3 Timeline</w:t>
-      </w:r>
-      <w:r>
-        <w:rPr>
-          <w:rtl w:val="0"/>
-        </w:rPr>
-      </w:r>
-    </w:p>
-    <w:p>
-      <w:pPr>
-        <w:ind w:left="1440" w:firstLine="0"/>
-        <w:rPr/>
-      </w:pPr>
-      <w:r>
-        <w:rPr>
-          <w:rtl w:val="0"/>
-        </w:rPr>
-        <w:t xml:space="preserve">(The estimated hours should be realistic)</w:t>
       </w:r>
       <w:r>
         <w:rPr>
@@ -8425,28 +8037,7 @@
               <w:rPr>
                 <w:rtl w:val="0"/>
               </w:rPr>
-              <w:t xml:space="preserve"> Web Checkout Interface Baseline, Product Catalog API, Real-Time Low-Stock Checkout Alerts.</w:t>
-            </w:r>
-          </w:p>
-          <w:p>
-            <w:pPr>
-              <w:widowControl w:val="0"/>
-              <w:spacing w:after="240" w:before="240" w:line="240" w:lineRule="auto"/>
-              <w:rPr/>
-            </w:pPr>
-            <w:r>
-              <w:rPr>
-                <w:b w:val="1"/>
-                <w:bCs w:val="1"/>
-                <w:rtl w:val="0"/>
-              </w:rPr>
-              <w:t xml:space="preserve">Desirable Features:</w:t>
-            </w:r>
-            <w:r>
-              <w:rPr>
-                <w:rtl w:val="0"/>
-              </w:rPr>
-              <w:t xml:space="preserve"> AI Supplier/Restock Receipt Scanner (Spring AI OCR Integration).</w:t>
+              <w:t xml:space="preserve"> Product Catalog API, Admin User Management, Inventory Health &amp; Stock Entry.</w:t>
             </w:r>
           </w:p>
         </w:tc>
@@ -8498,7 +8089,7 @@
               <w:rPr>
                 <w:rtl w:val="0"/>
               </w:rPr>
-              <w:t xml:space="preserve">150</w:t>
+              <w:t xml:space="preserve">100</w:t>
             </w:r>
           </w:p>
         </w:tc>
@@ -8557,13 +8148,13 @@
                 <w:bCs w:val="1"/>
                 <w:rtl w:val="0"/>
               </w:rPr>
-              <w:t xml:space="preserve">Desirable Features:</w:t>
-            </w:r>
-            <w:r>
-              <w:rPr>
-                <w:rtl w:val="0"/>
-              </w:rPr>
-              <w:t xml:space="preserve"> AI Smart Restock &amp; Demand Forecasting.</w:t>
+              <w:t xml:space="preserve">Essential Features:</w:t>
+            </w:r>
+            <w:r>
+              <w:rPr>
+                <w:rtl w:val="0"/>
+              </w:rPr>
+              <w:t xml:space="preserve"> Web Checkout Interface Baseline, Real-Time Low-Stock Checkout Alerts.</w:t>
             </w:r>
           </w:p>
           <w:p>
@@ -8662,7 +8253,7 @@
         <w:widowControl w:val="0"/>
         <w:numPr>
           <w:ilvl w:val="0"/>
-          <w:numId w:val="23"/>
+          <w:numId w:val="24"/>
         </w:numPr>
         <w:ind w:left="720" w:hanging="360"/>
       </w:pPr>
@@ -8802,7 +8393,7 @@
       <w:pPr>
         <w:numPr>
           <w:ilvl w:val="0"/>
-          <w:numId w:val="33"/>
+          <w:numId w:val="34"/>
         </w:numPr>
         <w:ind w:left="1440" w:hanging="360"/>
         <w:rPr>
@@ -8854,7 +8445,7 @@
       <w:pPr>
         <w:numPr>
           <w:ilvl w:val="0"/>
-          <w:numId w:val="20"/>
+          <w:numId w:val="21"/>
         </w:numPr>
         <w:ind w:left="1440" w:hanging="360"/>
         <w:rPr>
@@ -9203,27 +8794,62 @@
         <w:rPr>
           <w:rtl w:val="0"/>
         </w:rPr>
-        <w:t xml:space="preserve">Automated execution of JUnit/Mockito test suites and JaCoCo coverage reporting occurs on every pull request. PRs will fail if test suites fail or code coverage drops below agreed team thresholds.</w:t>
-      </w:r>
-      <w:r>
-        <w:rPr>
-          <w:rtl w:val="0"/>
-        </w:rPr>
-      </w:r>
-    </w:p>
-    <w:p>
-      <w:pPr>
-        <w:ind w:left="0" w:firstLine="0"/>
-        <w:rPr>
-          <w:rFonts w:ascii="Trebuchet MS" w:cs="Trebuchet MS" w:eastAsia="Trebuchet MS" w:hAnsi="Trebuchet MS"/>
-          <w:sz w:val="26"/>
-          <w:szCs w:val="26"/>
-        </w:rPr>
-      </w:pPr>
-      <w:r>
-        <w:rPr>
-          <w:rtl w:val="0"/>
-        </w:rPr>
+        <w:t xml:space="preserve">Automated testing will be executed by user created workflows and implemented by GitHub Actions. There will be two modes of automated testing:</w:t>
+      </w:r>
+    </w:p>
+    <w:p>
+      <w:pPr>
+        <w:numPr>
+          <w:ilvl w:val="0"/>
+          <w:numId w:val="15"/>
+        </w:numPr>
+        <w:ind w:left="1440" w:hanging="360"/>
+        <w:rPr>
+          <w:u w:val="none"/>
+        </w:rPr>
+      </w:pPr>
+      <w:r>
+        <w:rPr>
+          <w:rtl w:val="0"/>
+        </w:rPr>
+        <w:t xml:space="preserve">Front-end testing will use Vitest as part of the testing framework as the project is Angular based. Each feature that is created should have its own *</w:t>
+      </w:r>
+      <w:r>
+        <w:rPr>
+          <w:rtl w:val="0"/>
+        </w:rPr>
+        <w:t xml:space="preserve">spec.ts</w:t>
+      </w:r>
+      <w:r>
+        <w:rPr>
+          <w:rtl w:val="0"/>
+        </w:rPr>
+        <w:t xml:space="preserve"> file where the unit tests will be implemented. Code coverage will be done through the default Angular framework and the resulting summary will be posted in the Frontend CI Test workflow run for every accepted pull request.</w:t>
+      </w:r>
+    </w:p>
+    <w:p>
+      <w:pPr>
+        <w:numPr>
+          <w:ilvl w:val="0"/>
+          <w:numId w:val="15"/>
+        </w:numPr>
+        <w:spacing w:after="0" w:afterAutospacing="0"/>
+        <w:ind w:left="1440" w:hanging="360"/>
+        <w:rPr>
+          <w:u w:val="none"/>
+        </w:rPr>
+      </w:pPr>
+      <w:r>
+        <w:rPr>
+          <w:rtl w:val="0"/>
+        </w:rPr>
+        <w:t xml:space="preserve">Back-end testing will use the </w:t>
+      </w:r>
+      <w:r>
+        <w:rPr>
+          <w:rtl w:val="0"/>
+        </w:rPr>
+        <w:t xml:space="preserve">JUnit/Mockito framework. All the test files are located under /code/api/src/test. Code coverage will be done using JaCoCo  and the resulting summary will be posted in the Java CI with Maven workflow run for every accepted pull request.</w:t>
       </w:r>
     </w:p>
     <w:p>
@@ -9235,7 +8861,7 @@
         <w:widowControl w:val="0"/>
         <w:numPr>
           <w:ilvl w:val="0"/>
-          <w:numId w:val="23"/>
+          <w:numId w:val="24"/>
         </w:numPr>
         <w:pBdr>
           <w:top w:space="0" w:sz="0" w:val="nil"/>
@@ -9245,6 +8871,7 @@
           <w:between w:space="0" w:sz="0" w:val="nil"/>
         </w:pBdr>
         <w:shd w:fill="auto" w:val="clear"/>
+        <w:spacing w:before="0" w:beforeAutospacing="0"/>
         <w:ind w:left="720" w:hanging="360"/>
         <w:rPr/>
       </w:pPr>
@@ -9704,7 +9331,7 @@
               <w:rPr>
                 <w:rtl w:val="0"/>
               </w:rPr>
-              <w:t xml:space="preserve">Overall Unit  Test Coverage</w:t>
+              <w:t xml:space="preserve">Total Number of Feature Test Cases</w:t>
             </w:r>
           </w:p>
         </w:tc>
@@ -9742,169 +9369,7 @@
               <w:rPr>
                 <w:rtl w:val="0"/>
               </w:rPr>
-              <w:t xml:space="preserve">Unit Test coverage will be split between front-end and back-end. The goal is to get to as close as 100% as possible</w:t>
-            </w:r>
-          </w:p>
-        </w:tc>
-      </w:tr>
-      <w:tr>
-        <w:trPr>
-          <w:cantSplit w:val="0"/>
-          <w:tblHeader w:val="0"/>
-        </w:trPr>
-        <w:tc>
-          <w:tcPr>
-            <w:shd w:fill="auto" w:val="clear"/>
-            <w:tcMar>
-              <w:top w:w="100.0" w:type="dxa"/>
-              <w:left w:w="100.0" w:type="dxa"/>
-              <w:bottom w:w="100.0" w:type="dxa"/>
-              <w:right w:w="100.0" w:type="dxa"/>
-            </w:tcMar>
-            <w:vAlign w:val="top"/>
-          </w:tcPr>
-          <w:p>
-            <w:pPr>
-              <w:keepNext w:val="0"/>
-              <w:keepLines w:val="0"/>
-              <w:pageBreakBefore w:val="0"/>
-              <w:widowControl w:val="0"/>
-              <w:pBdr>
-                <w:top w:space="0" w:sz="0" w:val="nil"/>
-                <w:left w:space="0" w:sz="0" w:val="nil"/>
-                <w:bottom w:space="0" w:sz="0" w:val="nil"/>
-                <w:right w:space="0" w:sz="0" w:val="nil"/>
-                <w:between w:space="0" w:sz="0" w:val="nil"/>
-              </w:pBdr>
-              <w:shd w:fill="auto" w:val="clear"/>
-              <w:spacing w:after="0" w:before="0" w:line="240" w:lineRule="auto"/>
-              <w:ind w:left="0" w:right="0" w:firstLine="0"/>
-              <w:jc w:val="left"/>
-              <w:rPr/>
-            </w:pPr>
-            <w:r>
-              <w:rPr>
-                <w:rtl w:val="0"/>
-              </w:rPr>
-              <w:t xml:space="preserve">Total Number of Feature Test Cases</w:t>
-            </w:r>
-          </w:p>
-        </w:tc>
-        <w:tc>
-          <w:tcPr>
-            <w:shd w:fill="auto" w:val="clear"/>
-            <w:tcMar>
-              <w:top w:w="100.0" w:type="dxa"/>
-              <w:left w:w="100.0" w:type="dxa"/>
-              <w:bottom w:w="100.0" w:type="dxa"/>
-              <w:right w:w="100.0" w:type="dxa"/>
-            </w:tcMar>
-            <w:vAlign w:val="top"/>
-          </w:tcPr>
-          <w:p>
-            <w:pPr>
-              <w:keepNext w:val="0"/>
-              <w:keepLines w:val="0"/>
-              <w:pageBreakBefore w:val="0"/>
-              <w:widowControl w:val="0"/>
-              <w:pBdr>
-                <w:top w:space="0" w:sz="0" w:val="nil"/>
-                <w:left w:space="0" w:sz="0" w:val="nil"/>
-                <w:bottom w:space="0" w:sz="0" w:val="nil"/>
-                <w:right w:space="0" w:sz="0" w:val="nil"/>
-                <w:between w:space="0" w:sz="0" w:val="nil"/>
-              </w:pBdr>
-              <w:shd w:fill="auto" w:val="clear"/>
-              <w:spacing w:after="0" w:before="0" w:line="240" w:lineRule="auto"/>
-              <w:ind w:left="0" w:right="0" w:firstLine="0"/>
-              <w:jc w:val="left"/>
-              <w:rPr/>
-            </w:pPr>
-            <w:r>
-              <w:rPr>
-                <w:rtl w:val="0"/>
-              </w:rPr>
               <w:t xml:space="preserve">The total number of feature test cases. These are system tests and are designed to fully test the feature/user story.</w:t>
-            </w:r>
-          </w:p>
-        </w:tc>
-      </w:tr>
-      <w:tr>
-        <w:trPr>
-          <w:cantSplit w:val="0"/>
-          <w:tblHeader w:val="0"/>
-        </w:trPr>
-        <w:tc>
-          <w:tcPr>
-            <w:shd w:fill="auto" w:val="clear"/>
-            <w:tcMar>
-              <w:top w:w="100.0" w:type="dxa"/>
-              <w:left w:w="100.0" w:type="dxa"/>
-              <w:bottom w:w="100.0" w:type="dxa"/>
-              <w:right w:w="100.0" w:type="dxa"/>
-            </w:tcMar>
-            <w:vAlign w:val="top"/>
-          </w:tcPr>
-          <w:p>
-            <w:pPr>
-              <w:keepNext w:val="0"/>
-              <w:keepLines w:val="0"/>
-              <w:pageBreakBefore w:val="0"/>
-              <w:widowControl w:val="0"/>
-              <w:pBdr>
-                <w:top w:space="0" w:sz="0" w:val="nil"/>
-                <w:left w:space="0" w:sz="0" w:val="nil"/>
-                <w:bottom w:space="0" w:sz="0" w:val="nil"/>
-                <w:right w:space="0" w:sz="0" w:val="nil"/>
-                <w:between w:space="0" w:sz="0" w:val="nil"/>
-              </w:pBdr>
-              <w:shd w:fill="auto" w:val="clear"/>
-              <w:spacing w:after="0" w:before="0" w:line="240" w:lineRule="auto"/>
-              <w:ind w:left="0" w:right="0" w:firstLine="0"/>
-              <w:jc w:val="left"/>
-              <w:rPr/>
-            </w:pPr>
-            <w:r>
-              <w:rPr>
-                <w:rtl w:val="0"/>
-              </w:rPr>
-            </w:r>
-          </w:p>
-        </w:tc>
-        <w:tc>
-          <w:tcPr>
-            <w:shd w:fill="auto" w:val="clear"/>
-            <w:tcMar>
-              <w:top w:w="100.0" w:type="dxa"/>
-              <w:left w:w="100.0" w:type="dxa"/>
-              <w:bottom w:w="100.0" w:type="dxa"/>
-              <w:right w:w="100.0" w:type="dxa"/>
-            </w:tcMar>
-            <w:vAlign w:val="top"/>
-          </w:tcPr>
-          <w:p>
-            <w:pPr>
-              <w:keepNext w:val="0"/>
-              <w:keepLines w:val="0"/>
-              <w:pageBreakBefore w:val="0"/>
-              <w:widowControl w:val="0"/>
-              <w:pBdr>
-                <w:top w:space="0" w:sz="0" w:val="nil"/>
-                <w:left w:space="0" w:sz="0" w:val="nil"/>
-                <w:bottom w:space="0" w:sz="0" w:val="nil"/>
-                <w:right w:space="0" w:sz="0" w:val="nil"/>
-                <w:between w:space="0" w:sz="0" w:val="nil"/>
-              </w:pBdr>
-              <w:shd w:fill="auto" w:val="clear"/>
-              <w:spacing w:after="0" w:before="0" w:line="240" w:lineRule="auto"/>
-              <w:ind w:left="0" w:right="0" w:firstLine="0"/>
-              <w:jc w:val="left"/>
-              <w:rPr/>
-            </w:pPr>
-            <w:r>
-              <w:rPr>
-                <w:rtl w:val="0"/>
-              </w:rPr>
             </w:r>
           </w:p>
         </w:tc>
@@ -10053,7 +9518,7 @@
         <w:widowControl w:val="0"/>
         <w:numPr>
           <w:ilvl w:val="0"/>
-          <w:numId w:val="24"/>
+          <w:numId w:val="25"/>
         </w:numPr>
         <w:spacing w:before="0" w:lineRule="auto"/>
         <w:ind w:left="1440" w:hanging="360"/>
@@ -10073,7 +9538,7 @@
         <w:rPr>
           <w:rtl w:val="0"/>
         </w:rPr>
-        <w:t xml:space="preserve"> Review should be done as a team with a minimum approval for the code change to be merged into a selected branch be set at two different team members. This should ensure that all code changes be viewed by everyone, and allows at least 60% (including owner of PR) approval before merging. </w:t>
+        <w:t xml:space="preserve"> Review should be done as a team with a minimum approval for the code change to be merged into a selected branch be set at two different team members. This should ensure that all code changes are viewed by everyone, and allows at least 60% (including owner of PR) approval before merging. </w:t>
       </w:r>
     </w:p>
     <w:p>
@@ -10081,7 +9546,7 @@
         <w:widowControl w:val="0"/>
         <w:numPr>
           <w:ilvl w:val="0"/>
-          <w:numId w:val="24"/>
+          <w:numId w:val="25"/>
         </w:numPr>
         <w:spacing w:before="0" w:lineRule="auto"/>
         <w:ind w:left="1440" w:hanging="360"/>
@@ -10240,7 +9705,7 @@
         <w:pageBreakBefore w:val="0"/>
         <w:numPr>
           <w:ilvl w:val="0"/>
-          <w:numId w:val="18"/>
+          <w:numId w:val="19"/>
         </w:numPr>
         <w:pBdr>
           <w:top w:space="0" w:sz="0" w:val="nil"/>
@@ -10283,7 +9748,7 @@
         <w:pageBreakBefore w:val="0"/>
         <w:numPr>
           <w:ilvl w:val="0"/>
-          <w:numId w:val="18"/>
+          <w:numId w:val="19"/>
         </w:numPr>
         <w:pBdr>
           <w:top w:space="0" w:sz="0" w:val="nil"/>
@@ -10393,7 +9858,7 @@
         <w:widowControl w:val="0"/>
         <w:numPr>
           <w:ilvl w:val="0"/>
-          <w:numId w:val="23"/>
+          <w:numId w:val="24"/>
         </w:numPr>
         <w:pBdr>
           <w:top w:space="0" w:sz="0" w:val="nil"/>
@@ -10413,21 +9878,6 @@
           <w:rtl w:val="0"/>
         </w:rPr>
         <w:t xml:space="preserve">AI usage Log</w:t>
-      </w:r>
-    </w:p>
-    <w:p>
-      <w:pPr>
-        <w:keepNext w:val="0"/>
-        <w:keepLines w:val="0"/>
-        <w:widowControl w:val="0"/>
-        <w:ind w:left="720" w:firstLine="0"/>
-        <w:rPr/>
-      </w:pPr>
-      <w:r>
-        <w:rPr>
-          <w:rtl w:val="0"/>
-        </w:rPr>
-        <w:t xml:space="preserve">(This table summarizes AI contribution in this document)</w:t>
       </w:r>
     </w:p>
     <w:tbl>
@@ -11057,7 +10507,7 @@
         <w:widowControl w:val="0"/>
         <w:numPr>
           <w:ilvl w:val="0"/>
-          <w:numId w:val="23"/>
+          <w:numId w:val="24"/>
         </w:numPr>
         <w:pBdr>
           <w:top w:space="0" w:sz="0" w:val="nil"/>
@@ -11157,7 +10607,39 @@
         <w:widowControl w:val="0"/>
         <w:numPr>
           <w:ilvl w:val="0"/>
-          <w:numId w:val="23"/>
+          <w:numId w:val="24"/>
+        </w:numPr>
+        <w:pBdr>
+          <w:top w:space="0" w:sz="0" w:val="nil"/>
+          <w:left w:space="0" w:sz="0" w:val="nil"/>
+          <w:bottom w:space="0" w:sz="0" w:val="nil"/>
+          <w:right w:space="0" w:sz="0" w:val="nil"/>
+          <w:between w:space="0" w:sz="0" w:val="nil"/>
+        </w:pBdr>
+        <w:shd w:fill="auto" w:val="clear"/>
+        <w:spacing w:after="0" w:afterAutospacing="0" w:before="0" w:beforeAutospacing="0"/>
+        <w:ind w:left="720" w:hanging="360"/>
+        <w:rPr/>
+      </w:pPr>
+      <w:bookmarkStart w:colFirst="0" w:colLast="0" w:name="_pd9euov6m4du" w:id="56"/>
+      <w:bookmarkEnd w:id="56"/>
+      <w:r>
+        <w:rPr>
+          <w:rtl w:val="0"/>
+        </w:rPr>
+        <w:t xml:space="preserve">References</w:t>
+      </w:r>
+    </w:p>
+    <w:p>
+      <w:pPr>
+        <w:pStyle w:val="Heading1"/>
+        <w:keepNext w:val="0"/>
+        <w:keepLines w:val="0"/>
+        <w:pageBreakBefore w:val="0"/>
+        <w:widowControl w:val="0"/>
+        <w:numPr>
+          <w:ilvl w:val="0"/>
+          <w:numId w:val="24"/>
         </w:numPr>
         <w:pBdr>
           <w:top w:space="0" w:sz="0" w:val="nil"/>
@@ -11171,13 +10653,13 @@
         <w:ind w:left="720" w:hanging="360"/>
         <w:rPr/>
       </w:pPr>
-      <w:bookmarkStart w:colFirst="0" w:colLast="0" w:name="_pd9euov6m4du" w:id="56"/>
-      <w:bookmarkEnd w:id="56"/>
-      <w:r>
-        <w:rPr>
-          <w:rtl w:val="0"/>
-        </w:rPr>
-        <w:t xml:space="preserve">References</w:t>
+      <w:bookmarkStart w:colFirst="0" w:colLast="0" w:name="_ty3i2nqffhtc" w:id="57"/>
+      <w:bookmarkEnd w:id="57"/>
+      <w:r>
+        <w:rPr>
+          <w:rtl w:val="0"/>
+        </w:rPr>
+        <w:t xml:space="preserve">Glossary </w:t>
       </w:r>
     </w:p>
     <w:p>
@@ -11189,50 +10671,6 @@
         <w:rPr>
           <w:rtl w:val="0"/>
         </w:rPr>
-        <w:t xml:space="preserve">(Any references/citations that you have used)</w:t>
-      </w:r>
-    </w:p>
-    <w:p>
-      <w:pPr>
-        <w:pStyle w:val="Heading1"/>
-        <w:keepNext w:val="0"/>
-        <w:keepLines w:val="0"/>
-        <w:pageBreakBefore w:val="0"/>
-        <w:widowControl w:val="0"/>
-        <w:numPr>
-          <w:ilvl w:val="0"/>
-          <w:numId w:val="23"/>
-        </w:numPr>
-        <w:pBdr>
-          <w:top w:space="0" w:sz="0" w:val="nil"/>
-          <w:left w:space="0" w:sz="0" w:val="nil"/>
-          <w:bottom w:space="0" w:sz="0" w:val="nil"/>
-          <w:right w:space="0" w:sz="0" w:val="nil"/>
-          <w:between w:space="0" w:sz="0" w:val="nil"/>
-        </w:pBdr>
-        <w:shd w:fill="auto" w:val="clear"/>
-        <w:ind w:left="720" w:hanging="360"/>
-        <w:rPr/>
-      </w:pPr>
-      <w:bookmarkStart w:colFirst="0" w:colLast="0" w:name="_ty3i2nqffhtc" w:id="57"/>
-      <w:bookmarkEnd w:id="57"/>
-      <w:r>
-        <w:rPr>
-          <w:rtl w:val="0"/>
-        </w:rPr>
-        <w:t xml:space="preserve">Glossary </w:t>
-      </w:r>
-    </w:p>
-    <w:p>
-      <w:pPr>
-        <w:ind w:left="720" w:firstLine="0"/>
-        <w:rPr/>
-      </w:pPr>
-      <w:r>
-        <w:rPr>
-          <w:rtl w:val="0"/>
-        </w:rPr>
-        <w:t xml:space="preserve">(Any acronym used in the document should be explained here)</w:t>
       </w:r>
     </w:p>
     <w:sectPr>
@@ -12826,9 +12264,33 @@
   <w:abstractNum w:abstractNumId="15">
     <w:lvl w:ilvl="0">
       <w:start w:val="1"/>
-      <w:numFmt w:val="bullet"/>
-      <w:lvlText w:val="●"/>
-      <w:lvlJc w:val="left"/>
+      <w:numFmt w:val="decimal"/>
+      <w:lvlText w:val="%1."/>
+      <w:lvlJc w:val="left"/>
+      <w:pPr>
+        <w:ind w:left="1440" w:hanging="360"/>
+      </w:pPr>
+      <w:rPr>
+        <w:u w:val="none"/>
+      </w:rPr>
+    </w:lvl>
+    <w:lvl w:ilvl="1">
+      <w:start w:val="1"/>
+      <w:numFmt w:val="lowerLetter"/>
+      <w:lvlText w:val="%2."/>
+      <w:lvlJc w:val="left"/>
+      <w:pPr>
+        <w:ind w:left="2160" w:hanging="360"/>
+      </w:pPr>
+      <w:rPr>
+        <w:u w:val="none"/>
+      </w:rPr>
+    </w:lvl>
+    <w:lvl w:ilvl="2">
+      <w:start w:val="1"/>
+      <w:numFmt w:val="lowerRoman"/>
+      <w:lvlText w:val="%3."/>
+      <w:lvlJc w:val="right"/>
       <w:pPr>
         <w:ind w:left="2880" w:hanging="360"/>
       </w:pPr>
@@ -12836,10 +12298,10 @@
         <w:u w:val="none"/>
       </w:rPr>
     </w:lvl>
-    <w:lvl w:ilvl="1">
-      <w:start w:val="1"/>
-      <w:numFmt w:val="bullet"/>
-      <w:lvlText w:val="○"/>
+    <w:lvl w:ilvl="3">
+      <w:start w:val="1"/>
+      <w:numFmt w:val="decimal"/>
+      <w:lvlText w:val="%4."/>
       <w:lvlJc w:val="left"/>
       <w:pPr>
         <w:ind w:left="3600" w:hanging="360"/>
@@ -12848,10 +12310,10 @@
         <w:u w:val="none"/>
       </w:rPr>
     </w:lvl>
-    <w:lvl w:ilvl="2">
-      <w:start w:val="1"/>
-      <w:numFmt w:val="bullet"/>
-      <w:lvlText w:val="■"/>
+    <w:lvl w:ilvl="4">
+      <w:start w:val="1"/>
+      <w:numFmt w:val="lowerLetter"/>
+      <w:lvlText w:val="%5."/>
       <w:lvlJc w:val="left"/>
       <w:pPr>
         <w:ind w:left="4320" w:hanging="360"/>
@@ -12860,11 +12322,11 @@
         <w:u w:val="none"/>
       </w:rPr>
     </w:lvl>
-    <w:lvl w:ilvl="3">
-      <w:start w:val="1"/>
-      <w:numFmt w:val="bullet"/>
-      <w:lvlText w:val="●"/>
-      <w:lvlJc w:val="left"/>
+    <w:lvl w:ilvl="5">
+      <w:start w:val="1"/>
+      <w:numFmt w:val="lowerRoman"/>
+      <w:lvlText w:val="%6."/>
+      <w:lvlJc w:val="right"/>
       <w:pPr>
         <w:ind w:left="5040" w:hanging="360"/>
       </w:pPr>
@@ -12872,10 +12334,10 @@
         <w:u w:val="none"/>
       </w:rPr>
     </w:lvl>
-    <w:lvl w:ilvl="4">
-      <w:start w:val="1"/>
-      <w:numFmt w:val="bullet"/>
-      <w:lvlText w:val="○"/>
+    <w:lvl w:ilvl="6">
+      <w:start w:val="1"/>
+      <w:numFmt w:val="decimal"/>
+      <w:lvlText w:val="%7."/>
       <w:lvlJc w:val="left"/>
       <w:pPr>
         <w:ind w:left="5760" w:hanging="360"/>
@@ -12884,10 +12346,10 @@
         <w:u w:val="none"/>
       </w:rPr>
     </w:lvl>
-    <w:lvl w:ilvl="5">
-      <w:start w:val="1"/>
-      <w:numFmt w:val="bullet"/>
-      <w:lvlText w:val="■"/>
+    <w:lvl w:ilvl="7">
+      <w:start w:val="1"/>
+      <w:numFmt w:val="lowerLetter"/>
+      <w:lvlText w:val="%8."/>
       <w:lvlJc w:val="left"/>
       <w:pPr>
         <w:ind w:left="6480" w:hanging="360"/>
@@ -12896,37 +12358,13 @@
         <w:u w:val="none"/>
       </w:rPr>
     </w:lvl>
-    <w:lvl w:ilvl="6">
-      <w:start w:val="1"/>
-      <w:numFmt w:val="bullet"/>
-      <w:lvlText w:val="●"/>
-      <w:lvlJc w:val="left"/>
+    <w:lvl w:ilvl="8">
+      <w:start w:val="1"/>
+      <w:numFmt w:val="lowerRoman"/>
+      <w:lvlText w:val="%9."/>
+      <w:lvlJc w:val="right"/>
       <w:pPr>
         <w:ind w:left="7200" w:hanging="360"/>
-      </w:pPr>
-      <w:rPr>
-        <w:u w:val="none"/>
-      </w:rPr>
-    </w:lvl>
-    <w:lvl w:ilvl="7">
-      <w:start w:val="1"/>
-      <w:numFmt w:val="bullet"/>
-      <w:lvlText w:val="○"/>
-      <w:lvlJc w:val="left"/>
-      <w:pPr>
-        <w:ind w:left="7920" w:hanging="360"/>
-      </w:pPr>
-      <w:rPr>
-        <w:u w:val="none"/>
-      </w:rPr>
-    </w:lvl>
-    <w:lvl w:ilvl="8">
-      <w:start w:val="1"/>
-      <w:numFmt w:val="bullet"/>
-      <w:lvlText w:val="■"/>
-      <w:lvlJc w:val="left"/>
-      <w:pPr>
-        <w:ind w:left="8640" w:hanging="360"/>
       </w:pPr>
       <w:rPr>
         <w:u w:val="none"/>
@@ -12940,7 +12378,7 @@
       <w:lvlText w:val="●"/>
       <w:lvlJc w:val="left"/>
       <w:pPr>
-        <w:ind w:left="1440" w:hanging="360"/>
+        <w:ind w:left="2880" w:hanging="360"/>
       </w:pPr>
       <w:rPr>
         <w:u w:val="none"/>
@@ -12952,7 +12390,7 @@
       <w:lvlText w:val="○"/>
       <w:lvlJc w:val="left"/>
       <w:pPr>
-        <w:ind w:left="2160" w:hanging="360"/>
+        <w:ind w:left="3600" w:hanging="360"/>
       </w:pPr>
       <w:rPr>
         <w:u w:val="none"/>
@@ -12964,7 +12402,7 @@
       <w:lvlText w:val="■"/>
       <w:lvlJc w:val="left"/>
       <w:pPr>
-        <w:ind w:left="2880" w:hanging="360"/>
+        <w:ind w:left="4320" w:hanging="360"/>
       </w:pPr>
       <w:rPr>
         <w:u w:val="none"/>
@@ -12976,7 +12414,7 @@
       <w:lvlText w:val="●"/>
       <w:lvlJc w:val="left"/>
       <w:pPr>
-        <w:ind w:left="3600" w:hanging="360"/>
+        <w:ind w:left="5040" w:hanging="360"/>
       </w:pPr>
       <w:rPr>
         <w:u w:val="none"/>
@@ -12988,7 +12426,7 @@
       <w:lvlText w:val="○"/>
       <w:lvlJc w:val="left"/>
       <w:pPr>
-        <w:ind w:left="4320" w:hanging="360"/>
+        <w:ind w:left="5760" w:hanging="360"/>
       </w:pPr>
       <w:rPr>
         <w:u w:val="none"/>
@@ -13000,7 +12438,7 @@
       <w:lvlText w:val="■"/>
       <w:lvlJc w:val="left"/>
       <w:pPr>
-        <w:ind w:left="5040" w:hanging="360"/>
+        <w:ind w:left="6480" w:hanging="360"/>
       </w:pPr>
       <w:rPr>
         <w:u w:val="none"/>
@@ -13012,7 +12450,7 @@
       <w:lvlText w:val="●"/>
       <w:lvlJc w:val="left"/>
       <w:pPr>
-        <w:ind w:left="5760" w:hanging="360"/>
+        <w:ind w:left="7200" w:hanging="360"/>
       </w:pPr>
       <w:rPr>
         <w:u w:val="none"/>
@@ -13024,7 +12462,7 @@
       <w:lvlText w:val="○"/>
       <w:lvlJc w:val="left"/>
       <w:pPr>
-        <w:ind w:left="6480" w:hanging="360"/>
+        <w:ind w:left="7920" w:hanging="360"/>
       </w:pPr>
       <w:rPr>
         <w:u w:val="none"/>
@@ -13036,7 +12474,7 @@
       <w:lvlText w:val="■"/>
       <w:lvlJc w:val="left"/>
       <w:pPr>
-        <w:ind w:left="7200" w:hanging="360"/>
+        <w:ind w:left="8640" w:hanging="360"/>
       </w:pPr>
       <w:rPr>
         <w:u w:val="none"/>
@@ -13270,10 +12708,9 @@
       <w:lvlText w:val="●"/>
       <w:lvlJc w:val="left"/>
       <w:pPr>
-        <w:ind w:left="720" w:hanging="360"/>
-      </w:pPr>
-      <w:rPr>
-        <w:rFonts w:ascii="Arial" w:cs="Arial" w:eastAsia="Arial" w:hAnsi="Arial"/>
+        <w:ind w:left="1440" w:hanging="360"/>
+      </w:pPr>
+      <w:rPr>
         <w:u w:val="none"/>
       </w:rPr>
     </w:lvl>
@@ -13283,7 +12720,7 @@
       <w:lvlText w:val="○"/>
       <w:lvlJc w:val="left"/>
       <w:pPr>
-        <w:ind w:left="1440" w:hanging="360"/>
+        <w:ind w:left="2160" w:hanging="360"/>
       </w:pPr>
       <w:rPr>
         <w:u w:val="none"/>
@@ -13295,7 +12732,7 @@
       <w:lvlText w:val="■"/>
       <w:lvlJc w:val="left"/>
       <w:pPr>
-        <w:ind w:left="2160" w:hanging="360"/>
+        <w:ind w:left="2880" w:hanging="360"/>
       </w:pPr>
       <w:rPr>
         <w:u w:val="none"/>
@@ -13307,7 +12744,7 @@
       <w:lvlText w:val="●"/>
       <w:lvlJc w:val="left"/>
       <w:pPr>
-        <w:ind w:left="2880" w:hanging="360"/>
+        <w:ind w:left="3600" w:hanging="360"/>
       </w:pPr>
       <w:rPr>
         <w:u w:val="none"/>
@@ -13319,7 +12756,7 @@
       <w:lvlText w:val="○"/>
       <w:lvlJc w:val="left"/>
       <w:pPr>
-        <w:ind w:left="3600" w:hanging="360"/>
+        <w:ind w:left="4320" w:hanging="360"/>
       </w:pPr>
       <w:rPr>
         <w:u w:val="none"/>
@@ -13331,7 +12768,7 @@
       <w:lvlText w:val="■"/>
       <w:lvlJc w:val="left"/>
       <w:pPr>
-        <w:ind w:left="4320" w:hanging="360"/>
+        <w:ind w:left="5040" w:hanging="360"/>
       </w:pPr>
       <w:rPr>
         <w:u w:val="none"/>
@@ -13343,7 +12780,7 @@
       <w:lvlText w:val="●"/>
       <w:lvlJc w:val="left"/>
       <w:pPr>
-        <w:ind w:left="5040" w:hanging="360"/>
+        <w:ind w:left="5760" w:hanging="360"/>
       </w:pPr>
       <w:rPr>
         <w:u w:val="none"/>
@@ -13355,7 +12792,7 @@
       <w:lvlText w:val="○"/>
       <w:lvlJc w:val="left"/>
       <w:pPr>
-        <w:ind w:left="5760" w:hanging="360"/>
+        <w:ind w:left="6480" w:hanging="360"/>
       </w:pPr>
       <w:rPr>
         <w:u w:val="none"/>
@@ -13367,7 +12804,7 @@
       <w:lvlText w:val="■"/>
       <w:lvlJc w:val="left"/>
       <w:pPr>
-        <w:ind w:left="6480" w:hanging="360"/>
+        <w:ind w:left="7200" w:hanging="360"/>
       </w:pPr>
       <w:rPr>
         <w:u w:val="none"/>
@@ -13381,103 +12818,104 @@
       <w:lvlText w:val="●"/>
       <w:lvlJc w:val="left"/>
       <w:pPr>
+        <w:ind w:left="720" w:hanging="360"/>
+      </w:pPr>
+      <w:rPr>
+        <w:rFonts w:ascii="Arial" w:cs="Arial" w:eastAsia="Arial" w:hAnsi="Arial"/>
+        <w:u w:val="none"/>
+      </w:rPr>
+    </w:lvl>
+    <w:lvl w:ilvl="1">
+      <w:start w:val="1"/>
+      <w:numFmt w:val="bullet"/>
+      <w:lvlText w:val="○"/>
+      <w:lvlJc w:val="left"/>
+      <w:pPr>
         <w:ind w:left="1440" w:hanging="360"/>
       </w:pPr>
       <w:rPr>
         <w:u w:val="none"/>
       </w:rPr>
     </w:lvl>
-    <w:lvl w:ilvl="1">
+    <w:lvl w:ilvl="2">
+      <w:start w:val="1"/>
+      <w:numFmt w:val="bullet"/>
+      <w:lvlText w:val="■"/>
+      <w:lvlJc w:val="left"/>
+      <w:pPr>
+        <w:ind w:left="2160" w:hanging="360"/>
+      </w:pPr>
+      <w:rPr>
+        <w:u w:val="none"/>
+      </w:rPr>
+    </w:lvl>
+    <w:lvl w:ilvl="3">
+      <w:start w:val="1"/>
+      <w:numFmt w:val="bullet"/>
+      <w:lvlText w:val="●"/>
+      <w:lvlJc w:val="left"/>
+      <w:pPr>
+        <w:ind w:left="2880" w:hanging="360"/>
+      </w:pPr>
+      <w:rPr>
+        <w:u w:val="none"/>
+      </w:rPr>
+    </w:lvl>
+    <w:lvl w:ilvl="4">
       <w:start w:val="1"/>
       <w:numFmt w:val="bullet"/>
       <w:lvlText w:val="○"/>
       <w:lvlJc w:val="left"/>
       <w:pPr>
-        <w:ind w:left="2160" w:hanging="360"/>
-      </w:pPr>
-      <w:rPr>
-        <w:u w:val="none"/>
-      </w:rPr>
-    </w:lvl>
-    <w:lvl w:ilvl="2">
+        <w:ind w:left="3600" w:hanging="360"/>
+      </w:pPr>
+      <w:rPr>
+        <w:u w:val="none"/>
+      </w:rPr>
+    </w:lvl>
+    <w:lvl w:ilvl="5">
       <w:start w:val="1"/>
       <w:numFmt w:val="bullet"/>
       <w:lvlText w:val="■"/>
       <w:lvlJc w:val="left"/>
       <w:pPr>
-        <w:ind w:left="2880" w:hanging="360"/>
-      </w:pPr>
-      <w:rPr>
-        <w:u w:val="none"/>
-      </w:rPr>
-    </w:lvl>
-    <w:lvl w:ilvl="3">
+        <w:ind w:left="4320" w:hanging="360"/>
+      </w:pPr>
+      <w:rPr>
+        <w:u w:val="none"/>
+      </w:rPr>
+    </w:lvl>
+    <w:lvl w:ilvl="6">
       <w:start w:val="1"/>
       <w:numFmt w:val="bullet"/>
       <w:lvlText w:val="●"/>
       <w:lvlJc w:val="left"/>
       <w:pPr>
-        <w:ind w:left="3600" w:hanging="360"/>
-      </w:pPr>
-      <w:rPr>
-        <w:u w:val="none"/>
-      </w:rPr>
-    </w:lvl>
-    <w:lvl w:ilvl="4">
+        <w:ind w:left="5040" w:hanging="360"/>
+      </w:pPr>
+      <w:rPr>
+        <w:u w:val="none"/>
+      </w:rPr>
+    </w:lvl>
+    <w:lvl w:ilvl="7">
       <w:start w:val="1"/>
       <w:numFmt w:val="bullet"/>
       <w:lvlText w:val="○"/>
       <w:lvlJc w:val="left"/>
       <w:pPr>
-        <w:ind w:left="4320" w:hanging="360"/>
-      </w:pPr>
-      <w:rPr>
-        <w:u w:val="none"/>
-      </w:rPr>
-    </w:lvl>
-    <w:lvl w:ilvl="5">
+        <w:ind w:left="5760" w:hanging="360"/>
+      </w:pPr>
+      <w:rPr>
+        <w:u w:val="none"/>
+      </w:rPr>
+    </w:lvl>
+    <w:lvl w:ilvl="8">
       <w:start w:val="1"/>
       <w:numFmt w:val="bullet"/>
       <w:lvlText w:val="■"/>
       <w:lvlJc w:val="left"/>
       <w:pPr>
-        <w:ind w:left="5040" w:hanging="360"/>
-      </w:pPr>
-      <w:rPr>
-        <w:u w:val="none"/>
-      </w:rPr>
-    </w:lvl>
-    <w:lvl w:ilvl="6">
-      <w:start w:val="1"/>
-      <w:numFmt w:val="bullet"/>
-      <w:lvlText w:val="●"/>
-      <w:lvlJc w:val="left"/>
-      <w:pPr>
-        <w:ind w:left="5760" w:hanging="360"/>
-      </w:pPr>
-      <w:rPr>
-        <w:u w:val="none"/>
-      </w:rPr>
-    </w:lvl>
-    <w:lvl w:ilvl="7">
-      <w:start w:val="1"/>
-      <w:numFmt w:val="bullet"/>
-      <w:lvlText w:val="○"/>
-      <w:lvlJc w:val="left"/>
-      <w:pPr>
         <w:ind w:left="6480" w:hanging="360"/>
-      </w:pPr>
-      <w:rPr>
-        <w:u w:val="none"/>
-      </w:rPr>
-    </w:lvl>
-    <w:lvl w:ilvl="8">
-      <w:start w:val="1"/>
-      <w:numFmt w:val="bullet"/>
-      <w:lvlText w:val="■"/>
-      <w:lvlJc w:val="left"/>
-      <w:pPr>
-        <w:ind w:left="7200" w:hanging="360"/>
       </w:pPr>
       <w:rPr>
         <w:u w:val="none"/>
@@ -13491,103 +12929,103 @@
       <w:lvlText w:val="●"/>
       <w:lvlJc w:val="left"/>
       <w:pPr>
+        <w:ind w:left="1440" w:hanging="360"/>
+      </w:pPr>
+      <w:rPr>
+        <w:u w:val="none"/>
+      </w:rPr>
+    </w:lvl>
+    <w:lvl w:ilvl="1">
+      <w:start w:val="1"/>
+      <w:numFmt w:val="bullet"/>
+      <w:lvlText w:val="○"/>
+      <w:lvlJc w:val="left"/>
+      <w:pPr>
+        <w:ind w:left="2160" w:hanging="360"/>
+      </w:pPr>
+      <w:rPr>
+        <w:u w:val="none"/>
+      </w:rPr>
+    </w:lvl>
+    <w:lvl w:ilvl="2">
+      <w:start w:val="1"/>
+      <w:numFmt w:val="bullet"/>
+      <w:lvlText w:val="■"/>
+      <w:lvlJc w:val="left"/>
+      <w:pPr>
         <w:ind w:left="2880" w:hanging="360"/>
       </w:pPr>
       <w:rPr>
         <w:u w:val="none"/>
       </w:rPr>
     </w:lvl>
-    <w:lvl w:ilvl="1">
+    <w:lvl w:ilvl="3">
+      <w:start w:val="1"/>
+      <w:numFmt w:val="bullet"/>
+      <w:lvlText w:val="●"/>
+      <w:lvlJc w:val="left"/>
+      <w:pPr>
+        <w:ind w:left="3600" w:hanging="360"/>
+      </w:pPr>
+      <w:rPr>
+        <w:u w:val="none"/>
+      </w:rPr>
+    </w:lvl>
+    <w:lvl w:ilvl="4">
       <w:start w:val="1"/>
       <w:numFmt w:val="bullet"/>
       <w:lvlText w:val="○"/>
       <w:lvlJc w:val="left"/>
       <w:pPr>
-        <w:ind w:left="3600" w:hanging="360"/>
-      </w:pPr>
-      <w:rPr>
-        <w:u w:val="none"/>
-      </w:rPr>
-    </w:lvl>
-    <w:lvl w:ilvl="2">
+        <w:ind w:left="4320" w:hanging="360"/>
+      </w:pPr>
+      <w:rPr>
+        <w:u w:val="none"/>
+      </w:rPr>
+    </w:lvl>
+    <w:lvl w:ilvl="5">
       <w:start w:val="1"/>
       <w:numFmt w:val="bullet"/>
       <w:lvlText w:val="■"/>
       <w:lvlJc w:val="left"/>
       <w:pPr>
-        <w:ind w:left="4320" w:hanging="360"/>
-      </w:pPr>
-      <w:rPr>
-        <w:u w:val="none"/>
-      </w:rPr>
-    </w:lvl>
-    <w:lvl w:ilvl="3">
+        <w:ind w:left="5040" w:hanging="360"/>
+      </w:pPr>
+      <w:rPr>
+        <w:u w:val="none"/>
+      </w:rPr>
+    </w:lvl>
+    <w:lvl w:ilvl="6">
       <w:start w:val="1"/>
       <w:numFmt w:val="bullet"/>
       <w:lvlText w:val="●"/>
       <w:lvlJc w:val="left"/>
       <w:pPr>
-        <w:ind w:left="5040" w:hanging="360"/>
-      </w:pPr>
-      <w:rPr>
-        <w:u w:val="none"/>
-      </w:rPr>
-    </w:lvl>
-    <w:lvl w:ilvl="4">
+        <w:ind w:left="5760" w:hanging="360"/>
+      </w:pPr>
+      <w:rPr>
+        <w:u w:val="none"/>
+      </w:rPr>
+    </w:lvl>
+    <w:lvl w:ilvl="7">
       <w:start w:val="1"/>
       <w:numFmt w:val="bullet"/>
       <w:lvlText w:val="○"/>
       <w:lvlJc w:val="left"/>
       <w:pPr>
-        <w:ind w:left="5760" w:hanging="360"/>
-      </w:pPr>
-      <w:rPr>
-        <w:u w:val="none"/>
-      </w:rPr>
-    </w:lvl>
-    <w:lvl w:ilvl="5">
+        <w:ind w:left="6480" w:hanging="360"/>
+      </w:pPr>
+      <w:rPr>
+        <w:u w:val="none"/>
+      </w:rPr>
+    </w:lvl>
+    <w:lvl w:ilvl="8">
       <w:start w:val="1"/>
       <w:numFmt w:val="bullet"/>
       <w:lvlText w:val="■"/>
       <w:lvlJc w:val="left"/>
       <w:pPr>
-        <w:ind w:left="6480" w:hanging="360"/>
-      </w:pPr>
-      <w:rPr>
-        <w:u w:val="none"/>
-      </w:rPr>
-    </w:lvl>
-    <w:lvl w:ilvl="6">
-      <w:start w:val="1"/>
-      <w:numFmt w:val="bullet"/>
-      <w:lvlText w:val="●"/>
-      <w:lvlJc w:val="left"/>
-      <w:pPr>
         <w:ind w:left="7200" w:hanging="360"/>
-      </w:pPr>
-      <w:rPr>
-        <w:u w:val="none"/>
-      </w:rPr>
-    </w:lvl>
-    <w:lvl w:ilvl="7">
-      <w:start w:val="1"/>
-      <w:numFmt w:val="bullet"/>
-      <w:lvlText w:val="○"/>
-      <w:lvlJc w:val="left"/>
-      <w:pPr>
-        <w:ind w:left="7920" w:hanging="360"/>
-      </w:pPr>
-      <w:rPr>
-        <w:u w:val="none"/>
-      </w:rPr>
-    </w:lvl>
-    <w:lvl w:ilvl="8">
-      <w:start w:val="1"/>
-      <w:numFmt w:val="bullet"/>
-      <w:lvlText w:val="■"/>
-      <w:lvlJc w:val="left"/>
-      <w:pPr>
-        <w:ind w:left="8640" w:hanging="360"/>
       </w:pPr>
       <w:rPr>
         <w:u w:val="none"/>
@@ -13601,7 +13039,7 @@
       <w:lvlText w:val="●"/>
       <w:lvlJc w:val="left"/>
       <w:pPr>
-        <w:ind w:left="1440" w:hanging="360"/>
+        <w:ind w:left="2880" w:hanging="360"/>
       </w:pPr>
       <w:rPr>
         <w:u w:val="none"/>
@@ -13613,7 +13051,7 @@
       <w:lvlText w:val="○"/>
       <w:lvlJc w:val="left"/>
       <w:pPr>
-        <w:ind w:left="2160" w:hanging="360"/>
+        <w:ind w:left="3600" w:hanging="360"/>
       </w:pPr>
       <w:rPr>
         <w:u w:val="none"/>
@@ -13625,7 +13063,7 @@
       <w:lvlText w:val="■"/>
       <w:lvlJc w:val="left"/>
       <w:pPr>
-        <w:ind w:left="2880" w:hanging="360"/>
+        <w:ind w:left="4320" w:hanging="360"/>
       </w:pPr>
       <w:rPr>
         <w:u w:val="none"/>
@@ -13637,7 +13075,7 @@
       <w:lvlText w:val="●"/>
       <w:lvlJc w:val="left"/>
       <w:pPr>
-        <w:ind w:left="3600" w:hanging="360"/>
+        <w:ind w:left="5040" w:hanging="360"/>
       </w:pPr>
       <w:rPr>
         <w:u w:val="none"/>
@@ -13649,7 +13087,7 @@
       <w:lvlText w:val="○"/>
       <w:lvlJc w:val="left"/>
       <w:pPr>
-        <w:ind w:left="4320" w:hanging="360"/>
+        <w:ind w:left="5760" w:hanging="360"/>
       </w:pPr>
       <w:rPr>
         <w:u w:val="none"/>
@@ -13661,7 +13099,7 @@
       <w:lvlText w:val="■"/>
       <w:lvlJc w:val="left"/>
       <w:pPr>
-        <w:ind w:left="5040" w:hanging="360"/>
+        <w:ind w:left="6480" w:hanging="360"/>
       </w:pPr>
       <w:rPr>
         <w:u w:val="none"/>
@@ -13673,7 +13111,7 @@
       <w:lvlText w:val="●"/>
       <w:lvlJc w:val="left"/>
       <w:pPr>
-        <w:ind w:left="5760" w:hanging="360"/>
+        <w:ind w:left="7200" w:hanging="360"/>
       </w:pPr>
       <w:rPr>
         <w:u w:val="none"/>
@@ -13685,7 +13123,7 @@
       <w:lvlText w:val="○"/>
       <w:lvlJc w:val="left"/>
       <w:pPr>
-        <w:ind w:left="6480" w:hanging="360"/>
+        <w:ind w:left="7920" w:hanging="360"/>
       </w:pPr>
       <w:rPr>
         <w:u w:val="none"/>
@@ -13697,7 +13135,7 @@
       <w:lvlText w:val="■"/>
       <w:lvlJc w:val="left"/>
       <w:pPr>
-        <w:ind w:left="7200" w:hanging="360"/>
+        <w:ind w:left="8640" w:hanging="360"/>
       </w:pPr>
       <w:rPr>
         <w:u w:val="none"/>
@@ -13707,11 +13145,11 @@
   <w:abstractNum w:abstractNumId="23">
     <w:lvl w:ilvl="0">
       <w:start w:val="1"/>
-      <w:numFmt w:val="decimal"/>
-      <w:lvlText w:val="%1."/>
-      <w:lvlJc w:val="left"/>
-      <w:pPr>
-        <w:ind w:left="720" w:hanging="360"/>
+      <w:numFmt w:val="bullet"/>
+      <w:lvlText w:val="●"/>
+      <w:lvlJc w:val="left"/>
+      <w:pPr>
+        <w:ind w:left="1440" w:hanging="360"/>
       </w:pPr>
       <w:rPr>
         <w:u w:val="none"/>
@@ -13719,11 +13157,11 @@
     </w:lvl>
     <w:lvl w:ilvl="1">
       <w:start w:val="1"/>
-      <w:numFmt w:val="lowerLetter"/>
-      <w:lvlText w:val="%2."/>
-      <w:lvlJc w:val="left"/>
-      <w:pPr>
-        <w:ind w:left="1440" w:hanging="360"/>
+      <w:numFmt w:val="bullet"/>
+      <w:lvlText w:val="○"/>
+      <w:lvlJc w:val="left"/>
+      <w:pPr>
+        <w:ind w:left="2160" w:hanging="360"/>
       </w:pPr>
       <w:rPr>
         <w:u w:val="none"/>
@@ -13731,11 +13169,11 @@
     </w:lvl>
     <w:lvl w:ilvl="2">
       <w:start w:val="1"/>
-      <w:numFmt w:val="lowerRoman"/>
-      <w:lvlText w:val="%3."/>
-      <w:lvlJc w:val="left"/>
-      <w:pPr>
-        <w:ind w:left="2160" w:hanging="360"/>
+      <w:numFmt w:val="bullet"/>
+      <w:lvlText w:val="■"/>
+      <w:lvlJc w:val="left"/>
+      <w:pPr>
+        <w:ind w:left="2880" w:hanging="360"/>
       </w:pPr>
       <w:rPr>
         <w:u w:val="none"/>
@@ -13743,11 +13181,11 @@
     </w:lvl>
     <w:lvl w:ilvl="3">
       <w:start w:val="1"/>
-      <w:numFmt w:val="decimal"/>
-      <w:lvlText w:val="%4."/>
-      <w:lvlJc w:val="left"/>
-      <w:pPr>
-        <w:ind w:left="2880" w:hanging="360"/>
+      <w:numFmt w:val="bullet"/>
+      <w:lvlText w:val="●"/>
+      <w:lvlJc w:val="left"/>
+      <w:pPr>
+        <w:ind w:left="3600" w:hanging="360"/>
       </w:pPr>
       <w:rPr>
         <w:u w:val="none"/>
@@ -13755,11 +13193,11 @@
     </w:lvl>
     <w:lvl w:ilvl="4">
       <w:start w:val="1"/>
-      <w:numFmt w:val="lowerLetter"/>
-      <w:lvlText w:val="%5."/>
-      <w:lvlJc w:val="left"/>
-      <w:pPr>
-        <w:ind w:left="3600" w:hanging="360"/>
+      <w:numFmt w:val="bullet"/>
+      <w:lvlText w:val="○"/>
+      <w:lvlJc w:val="left"/>
+      <w:pPr>
+        <w:ind w:left="4320" w:hanging="360"/>
       </w:pPr>
       <w:rPr>
         <w:u w:val="none"/>
@@ -13767,11 +13205,11 @@
     </w:lvl>
     <w:lvl w:ilvl="5">
       <w:start w:val="1"/>
-      <w:numFmt w:val="lowerRoman"/>
-      <w:lvlText w:val="%6."/>
-      <w:lvlJc w:val="left"/>
-      <w:pPr>
-        <w:ind w:left="4320" w:hanging="360"/>
+      <w:numFmt w:val="bullet"/>
+      <w:lvlText w:val="■"/>
+      <w:lvlJc w:val="left"/>
+      <w:pPr>
+        <w:ind w:left="5040" w:hanging="360"/>
       </w:pPr>
       <w:rPr>
         <w:u w:val="none"/>
@@ -13779,11 +13217,11 @@
     </w:lvl>
     <w:lvl w:ilvl="6">
       <w:start w:val="1"/>
-      <w:numFmt w:val="decimal"/>
-      <w:lvlText w:val="%7."/>
-      <w:lvlJc w:val="left"/>
-      <w:pPr>
-        <w:ind w:left="5040" w:hanging="360"/>
+      <w:numFmt w:val="bullet"/>
+      <w:lvlText w:val="●"/>
+      <w:lvlJc w:val="left"/>
+      <w:pPr>
+        <w:ind w:left="5760" w:hanging="360"/>
       </w:pPr>
       <w:rPr>
         <w:u w:val="none"/>
@@ -13791,11 +13229,11 @@
     </w:lvl>
     <w:lvl w:ilvl="7">
       <w:start w:val="1"/>
-      <w:numFmt w:val="lowerLetter"/>
-      <w:lvlText w:val="%8."/>
-      <w:lvlJc w:val="left"/>
-      <w:pPr>
-        <w:ind w:left="5760" w:hanging="360"/>
+      <w:numFmt w:val="bullet"/>
+      <w:lvlText w:val="○"/>
+      <w:lvlJc w:val="left"/>
+      <w:pPr>
+        <w:ind w:left="6480" w:hanging="360"/>
       </w:pPr>
       <w:rPr>
         <w:u w:val="none"/>
@@ -13803,11 +13241,11 @@
     </w:lvl>
     <w:lvl w:ilvl="8">
       <w:start w:val="1"/>
-      <w:numFmt w:val="lowerRoman"/>
-      <w:lvlText w:val="%9."/>
-      <w:lvlJc w:val="left"/>
-      <w:pPr>
-        <w:ind w:left="6480" w:hanging="360"/>
+      <w:numFmt w:val="bullet"/>
+      <w:lvlText w:val="■"/>
+      <w:lvlJc w:val="left"/>
+      <w:pPr>
+        <w:ind w:left="7200" w:hanging="360"/>
       </w:pPr>
       <w:rPr>
         <w:u w:val="none"/>
@@ -13817,8 +13255,20 @@
   <w:abstractNum w:abstractNumId="24">
     <w:lvl w:ilvl="0">
       <w:start w:val="1"/>
-      <w:numFmt w:val="bullet"/>
-      <w:lvlText w:val="●"/>
+      <w:numFmt w:val="decimal"/>
+      <w:lvlText w:val="%1."/>
+      <w:lvlJc w:val="left"/>
+      <w:pPr>
+        <w:ind w:left="720" w:hanging="360"/>
+      </w:pPr>
+      <w:rPr>
+        <w:u w:val="none"/>
+      </w:rPr>
+    </w:lvl>
+    <w:lvl w:ilvl="1">
+      <w:start w:val="1"/>
+      <w:numFmt w:val="lowerLetter"/>
+      <w:lvlText w:val="%2."/>
       <w:lvlJc w:val="left"/>
       <w:pPr>
         <w:ind w:left="1440" w:hanging="360"/>
@@ -13827,10 +13277,10 @@
         <w:u w:val="none"/>
       </w:rPr>
     </w:lvl>
-    <w:lvl w:ilvl="1">
-      <w:start w:val="1"/>
-      <w:numFmt w:val="bullet"/>
-      <w:lvlText w:val="○"/>
+    <w:lvl w:ilvl="2">
+      <w:start w:val="1"/>
+      <w:numFmt w:val="lowerRoman"/>
+      <w:lvlText w:val="%3."/>
       <w:lvlJc w:val="left"/>
       <w:pPr>
         <w:ind w:left="2160" w:hanging="360"/>
@@ -13839,10 +13289,10 @@
         <w:u w:val="none"/>
       </w:rPr>
     </w:lvl>
-    <w:lvl w:ilvl="2">
-      <w:start w:val="1"/>
-      <w:numFmt w:val="bullet"/>
-      <w:lvlText w:val="■"/>
+    <w:lvl w:ilvl="3">
+      <w:start w:val="1"/>
+      <w:numFmt w:val="decimal"/>
+      <w:lvlText w:val="%4."/>
       <w:lvlJc w:val="left"/>
       <w:pPr>
         <w:ind w:left="2880" w:hanging="360"/>
@@ -13851,10 +13301,10 @@
         <w:u w:val="none"/>
       </w:rPr>
     </w:lvl>
-    <w:lvl w:ilvl="3">
-      <w:start w:val="1"/>
-      <w:numFmt w:val="bullet"/>
-      <w:lvlText w:val="●"/>
+    <w:lvl w:ilvl="4">
+      <w:start w:val="1"/>
+      <w:numFmt w:val="lowerLetter"/>
+      <w:lvlText w:val="%5."/>
       <w:lvlJc w:val="left"/>
       <w:pPr>
         <w:ind w:left="3600" w:hanging="360"/>
@@ -13863,10 +13313,10 @@
         <w:u w:val="none"/>
       </w:rPr>
     </w:lvl>
-    <w:lvl w:ilvl="4">
-      <w:start w:val="1"/>
-      <w:numFmt w:val="bullet"/>
-      <w:lvlText w:val="○"/>
+    <w:lvl w:ilvl="5">
+      <w:start w:val="1"/>
+      <w:numFmt w:val="lowerRoman"/>
+      <w:lvlText w:val="%6."/>
       <w:lvlJc w:val="left"/>
       <w:pPr>
         <w:ind w:left="4320" w:hanging="360"/>
@@ -13875,10 +13325,10 @@
         <w:u w:val="none"/>
       </w:rPr>
     </w:lvl>
-    <w:lvl w:ilvl="5">
-      <w:start w:val="1"/>
-      <w:numFmt w:val="bullet"/>
-      <w:lvlText w:val="■"/>
+    <w:lvl w:ilvl="6">
+      <w:start w:val="1"/>
+      <w:numFmt w:val="decimal"/>
+      <w:lvlText w:val="%7."/>
       <w:lvlJc w:val="left"/>
       <w:pPr>
         <w:ind w:left="5040" w:hanging="360"/>
@@ -13887,10 +13337,10 @@
         <w:u w:val="none"/>
       </w:rPr>
     </w:lvl>
-    <w:lvl w:ilvl="6">
-      <w:start w:val="1"/>
-      <w:numFmt w:val="bullet"/>
-      <w:lvlText w:val="●"/>
+    <w:lvl w:ilvl="7">
+      <w:start w:val="1"/>
+      <w:numFmt w:val="lowerLetter"/>
+      <w:lvlText w:val="%8."/>
       <w:lvlJc w:val="left"/>
       <w:pPr>
         <w:ind w:left="5760" w:hanging="360"/>
@@ -13899,25 +13349,13 @@
         <w:u w:val="none"/>
       </w:rPr>
     </w:lvl>
-    <w:lvl w:ilvl="7">
-      <w:start w:val="1"/>
-      <w:numFmt w:val="bullet"/>
-      <w:lvlText w:val="○"/>
+    <w:lvl w:ilvl="8">
+      <w:start w:val="1"/>
+      <w:numFmt w:val="lowerRoman"/>
+      <w:lvlText w:val="%9."/>
       <w:lvlJc w:val="left"/>
       <w:pPr>
         <w:ind w:left="6480" w:hanging="360"/>
-      </w:pPr>
-      <w:rPr>
-        <w:u w:val="none"/>
-      </w:rPr>
-    </w:lvl>
-    <w:lvl w:ilvl="8">
-      <w:start w:val="1"/>
-      <w:numFmt w:val="bullet"/>
-      <w:lvlText w:val="■"/>
-      <w:lvlJc w:val="left"/>
-      <w:pPr>
-        <w:ind w:left="7200" w:hanging="360"/>
       </w:pPr>
       <w:rPr>
         <w:u w:val="none"/>
@@ -14041,7 +13479,7 @@
       <w:lvlText w:val="●"/>
       <w:lvlJc w:val="left"/>
       <w:pPr>
-        <w:ind w:left="720" w:hanging="360"/>
+        <w:ind w:left="1440" w:hanging="360"/>
       </w:pPr>
       <w:rPr>
         <w:u w:val="none"/>
@@ -14053,7 +13491,7 @@
       <w:lvlText w:val="○"/>
       <w:lvlJc w:val="left"/>
       <w:pPr>
-        <w:ind w:left="1440" w:hanging="360"/>
+        <w:ind w:left="2160" w:hanging="360"/>
       </w:pPr>
       <w:rPr>
         <w:u w:val="none"/>
@@ -14065,7 +13503,7 @@
       <w:lvlText w:val="■"/>
       <w:lvlJc w:val="left"/>
       <w:pPr>
-        <w:ind w:left="2160" w:hanging="360"/>
+        <w:ind w:left="2880" w:hanging="360"/>
       </w:pPr>
       <w:rPr>
         <w:u w:val="none"/>
@@ -14077,7 +13515,7 @@
       <w:lvlText w:val="●"/>
       <w:lvlJc w:val="left"/>
       <w:pPr>
-        <w:ind w:left="2880" w:hanging="360"/>
+        <w:ind w:left="3600" w:hanging="360"/>
       </w:pPr>
       <w:rPr>
         <w:u w:val="none"/>
@@ -14089,7 +13527,7 @@
       <w:lvlText w:val="○"/>
       <w:lvlJc w:val="left"/>
       <w:pPr>
-        <w:ind w:left="3600" w:hanging="360"/>
+        <w:ind w:left="4320" w:hanging="360"/>
       </w:pPr>
       <w:rPr>
         <w:u w:val="none"/>
@@ -14101,7 +13539,7 @@
       <w:lvlText w:val="■"/>
       <w:lvlJc w:val="left"/>
       <w:pPr>
-        <w:ind w:left="4320" w:hanging="360"/>
+        <w:ind w:left="5040" w:hanging="360"/>
       </w:pPr>
       <w:rPr>
         <w:u w:val="none"/>
@@ -14113,7 +13551,7 @@
       <w:lvlText w:val="●"/>
       <w:lvlJc w:val="left"/>
       <w:pPr>
-        <w:ind w:left="5040" w:hanging="360"/>
+        <w:ind w:left="5760" w:hanging="360"/>
       </w:pPr>
       <w:rPr>
         <w:u w:val="none"/>
@@ -14125,7 +13563,7 @@
       <w:lvlText w:val="○"/>
       <w:lvlJc w:val="left"/>
       <w:pPr>
-        <w:ind w:left="5760" w:hanging="360"/>
+        <w:ind w:left="6480" w:hanging="360"/>
       </w:pPr>
       <w:rPr>
         <w:u w:val="none"/>
@@ -14137,7 +13575,7 @@
       <w:lvlText w:val="■"/>
       <w:lvlJc w:val="left"/>
       <w:pPr>
-        <w:ind w:left="6480" w:hanging="360"/>
+        <w:ind w:left="7200" w:hanging="360"/>
       </w:pPr>
       <w:rPr>
         <w:u w:val="none"/>
@@ -14151,103 +13589,103 @@
       <w:lvlText w:val="●"/>
       <w:lvlJc w:val="left"/>
       <w:pPr>
+        <w:ind w:left="720" w:hanging="360"/>
+      </w:pPr>
+      <w:rPr>
+        <w:u w:val="none"/>
+      </w:rPr>
+    </w:lvl>
+    <w:lvl w:ilvl="1">
+      <w:start w:val="1"/>
+      <w:numFmt w:val="bullet"/>
+      <w:lvlText w:val="○"/>
+      <w:lvlJc w:val="left"/>
+      <w:pPr>
         <w:ind w:left="1440" w:hanging="360"/>
       </w:pPr>
       <w:rPr>
         <w:u w:val="none"/>
       </w:rPr>
     </w:lvl>
-    <w:lvl w:ilvl="1">
+    <w:lvl w:ilvl="2">
+      <w:start w:val="1"/>
+      <w:numFmt w:val="bullet"/>
+      <w:lvlText w:val="■"/>
+      <w:lvlJc w:val="left"/>
+      <w:pPr>
+        <w:ind w:left="2160" w:hanging="360"/>
+      </w:pPr>
+      <w:rPr>
+        <w:u w:val="none"/>
+      </w:rPr>
+    </w:lvl>
+    <w:lvl w:ilvl="3">
+      <w:start w:val="1"/>
+      <w:numFmt w:val="bullet"/>
+      <w:lvlText w:val="●"/>
+      <w:lvlJc w:val="left"/>
+      <w:pPr>
+        <w:ind w:left="2880" w:hanging="360"/>
+      </w:pPr>
+      <w:rPr>
+        <w:u w:val="none"/>
+      </w:rPr>
+    </w:lvl>
+    <w:lvl w:ilvl="4">
       <w:start w:val="1"/>
       <w:numFmt w:val="bullet"/>
       <w:lvlText w:val="○"/>
       <w:lvlJc w:val="left"/>
       <w:pPr>
-        <w:ind w:left="2160" w:hanging="360"/>
-      </w:pPr>
-      <w:rPr>
-        <w:u w:val="none"/>
-      </w:rPr>
-    </w:lvl>
-    <w:lvl w:ilvl="2">
+        <w:ind w:left="3600" w:hanging="360"/>
+      </w:pPr>
+      <w:rPr>
+        <w:u w:val="none"/>
+      </w:rPr>
+    </w:lvl>
+    <w:lvl w:ilvl="5">
       <w:start w:val="1"/>
       <w:numFmt w:val="bullet"/>
       <w:lvlText w:val="■"/>
       <w:lvlJc w:val="left"/>
       <w:pPr>
-        <w:ind w:left="2880" w:hanging="360"/>
-      </w:pPr>
-      <w:rPr>
-        <w:u w:val="none"/>
-      </w:rPr>
-    </w:lvl>
-    <w:lvl w:ilvl="3">
+        <w:ind w:left="4320" w:hanging="360"/>
+      </w:pPr>
+      <w:rPr>
+        <w:u w:val="none"/>
+      </w:rPr>
+    </w:lvl>
+    <w:lvl w:ilvl="6">
       <w:start w:val="1"/>
       <w:numFmt w:val="bullet"/>
       <w:lvlText w:val="●"/>
       <w:lvlJc w:val="left"/>
       <w:pPr>
-        <w:ind w:left="3600" w:hanging="360"/>
-      </w:pPr>
-      <w:rPr>
-        <w:u w:val="none"/>
-      </w:rPr>
-    </w:lvl>
-    <w:lvl w:ilvl="4">
+        <w:ind w:left="5040" w:hanging="360"/>
+      </w:pPr>
+      <w:rPr>
+        <w:u w:val="none"/>
+      </w:rPr>
+    </w:lvl>
+    <w:lvl w:ilvl="7">
       <w:start w:val="1"/>
       <w:numFmt w:val="bullet"/>
       <w:lvlText w:val="○"/>
       <w:lvlJc w:val="left"/>
       <w:pPr>
-        <w:ind w:left="4320" w:hanging="360"/>
-      </w:pPr>
-      <w:rPr>
-        <w:u w:val="none"/>
-      </w:rPr>
-    </w:lvl>
-    <w:lvl w:ilvl="5">
+        <w:ind w:left="5760" w:hanging="360"/>
+      </w:pPr>
+      <w:rPr>
+        <w:u w:val="none"/>
+      </w:rPr>
+    </w:lvl>
+    <w:lvl w:ilvl="8">
       <w:start w:val="1"/>
       <w:numFmt w:val="bullet"/>
       <w:lvlText w:val="■"/>
       <w:lvlJc w:val="left"/>
       <w:pPr>
-        <w:ind w:left="5040" w:hanging="360"/>
-      </w:pPr>
-      <w:rPr>
-        <w:u w:val="none"/>
-      </w:rPr>
-    </w:lvl>
-    <w:lvl w:ilvl="6">
-      <w:start w:val="1"/>
-      <w:numFmt w:val="bullet"/>
-      <w:lvlText w:val="●"/>
-      <w:lvlJc w:val="left"/>
-      <w:pPr>
-        <w:ind w:left="5760" w:hanging="360"/>
-      </w:pPr>
-      <w:rPr>
-        <w:u w:val="none"/>
-      </w:rPr>
-    </w:lvl>
-    <w:lvl w:ilvl="7">
-      <w:start w:val="1"/>
-      <w:numFmt w:val="bullet"/>
-      <w:lvlText w:val="○"/>
-      <w:lvlJc w:val="left"/>
-      <w:pPr>
         <w:ind w:left="6480" w:hanging="360"/>
-      </w:pPr>
-      <w:rPr>
-        <w:u w:val="none"/>
-      </w:rPr>
-    </w:lvl>
-    <w:lvl w:ilvl="8">
-      <w:start w:val="1"/>
-      <w:numFmt w:val="bullet"/>
-      <w:lvlText w:val="■"/>
-      <w:lvlJc w:val="left"/>
-      <w:pPr>
-        <w:ind w:left="7200" w:hanging="360"/>
       </w:pPr>
       <w:rPr>
         <w:u w:val="none"/>
@@ -14371,10 +13809,9 @@
       <w:lvlText w:val="●"/>
       <w:lvlJc w:val="left"/>
       <w:pPr>
-        <w:ind w:left="720" w:hanging="360"/>
-      </w:pPr>
-      <w:rPr>
-        <w:rFonts w:ascii="Arial" w:cs="Arial" w:eastAsia="Arial" w:hAnsi="Arial"/>
+        <w:ind w:left="1440" w:hanging="360"/>
+      </w:pPr>
+      <w:rPr>
         <w:u w:val="none"/>
       </w:rPr>
     </w:lvl>
@@ -14384,7 +13821,7 @@
       <w:lvlText w:val="○"/>
       <w:lvlJc w:val="left"/>
       <w:pPr>
-        <w:ind w:left="1440" w:hanging="360"/>
+        <w:ind w:left="2160" w:hanging="360"/>
       </w:pPr>
       <w:rPr>
         <w:u w:val="none"/>
@@ -14396,7 +13833,7 @@
       <w:lvlText w:val="■"/>
       <w:lvlJc w:val="left"/>
       <w:pPr>
-        <w:ind w:left="2160" w:hanging="360"/>
+        <w:ind w:left="2880" w:hanging="360"/>
       </w:pPr>
       <w:rPr>
         <w:u w:val="none"/>
@@ -14408,7 +13845,7 @@
       <w:lvlText w:val="●"/>
       <w:lvlJc w:val="left"/>
       <w:pPr>
-        <w:ind w:left="2880" w:hanging="360"/>
+        <w:ind w:left="3600" w:hanging="360"/>
       </w:pPr>
       <w:rPr>
         <w:u w:val="none"/>
@@ -14420,7 +13857,7 @@
       <w:lvlText w:val="○"/>
       <w:lvlJc w:val="left"/>
       <w:pPr>
-        <w:ind w:left="3600" w:hanging="360"/>
+        <w:ind w:left="4320" w:hanging="360"/>
       </w:pPr>
       <w:rPr>
         <w:u w:val="none"/>
@@ -14432,7 +13869,7 @@
       <w:lvlText w:val="■"/>
       <w:lvlJc w:val="left"/>
       <w:pPr>
-        <w:ind w:left="4320" w:hanging="360"/>
+        <w:ind w:left="5040" w:hanging="360"/>
       </w:pPr>
       <w:rPr>
         <w:u w:val="none"/>
@@ -14444,7 +13881,7 @@
       <w:lvlText w:val="●"/>
       <w:lvlJc w:val="left"/>
       <w:pPr>
-        <w:ind w:left="5040" w:hanging="360"/>
+        <w:ind w:left="5760" w:hanging="360"/>
       </w:pPr>
       <w:rPr>
         <w:u w:val="none"/>
@@ -14456,7 +13893,7 @@
       <w:lvlText w:val="○"/>
       <w:lvlJc w:val="left"/>
       <w:pPr>
-        <w:ind w:left="5760" w:hanging="360"/>
+        <w:ind w:left="6480" w:hanging="360"/>
       </w:pPr>
       <w:rPr>
         <w:u w:val="none"/>
@@ -14468,7 +13905,7 @@
       <w:lvlText w:val="■"/>
       <w:lvlJc w:val="left"/>
       <w:pPr>
-        <w:ind w:left="6480" w:hanging="360"/>
+        <w:ind w:left="7200" w:hanging="360"/>
       </w:pPr>
       <w:rPr>
         <w:u w:val="none"/>
@@ -14482,103 +13919,104 @@
       <w:lvlText w:val="●"/>
       <w:lvlJc w:val="left"/>
       <w:pPr>
+        <w:ind w:left="720" w:hanging="360"/>
+      </w:pPr>
+      <w:rPr>
+        <w:rFonts w:ascii="Arial" w:cs="Arial" w:eastAsia="Arial" w:hAnsi="Arial"/>
+        <w:u w:val="none"/>
+      </w:rPr>
+    </w:lvl>
+    <w:lvl w:ilvl="1">
+      <w:start w:val="1"/>
+      <w:numFmt w:val="bullet"/>
+      <w:lvlText w:val="○"/>
+      <w:lvlJc w:val="left"/>
+      <w:pPr>
         <w:ind w:left="1440" w:hanging="360"/>
       </w:pPr>
       <w:rPr>
         <w:u w:val="none"/>
       </w:rPr>
     </w:lvl>
-    <w:lvl w:ilvl="1">
+    <w:lvl w:ilvl="2">
+      <w:start w:val="1"/>
+      <w:numFmt w:val="bullet"/>
+      <w:lvlText w:val="■"/>
+      <w:lvlJc w:val="left"/>
+      <w:pPr>
+        <w:ind w:left="2160" w:hanging="360"/>
+      </w:pPr>
+      <w:rPr>
+        <w:u w:val="none"/>
+      </w:rPr>
+    </w:lvl>
+    <w:lvl w:ilvl="3">
+      <w:start w:val="1"/>
+      <w:numFmt w:val="bullet"/>
+      <w:lvlText w:val="●"/>
+      <w:lvlJc w:val="left"/>
+      <w:pPr>
+        <w:ind w:left="2880" w:hanging="360"/>
+      </w:pPr>
+      <w:rPr>
+        <w:u w:val="none"/>
+      </w:rPr>
+    </w:lvl>
+    <w:lvl w:ilvl="4">
       <w:start w:val="1"/>
       <w:numFmt w:val="bullet"/>
       <w:lvlText w:val="○"/>
       <w:lvlJc w:val="left"/>
       <w:pPr>
-        <w:ind w:left="2160" w:hanging="360"/>
-      </w:pPr>
-      <w:rPr>
-        <w:u w:val="none"/>
-      </w:rPr>
-    </w:lvl>
-    <w:lvl w:ilvl="2">
+        <w:ind w:left="3600" w:hanging="360"/>
+      </w:pPr>
+      <w:rPr>
+        <w:u w:val="none"/>
+      </w:rPr>
+    </w:lvl>
+    <w:lvl w:ilvl="5">
       <w:start w:val="1"/>
       <w:numFmt w:val="bullet"/>
       <w:lvlText w:val="■"/>
       <w:lvlJc w:val="left"/>
       <w:pPr>
-        <w:ind w:left="2880" w:hanging="360"/>
-      </w:pPr>
-      <w:rPr>
-        <w:u w:val="none"/>
-      </w:rPr>
-    </w:lvl>
-    <w:lvl w:ilvl="3">
+        <w:ind w:left="4320" w:hanging="360"/>
+      </w:pPr>
+      <w:rPr>
+        <w:u w:val="none"/>
+      </w:rPr>
+    </w:lvl>
+    <w:lvl w:ilvl="6">
       <w:start w:val="1"/>
       <w:numFmt w:val="bullet"/>
       <w:lvlText w:val="●"/>
       <w:lvlJc w:val="left"/>
       <w:pPr>
-        <w:ind w:left="3600" w:hanging="360"/>
-      </w:pPr>
-      <w:rPr>
-        <w:u w:val="none"/>
-      </w:rPr>
-    </w:lvl>
-    <w:lvl w:ilvl="4">
+        <w:ind w:left="5040" w:hanging="360"/>
+      </w:pPr>
+      <w:rPr>
+        <w:u w:val="none"/>
+      </w:rPr>
+    </w:lvl>
+    <w:lvl w:ilvl="7">
       <w:start w:val="1"/>
       <w:numFmt w:val="bullet"/>
       <w:lvlText w:val="○"/>
       <w:lvlJc w:val="left"/>
       <w:pPr>
-        <w:ind w:left="4320" w:hanging="360"/>
-      </w:pPr>
-      <w:rPr>
-        <w:u w:val="none"/>
-      </w:rPr>
-    </w:lvl>
-    <w:lvl w:ilvl="5">
+        <w:ind w:left="5760" w:hanging="360"/>
+      </w:pPr>
+      <w:rPr>
+        <w:u w:val="none"/>
+      </w:rPr>
+    </w:lvl>
+    <w:lvl w:ilvl="8">
       <w:start w:val="1"/>
       <w:numFmt w:val="bullet"/>
       <w:lvlText w:val="■"/>
       <w:lvlJc w:val="left"/>
       <w:pPr>
-        <w:ind w:left="5040" w:hanging="360"/>
-      </w:pPr>
-      <w:rPr>
-        <w:u w:val="none"/>
-      </w:rPr>
-    </w:lvl>
-    <w:lvl w:ilvl="6">
-      <w:start w:val="1"/>
-      <w:numFmt w:val="bullet"/>
-      <w:lvlText w:val="●"/>
-      <w:lvlJc w:val="left"/>
-      <w:pPr>
-        <w:ind w:left="5760" w:hanging="360"/>
-      </w:pPr>
-      <w:rPr>
-        <w:u w:val="none"/>
-      </w:rPr>
-    </w:lvl>
-    <w:lvl w:ilvl="7">
-      <w:start w:val="1"/>
-      <w:numFmt w:val="bullet"/>
-      <w:lvlText w:val="○"/>
-      <w:lvlJc w:val="left"/>
-      <w:pPr>
         <w:ind w:left="6480" w:hanging="360"/>
-      </w:pPr>
-      <w:rPr>
-        <w:u w:val="none"/>
-      </w:rPr>
-    </w:lvl>
-    <w:lvl w:ilvl="8">
-      <w:start w:val="1"/>
-      <w:numFmt w:val="bullet"/>
-      <w:lvlText w:val="■"/>
-      <w:lvlJc w:val="left"/>
-      <w:pPr>
-        <w:ind w:left="7200" w:hanging="360"/>
       </w:pPr>
       <w:rPr>
         <w:u w:val="none"/>
@@ -14806,6 +14244,116 @@
     </w:lvl>
   </w:abstractNum>
   <w:abstractNum w:abstractNumId="33">
+    <w:lvl w:ilvl="0">
+      <w:start w:val="1"/>
+      <w:numFmt w:val="bullet"/>
+      <w:lvlText w:val="●"/>
+      <w:lvlJc w:val="left"/>
+      <w:pPr>
+        <w:ind w:left="1440" w:hanging="360"/>
+      </w:pPr>
+      <w:rPr>
+        <w:u w:val="none"/>
+      </w:rPr>
+    </w:lvl>
+    <w:lvl w:ilvl="1">
+      <w:start w:val="1"/>
+      <w:numFmt w:val="bullet"/>
+      <w:lvlText w:val="○"/>
+      <w:lvlJc w:val="left"/>
+      <w:pPr>
+        <w:ind w:left="2160" w:hanging="360"/>
+      </w:pPr>
+      <w:rPr>
+        <w:u w:val="none"/>
+      </w:rPr>
+    </w:lvl>
+    <w:lvl w:ilvl="2">
+      <w:start w:val="1"/>
+      <w:numFmt w:val="bullet"/>
+      <w:lvlText w:val="■"/>
+      <w:lvlJc w:val="left"/>
+      <w:pPr>
+        <w:ind w:left="2880" w:hanging="360"/>
+      </w:pPr>
+      <w:rPr>
+        <w:u w:val="none"/>
+      </w:rPr>
+    </w:lvl>
+    <w:lvl w:ilvl="3">
+      <w:start w:val="1"/>
+      <w:numFmt w:val="bullet"/>
+      <w:lvlText w:val="●"/>
+      <w:lvlJc w:val="left"/>
+      <w:pPr>
+        <w:ind w:left="3600" w:hanging="360"/>
+      </w:pPr>
+      <w:rPr>
+        <w:u w:val="none"/>
+      </w:rPr>
+    </w:lvl>
+    <w:lvl w:ilvl="4">
+      <w:start w:val="1"/>
+      <w:numFmt w:val="bullet"/>
+      <w:lvlText w:val="○"/>
+      <w:lvlJc w:val="left"/>
+      <w:pPr>
+        <w:ind w:left="4320" w:hanging="360"/>
+      </w:pPr>
+      <w:rPr>
+        <w:u w:val="none"/>
+      </w:rPr>
+    </w:lvl>
+    <w:lvl w:ilvl="5">
+      <w:start w:val="1"/>
+      <w:numFmt w:val="bullet"/>
+      <w:lvlText w:val="■"/>
+      <w:lvlJc w:val="left"/>
+      <w:pPr>
+        <w:ind w:left="5040" w:hanging="360"/>
+      </w:pPr>
+      <w:rPr>
+        <w:u w:val="none"/>
+      </w:rPr>
+    </w:lvl>
+    <w:lvl w:ilvl="6">
+      <w:start w:val="1"/>
+      <w:numFmt w:val="bullet"/>
+      <w:lvlText w:val="●"/>
+      <w:lvlJc w:val="left"/>
+      <w:pPr>
+        <w:ind w:left="5760" w:hanging="360"/>
+      </w:pPr>
+      <w:rPr>
+        <w:u w:val="none"/>
+      </w:rPr>
+    </w:lvl>
+    <w:lvl w:ilvl="7">
+      <w:start w:val="1"/>
+      <w:numFmt w:val="bullet"/>
+      <w:lvlText w:val="○"/>
+      <w:lvlJc w:val="left"/>
+      <w:pPr>
+        <w:ind w:left="6480" w:hanging="360"/>
+      </w:pPr>
+      <w:rPr>
+        <w:u w:val="none"/>
+      </w:rPr>
+    </w:lvl>
+    <w:lvl w:ilvl="8">
+      <w:start w:val="1"/>
+      <w:numFmt w:val="bullet"/>
+      <w:lvlText w:val="■"/>
+      <w:lvlJc w:val="left"/>
+      <w:pPr>
+        <w:ind w:left="7200" w:hanging="360"/>
+      </w:pPr>
+      <w:rPr>
+        <w:u w:val="none"/>
+      </w:rPr>
+    </w:lvl>
+  </w:abstractNum>
+  <w:abstractNum w:abstractNumId="34">
     <w:lvl w:ilvl="0">
       <w:start w:val="1"/>
       <w:numFmt w:val="bullet"/>
@@ -15013,6 +14561,9 @@
   </w:num>
   <w:num w:numId="33">
     <w:abstractNumId w:val="33"/>
+  </w:num>
+  <w:num w:numId="34">
+    <w:abstractNumId w:val="34"/>
   </w:num>
 </w:numbering>
 </file>

--- a/doc/CS673_SPPP_team1.docx
+++ b/doc/CS673_SPPP_team1.docx
@@ -3307,7 +3307,7 @@
     </w:p>
     <w:sdt>
       <w:sdtPr>
-        <w:id w:val="-1086292083"/>
+        <w:id w:val="-151786916"/>
         <w:docPartObj>
           <w:docPartGallery w:val="Table of Contents"/>
           <w:docPartUnique w:val="1"/>
@@ -3376,7 +3376,7 @@
     </w:p>
     <w:sdt>
       <w:sdtPr>
-        <w:id w:val="-86474425"/>
+        <w:id w:val="-767484725"/>
         <w:docPartObj>
           <w:docPartGallery w:val="Table of Contents"/>
           <w:docPartUnique w:val="1"/>
@@ -4825,7 +4825,7 @@
         <w:widowControl w:val="0"/>
         <w:numPr>
           <w:ilvl w:val="0"/>
-          <w:numId w:val="24"/>
+          <w:numId w:val="25"/>
         </w:numPr>
         <w:pBdr>
           <w:top w:space="0" w:sz="0" w:val="nil"/>
@@ -4922,7 +4922,7 @@
       <w:pPr>
         <w:numPr>
           <w:ilvl w:val="0"/>
-          <w:numId w:val="30"/>
+          <w:numId w:val="31"/>
         </w:numPr>
         <w:spacing w:after="0" w:lineRule="auto"/>
         <w:ind w:left="1440" w:hanging="360"/>
@@ -4952,7 +4952,7 @@
       <w:pPr>
         <w:numPr>
           <w:ilvl w:val="0"/>
-          <w:numId w:val="30"/>
+          <w:numId w:val="31"/>
         </w:numPr>
         <w:spacing w:after="0" w:lineRule="auto"/>
         <w:ind w:left="1440" w:hanging="360"/>
@@ -4982,7 +4982,7 @@
       <w:pPr>
         <w:numPr>
           <w:ilvl w:val="0"/>
-          <w:numId w:val="30"/>
+          <w:numId w:val="31"/>
         </w:numPr>
         <w:spacing w:after="0" w:lineRule="auto"/>
         <w:ind w:left="1440" w:hanging="360"/>
@@ -5190,7 +5190,7 @@
       <w:pPr>
         <w:numPr>
           <w:ilvl w:val="0"/>
-          <w:numId w:val="27"/>
+          <w:numId w:val="28"/>
         </w:numPr>
         <w:spacing w:after="0" w:afterAutospacing="0" w:lineRule="auto"/>
         <w:ind w:left="1440" w:hanging="360"/>
@@ -5217,7 +5217,7 @@
       <w:pPr>
         <w:numPr>
           <w:ilvl w:val="0"/>
-          <w:numId w:val="27"/>
+          <w:numId w:val="28"/>
         </w:numPr>
         <w:spacing w:after="0" w:afterAutospacing="0" w:lineRule="auto"/>
         <w:ind w:left="1440" w:hanging="360"/>
@@ -5244,7 +5244,7 @@
       <w:pPr>
         <w:numPr>
           <w:ilvl w:val="0"/>
-          <w:numId w:val="27"/>
+          <w:numId w:val="28"/>
         </w:numPr>
         <w:spacing w:after="0" w:afterAutospacing="0" w:lineRule="auto"/>
         <w:ind w:left="1440" w:hanging="360"/>
@@ -5271,7 +5271,7 @@
       <w:pPr>
         <w:numPr>
           <w:ilvl w:val="0"/>
-          <w:numId w:val="27"/>
+          <w:numId w:val="28"/>
         </w:numPr>
         <w:spacing w:after="0" w:afterAutospacing="0" w:lineRule="auto"/>
         <w:ind w:left="1440" w:hanging="360"/>
@@ -5303,7 +5303,7 @@
       <w:pPr>
         <w:numPr>
           <w:ilvl w:val="0"/>
-          <w:numId w:val="27"/>
+          <w:numId w:val="28"/>
         </w:numPr>
         <w:spacing w:after="0" w:afterAutospacing="0" w:lineRule="auto"/>
         <w:ind w:left="1440" w:hanging="360"/>
@@ -5331,7 +5331,7 @@
         <w:pStyle w:val="Heading1"/>
         <w:numPr>
           <w:ilvl w:val="0"/>
-          <w:numId w:val="24"/>
+          <w:numId w:val="25"/>
         </w:numPr>
         <w:ind w:left="720" w:hanging="360"/>
       </w:pPr>
@@ -5594,7 +5594,7 @@
         <w:pStyle w:val="Heading1"/>
         <w:numPr>
           <w:ilvl w:val="0"/>
-          <w:numId w:val="24"/>
+          <w:numId w:val="25"/>
         </w:numPr>
         <w:ind w:left="720" w:hanging="360"/>
       </w:pPr>
@@ -6762,7 +6762,7 @@
         <w:pageBreakBefore w:val="0"/>
         <w:numPr>
           <w:ilvl w:val="0"/>
-          <w:numId w:val="31"/>
+          <w:numId w:val="32"/>
         </w:numPr>
         <w:pBdr>
           <w:top w:space="0" w:sz="0" w:val="nil"/>
@@ -6789,7 +6789,7 @@
         <w:pageBreakBefore w:val="0"/>
         <w:numPr>
           <w:ilvl w:val="0"/>
-          <w:numId w:val="31"/>
+          <w:numId w:val="32"/>
         </w:numPr>
         <w:pBdr>
           <w:top w:space="0" w:sz="0" w:val="nil"/>
@@ -6891,7 +6891,7 @@
       <w:pPr>
         <w:numPr>
           <w:ilvl w:val="0"/>
-          <w:numId w:val="28"/>
+          <w:numId w:val="29"/>
         </w:numPr>
         <w:ind w:left="1440" w:hanging="360"/>
         <w:rPr>
@@ -6909,7 +6909,7 @@
       <w:pPr>
         <w:numPr>
           <w:ilvl w:val="0"/>
-          <w:numId w:val="28"/>
+          <w:numId w:val="29"/>
         </w:numPr>
         <w:ind w:left="1440" w:hanging="360"/>
         <w:rPr>
@@ -7040,7 +7040,7 @@
         <w:widowControl w:val="0"/>
         <w:numPr>
           <w:ilvl w:val="0"/>
-          <w:numId w:val="24"/>
+          <w:numId w:val="25"/>
         </w:numPr>
         <w:pBdr>
           <w:top w:space="0" w:sz="0" w:val="nil"/>
@@ -7235,7 +7235,7 @@
       <w:pPr>
         <w:numPr>
           <w:ilvl w:val="0"/>
-          <w:numId w:val="33"/>
+          <w:numId w:val="34"/>
         </w:numPr>
         <w:spacing w:after="0" w:afterAutospacing="0" w:lineRule="auto"/>
         <w:ind w:left="1440" w:hanging="360"/>
@@ -7256,6 +7256,47 @@
           <w:rtl w:val="0"/>
         </w:rPr>
         <w:t xml:space="preserve"> Integrate Spring AI to parse supplier receipt images/PDFs via OCR and automatically populate incoming stock batches and costs.</w:t>
+      </w:r>
+    </w:p>
+    <w:p>
+      <w:pPr>
+        <w:numPr>
+          <w:ilvl w:val="0"/>
+          <w:numId w:val="34"/>
+        </w:numPr>
+        <w:spacing w:after="240" w:lineRule="auto"/>
+        <w:ind w:left="1440" w:hanging="360"/>
+        <w:rPr>
+          <w:u w:val="none"/>
+        </w:rPr>
+      </w:pPr>
+      <w:r>
+        <w:rPr>
+          <w:b w:val="1"/>
+          <w:bCs w:val="1"/>
+          <w:rtl w:val="0"/>
+        </w:rPr>
+        <w:t xml:space="preserve">CI/CD Automation:</w:t>
+      </w:r>
+      <w:r>
+        <w:rPr>
+          <w:rtl w:val="0"/>
+        </w:rPr>
+        <w:t xml:space="preserve"> Establish GitHub Actions automation for automated test execution, code coverage reporting (JaCoCo), and release builds.</w:t>
+      </w:r>
+    </w:p>
+    <w:p>
+      <w:pPr>
+        <w:pStyle w:val="Heading3"/>
+        <w:rPr/>
+      </w:pPr>
+      <w:bookmarkStart w:colFirst="0" w:colLast="0" w:name="_s42oub3qfdku" w:id="29"/>
+      <w:bookmarkEnd w:id="29"/>
+      <w:r>
+        <w:rPr>
+          <w:rtl w:val="0"/>
+        </w:rPr>
+        <w:t xml:space="preserve">4.1.3. Low Priority / Optional</w:t>
       </w:r>
     </w:p>
     <w:p>
@@ -7276,47 +7317,6 @@
           <w:bCs w:val="1"/>
           <w:rtl w:val="0"/>
         </w:rPr>
-        <w:t xml:space="preserve">CI/CD Automation:</w:t>
-      </w:r>
-      <w:r>
-        <w:rPr>
-          <w:rtl w:val="0"/>
-        </w:rPr>
-        <w:t xml:space="preserve"> Establish GitHub Actions automation for automated test execution, code coverage reporting (JaCoCo), and release builds.</w:t>
-      </w:r>
-    </w:p>
-    <w:p>
-      <w:pPr>
-        <w:pStyle w:val="Heading3"/>
-        <w:rPr/>
-      </w:pPr>
-      <w:bookmarkStart w:colFirst="0" w:colLast="0" w:name="_s42oub3qfdku" w:id="29"/>
-      <w:bookmarkEnd w:id="29"/>
-      <w:r>
-        <w:rPr>
-          <w:rtl w:val="0"/>
-        </w:rPr>
-        <w:t xml:space="preserve">4.1.3. Low Priority / Optional</w:t>
-      </w:r>
-    </w:p>
-    <w:p>
-      <w:pPr>
-        <w:numPr>
-          <w:ilvl w:val="0"/>
-          <w:numId w:val="32"/>
-        </w:numPr>
-        <w:spacing w:after="240" w:lineRule="auto"/>
-        <w:ind w:left="1440" w:hanging="360"/>
-        <w:rPr>
-          <w:u w:val="none"/>
-        </w:rPr>
-      </w:pPr>
-      <w:r>
-        <w:rPr>
-          <w:b w:val="1"/>
-          <w:bCs w:val="1"/>
-          <w:rtl w:val="0"/>
-        </w:rPr>
         <w:t xml:space="preserve">Advanced Analytics &amp; AI Forecasting:</w:t>
       </w:r>
       <w:r>
@@ -7518,7 +7518,7 @@
       <w:pPr>
         <w:numPr>
           <w:ilvl w:val="0"/>
-          <w:numId w:val="26"/>
+          <w:numId w:val="27"/>
         </w:numPr>
         <w:spacing w:after="0" w:afterAutospacing="0" w:lineRule="auto"/>
         <w:ind w:left="1440" w:hanging="360"/>
@@ -7545,7 +7545,7 @@
       <w:pPr>
         <w:numPr>
           <w:ilvl w:val="0"/>
-          <w:numId w:val="26"/>
+          <w:numId w:val="27"/>
         </w:numPr>
         <w:spacing w:after="240" w:lineRule="auto"/>
         <w:ind w:left="1440" w:hanging="360"/>
@@ -7586,7 +7586,7 @@
       <w:pPr>
         <w:numPr>
           <w:ilvl w:val="0"/>
-          <w:numId w:val="29"/>
+          <w:numId w:val="30"/>
         </w:numPr>
         <w:spacing w:after="0" w:afterAutospacing="0" w:lineRule="auto"/>
         <w:ind w:left="1440" w:hanging="360"/>
@@ -7613,7 +7613,7 @@
       <w:pPr>
         <w:numPr>
           <w:ilvl w:val="0"/>
-          <w:numId w:val="29"/>
+          <w:numId w:val="30"/>
         </w:numPr>
         <w:spacing w:after="240" w:lineRule="auto"/>
         <w:ind w:left="1440" w:hanging="360"/>
@@ -7717,14 +7717,14 @@
       </w:tblPr>
       <w:tblGrid>
         <w:gridCol w:w="1140"/>
-        <w:gridCol w:w="2310"/>
-        <w:gridCol w:w="3300"/>
+        <w:gridCol w:w="2895"/>
+        <w:gridCol w:w="2715"/>
         <w:gridCol w:w="1785"/>
         <w:tblGridChange w:id="0">
           <w:tblGrid>
             <w:gridCol w:w="1140"/>
-            <w:gridCol w:w="2310"/>
-            <w:gridCol w:w="3300"/>
+            <w:gridCol w:w="2895"/>
+            <w:gridCol w:w="2715"/>
             <w:gridCol w:w="1785"/>
           </w:tblGrid>
         </w:tblGridChange>
@@ -7980,6 +7980,7 @@
       <w:tr>
         <w:trPr>
           <w:cantSplit w:val="0"/>
+          <w:trHeight w:val="1605" w:hRule="atLeast"/>
           <w:tblHeader w:val="0"/>
         </w:trPr>
         <w:tc>
@@ -8037,7 +8038,7 @@
               <w:rPr>
                 <w:rtl w:val="0"/>
               </w:rPr>
-              <w:t xml:space="preserve"> Product Catalog API, Admin User Management, Inventory Health &amp; Stock Entry.</w:t>
+              <w:t xml:space="preserve"> Product Catalog API, Admin User Management, Inventory Health &amp; Stock Entry, Inventory Report.</w:t>
             </w:r>
           </w:p>
         </w:tc>
@@ -8097,6 +8098,7 @@
       <w:tr>
         <w:trPr>
           <w:cantSplit w:val="0"/>
+          <w:trHeight w:val="2760" w:hRule="atLeast"/>
           <w:tblHeader w:val="0"/>
         </w:trPr>
         <w:tc>
@@ -8175,7 +8177,7 @@
               <w:rPr>
                 <w:rtl w:val="0"/>
               </w:rPr>
-              <w:t xml:space="preserve"> Sales/Inventory Report Exporting (CSV/Excel), Digital Email Receipts.</w:t>
+              <w:t xml:space="preserve"> Sales/Inventory Report Exporting (CSV), Print Receipts.</w:t>
             </w:r>
           </w:p>
         </w:tc>
@@ -8235,10 +8237,55 @@
     </w:tbl>
     <w:p>
       <w:pPr>
+        <w:pStyle w:val="Heading3"/>
+        <w:rPr/>
+      </w:pPr>
+      <w:bookmarkStart w:colFirst="0" w:colLast="0" w:name="_nabxfkffl5ez" w:id="36"/>
+      <w:bookmarkEnd w:id="36"/>
+      <w:r>
+        <w:rPr>
+          <w:rtl w:val="0"/>
+        </w:rPr>
+        <w:t xml:space="preserve">4.3.1 Timeline Scope Changes </w:t>
+      </w:r>
+    </w:p>
+    <w:p>
+      <w:pPr>
         <w:pageBreakBefore w:val="0"/>
-        <w:ind w:left="0" w:firstLine="0"/>
-        <w:rPr/>
-      </w:pPr>
+        <w:numPr>
+          <w:ilvl w:val="0"/>
+          <w:numId w:val="24"/>
+        </w:numPr>
+        <w:ind w:left="1440" w:hanging="360"/>
+        <w:rPr>
+          <w:u w:val="none"/>
+        </w:rPr>
+      </w:pPr>
+      <w:r>
+        <w:rPr>
+          <w:rtl w:val="0"/>
+        </w:rPr>
+        <w:t xml:space="preserve">Iteration 1 scope was reduced by moving the essential features Product Catalog, Admin User Mgmt, Inventory Health &amp; Stock Entry, and Inventory Reports out to Iteration 2. This was a result of delays in finalizing the application UI and story refinement.</w:t>
+      </w:r>
+    </w:p>
+    <w:p>
+      <w:pPr>
+        <w:pageBreakBefore w:val="0"/>
+        <w:numPr>
+          <w:ilvl w:val="0"/>
+          <w:numId w:val="24"/>
+        </w:numPr>
+        <w:ind w:left="1440" w:hanging="360"/>
+        <w:rPr>
+          <w:u w:val="none"/>
+        </w:rPr>
+      </w:pPr>
+      <w:r>
+        <w:rPr>
+          <w:rtl w:val="0"/>
+        </w:rPr>
+        <w:t xml:space="preserve">Iteration 2 scope was reduced by moving the essential features Sales Checkout, Low-Stock Checkout Alerts, Printed/Digital Receipts, and Report Exports. All remaining features were removed from the roadmap. This scope change was a result of slow development and roadblocks in testing.</w:t>
+      </w:r>
       <w:r>
         <w:rPr>
           <w:rtl w:val="0"/>
@@ -8253,12 +8300,12 @@
         <w:widowControl w:val="0"/>
         <w:numPr>
           <w:ilvl w:val="0"/>
-          <w:numId w:val="24"/>
+          <w:numId w:val="25"/>
         </w:numPr>
         <w:ind w:left="720" w:hanging="360"/>
       </w:pPr>
-      <w:bookmarkStart w:colFirst="0" w:colLast="0" w:name="_j5uvivmxqcsp" w:id="36"/>
-      <w:bookmarkEnd w:id="36"/>
+      <w:bookmarkStart w:colFirst="0" w:colLast="0" w:name="_j5uvivmxqcsp" w:id="37"/>
+      <w:bookmarkEnd w:id="37"/>
       <w:r>
         <w:rPr>
           <w:rtl w:val="0"/>
@@ -8275,8 +8322,8 @@
           <w:bCs w:val="0"/>
         </w:rPr>
       </w:pPr>
-      <w:bookmarkStart w:colFirst="0" w:colLast="0" w:name="_dzly5b9kz982" w:id="37"/>
-      <w:bookmarkEnd w:id="37"/>
+      <w:bookmarkStart w:colFirst="0" w:colLast="0" w:name="_dzly5b9kz982" w:id="38"/>
+      <w:bookmarkEnd w:id="38"/>
       <w:r>
         <w:rPr>
           <w:b w:val="0"/>
@@ -8291,8 +8338,8 @@
         <w:pStyle w:val="Heading3"/>
         <w:rPr/>
       </w:pPr>
-      <w:bookmarkStart w:colFirst="0" w:colLast="0" w:name="_7bkta5rbju45" w:id="38"/>
-      <w:bookmarkEnd w:id="38"/>
+      <w:bookmarkStart w:colFirst="0" w:colLast="0" w:name="_7bkta5rbju45" w:id="39"/>
+      <w:bookmarkEnd w:id="39"/>
       <w:r>
         <w:rPr>
           <w:rtl w:val="0"/>
@@ -8378,8 +8425,8 @@
           <w:bCs w:val="0"/>
         </w:rPr>
       </w:pPr>
-      <w:bookmarkStart w:colFirst="0" w:colLast="0" w:name="_hecron3w3eu5" w:id="39"/>
-      <w:bookmarkEnd w:id="39"/>
+      <w:bookmarkStart w:colFirst="0" w:colLast="0" w:name="_hecron3w3eu5" w:id="40"/>
+      <w:bookmarkEnd w:id="40"/>
       <w:r>
         <w:rPr>
           <w:b w:val="0"/>
@@ -8393,7 +8440,7 @@
       <w:pPr>
         <w:numPr>
           <w:ilvl w:val="0"/>
-          <w:numId w:val="34"/>
+          <w:numId w:val="35"/>
         </w:numPr>
         <w:ind w:left="1440" w:hanging="360"/>
         <w:rPr>
@@ -8430,8 +8477,8 @@
           <w:bCs w:val="0"/>
         </w:rPr>
       </w:pPr>
-      <w:bookmarkStart w:colFirst="0" w:colLast="0" w:name="_7450c934cfyy" w:id="40"/>
-      <w:bookmarkEnd w:id="40"/>
+      <w:bookmarkStart w:colFirst="0" w:colLast="0" w:name="_7450c934cfyy" w:id="41"/>
+      <w:bookmarkEnd w:id="41"/>
       <w:r>
         <w:rPr>
           <w:b w:val="0"/>
@@ -8468,8 +8515,8 @@
           <w:bCs w:val="0"/>
         </w:rPr>
       </w:pPr>
-      <w:bookmarkStart w:colFirst="0" w:colLast="0" w:name="_fuswgoyu6iqa" w:id="41"/>
-      <w:bookmarkEnd w:id="41"/>
+      <w:bookmarkStart w:colFirst="0" w:colLast="0" w:name="_fuswgoyu6iqa" w:id="42"/>
+      <w:bookmarkEnd w:id="42"/>
       <w:r>
         <w:rPr>
           <w:b w:val="0"/>
@@ -8506,8 +8553,8 @@
           <w:bCs w:val="0"/>
         </w:rPr>
       </w:pPr>
-      <w:bookmarkStart w:colFirst="0" w:colLast="0" w:name="_uf86gtufwhkh" w:id="42"/>
-      <w:bookmarkEnd w:id="42"/>
+      <w:bookmarkStart w:colFirst="0" w:colLast="0" w:name="_uf86gtufwhkh" w:id="43"/>
+      <w:bookmarkEnd w:id="43"/>
       <w:r>
         <w:rPr>
           <w:b w:val="0"/>
@@ -8526,8 +8573,8 @@
           <w:bCs w:val="0"/>
         </w:rPr>
       </w:pPr>
-      <w:bookmarkStart w:colFirst="0" w:colLast="0" w:name="_dlnm0q7akxif" w:id="43"/>
-      <w:bookmarkEnd w:id="43"/>
+      <w:bookmarkStart w:colFirst="0" w:colLast="0" w:name="_dlnm0q7akxif" w:id="44"/>
+      <w:bookmarkEnd w:id="44"/>
       <w:r>
         <w:rPr>
           <w:b w:val="0"/>
@@ -8650,8 +8697,8 @@
           <w:bCs w:val="0"/>
         </w:rPr>
       </w:pPr>
-      <w:bookmarkStart w:colFirst="0" w:colLast="0" w:name="_smc52q3ff03e" w:id="44"/>
-      <w:bookmarkEnd w:id="44"/>
+      <w:bookmarkStart w:colFirst="0" w:colLast="0" w:name="_smc52q3ff03e" w:id="45"/>
+      <w:bookmarkEnd w:id="45"/>
       <w:r>
         <w:rPr>
           <w:b w:val="0"/>
@@ -8682,7 +8729,7 @@
     <w:p>
       <w:pPr>
         <w:pStyle w:val="Heading2"/>
-        <w:keepNext w:val="0"/>
+        <w:keepNext w:val="1"/>
         <w:keepLines w:val="0"/>
         <w:widowControl w:val="0"/>
         <w:ind w:left="720" w:firstLine="0"/>
@@ -8691,8 +8738,8 @@
           <w:bCs w:val="0"/>
         </w:rPr>
       </w:pPr>
-      <w:bookmarkStart w:colFirst="0" w:colLast="0" w:name="_sd8zu6r3jisd" w:id="45"/>
-      <w:bookmarkEnd w:id="45"/>
+      <w:bookmarkStart w:colFirst="0" w:colLast="0" w:name="_sd8zu6r3jisd" w:id="46"/>
+      <w:bookmarkEnd w:id="46"/>
       <w:r>
         <w:rPr>
           <w:b w:val="0"/>
@@ -8726,8 +8773,8 @@
           <w:bCs w:val="0"/>
         </w:rPr>
       </w:pPr>
-      <w:bookmarkStart w:colFirst="0" w:colLast="0" w:name="_v5b24c6chq7j" w:id="46"/>
-      <w:bookmarkEnd w:id="46"/>
+      <w:bookmarkStart w:colFirst="0" w:colLast="0" w:name="_v5b24c6chq7j" w:id="47"/>
+      <w:bookmarkEnd w:id="47"/>
       <w:r>
         <w:rPr>
           <w:b w:val="0"/>
@@ -8766,8 +8813,8 @@
           <w:bCs w:val="0"/>
         </w:rPr>
       </w:pPr>
-      <w:bookmarkStart w:colFirst="0" w:colLast="0" w:name="_fual83lnex90" w:id="47"/>
-      <w:bookmarkEnd w:id="47"/>
+      <w:bookmarkStart w:colFirst="0" w:colLast="0" w:name="_fual83lnex90" w:id="48"/>
+      <w:bookmarkEnd w:id="48"/>
       <w:r>
         <w:rPr>
           <w:b w:val="0"/>
@@ -8861,7 +8908,7 @@
         <w:widowControl w:val="0"/>
         <w:numPr>
           <w:ilvl w:val="0"/>
-          <w:numId w:val="24"/>
+          <w:numId w:val="25"/>
         </w:numPr>
         <w:pBdr>
           <w:top w:space="0" w:sz="0" w:val="nil"/>
@@ -8875,8 +8922,8 @@
         <w:ind w:left="720" w:hanging="360"/>
         <w:rPr/>
       </w:pPr>
-      <w:bookmarkStart w:colFirst="0" w:colLast="0" w:name="_vra5ptwu59qx" w:id="48"/>
-      <w:bookmarkEnd w:id="48"/>
+      <w:bookmarkStart w:colFirst="0" w:colLast="0" w:name="_vra5ptwu59qx" w:id="49"/>
+      <w:bookmarkEnd w:id="49"/>
       <w:r>
         <w:rPr>
           <w:rtl w:val="0"/>
@@ -8905,8 +8952,8 @@
           <w:bCs w:val="0"/>
         </w:rPr>
       </w:pPr>
-      <w:bookmarkStart w:colFirst="0" w:colLast="0" w:name="_vwjduhc9wuah" w:id="49"/>
-      <w:bookmarkEnd w:id="49"/>
+      <w:bookmarkStart w:colFirst="0" w:colLast="0" w:name="_vwjduhc9wuah" w:id="50"/>
+      <w:bookmarkEnd w:id="50"/>
       <w:r>
         <w:rPr>
           <w:b w:val="0"/>
@@ -9483,8 +9530,8 @@
         <w:ind w:left="720" w:firstLine="0"/>
         <w:rPr/>
       </w:pPr>
-      <w:bookmarkStart w:colFirst="0" w:colLast="0" w:name="_hx3eaiwb8v3m" w:id="50"/>
-      <w:bookmarkEnd w:id="50"/>
+      <w:bookmarkStart w:colFirst="0" w:colLast="0" w:name="_hx3eaiwb8v3m" w:id="51"/>
+      <w:bookmarkEnd w:id="51"/>
       <w:r>
         <w:rPr>
           <w:b w:val="0"/>
@@ -9518,7 +9565,7 @@
         <w:widowControl w:val="0"/>
         <w:numPr>
           <w:ilvl w:val="0"/>
-          <w:numId w:val="25"/>
+          <w:numId w:val="26"/>
         </w:numPr>
         <w:spacing w:before="0" w:lineRule="auto"/>
         <w:ind w:left="1440" w:hanging="360"/>
@@ -9546,7 +9593,7 @@
         <w:widowControl w:val="0"/>
         <w:numPr>
           <w:ilvl w:val="0"/>
-          <w:numId w:val="25"/>
+          <w:numId w:val="26"/>
         </w:numPr>
         <w:spacing w:before="0" w:lineRule="auto"/>
         <w:ind w:left="1440" w:hanging="360"/>
@@ -9595,8 +9642,8 @@
         <w:ind w:left="720" w:firstLine="0"/>
         <w:rPr/>
       </w:pPr>
-      <w:bookmarkStart w:colFirst="0" w:colLast="0" w:name="_l9xnpmd6hh0y" w:id="51"/>
-      <w:bookmarkEnd w:id="51"/>
+      <w:bookmarkStart w:colFirst="0" w:colLast="0" w:name="_l9xnpmd6hh0y" w:id="52"/>
+      <w:bookmarkEnd w:id="52"/>
       <w:r>
         <w:rPr>
           <w:b w:val="0"/>
@@ -9691,8 +9738,8 @@
         <w:ind w:left="720" w:firstLine="0"/>
         <w:rPr/>
       </w:pPr>
-      <w:bookmarkStart w:colFirst="0" w:colLast="0" w:name="_f9xve9e195y9" w:id="52"/>
-      <w:bookmarkEnd w:id="52"/>
+      <w:bookmarkStart w:colFirst="0" w:colLast="0" w:name="_f9xve9e195y9" w:id="53"/>
+      <w:bookmarkEnd w:id="53"/>
       <w:r>
         <w:rPr>
           <w:rtl w:val="0"/>
@@ -9796,8 +9843,8 @@
         <w:ind w:left="720" w:firstLine="0"/>
         <w:rPr/>
       </w:pPr>
-      <w:bookmarkStart w:colFirst="0" w:colLast="0" w:name="_5amsh8h9f0c7" w:id="53"/>
-      <w:bookmarkEnd w:id="53"/>
+      <w:bookmarkStart w:colFirst="0" w:colLast="0" w:name="_5amsh8h9f0c7" w:id="54"/>
+      <w:bookmarkEnd w:id="54"/>
       <w:r>
         <w:rPr>
           <w:b w:val="0"/>
@@ -9858,7 +9905,7 @@
         <w:widowControl w:val="0"/>
         <w:numPr>
           <w:ilvl w:val="0"/>
-          <w:numId w:val="24"/>
+          <w:numId w:val="25"/>
         </w:numPr>
         <w:pBdr>
           <w:top w:space="0" w:sz="0" w:val="nil"/>
@@ -9871,8 +9918,8 @@
         <w:ind w:left="720" w:hanging="360"/>
         <w:rPr/>
       </w:pPr>
-      <w:bookmarkStart w:colFirst="0" w:colLast="0" w:name="_161vmjht87fy" w:id="54"/>
-      <w:bookmarkEnd w:id="54"/>
+      <w:bookmarkStart w:colFirst="0" w:colLast="0" w:name="_161vmjht87fy" w:id="55"/>
+      <w:bookmarkEnd w:id="55"/>
       <w:r>
         <w:rPr>
           <w:rtl w:val="0"/>
@@ -10507,7 +10554,7 @@
         <w:widowControl w:val="0"/>
         <w:numPr>
           <w:ilvl w:val="0"/>
-          <w:numId w:val="24"/>
+          <w:numId w:val="25"/>
         </w:numPr>
         <w:pBdr>
           <w:top w:space="0" w:sz="0" w:val="nil"/>
@@ -10520,8 +10567,8 @@
         <w:ind w:left="720" w:hanging="360"/>
         <w:rPr/>
       </w:pPr>
-      <w:bookmarkStart w:colFirst="0" w:colLast="0" w:name="_7dox6n9hugb0" w:id="55"/>
-      <w:bookmarkEnd w:id="55"/>
+      <w:bookmarkStart w:colFirst="0" w:colLast="0" w:name="_7dox6n9hugb0" w:id="56"/>
+      <w:bookmarkEnd w:id="56"/>
       <w:r>
         <w:rPr>
           <w:rtl w:val="0"/>
@@ -10607,7 +10654,7 @@
         <w:widowControl w:val="0"/>
         <w:numPr>
           <w:ilvl w:val="0"/>
-          <w:numId w:val="24"/>
+          <w:numId w:val="25"/>
         </w:numPr>
         <w:pBdr>
           <w:top w:space="0" w:sz="0" w:val="nil"/>
@@ -10621,8 +10668,8 @@
         <w:ind w:left="720" w:hanging="360"/>
         <w:rPr/>
       </w:pPr>
-      <w:bookmarkStart w:colFirst="0" w:colLast="0" w:name="_pd9euov6m4du" w:id="56"/>
-      <w:bookmarkEnd w:id="56"/>
+      <w:bookmarkStart w:colFirst="0" w:colLast="0" w:name="_pd9euov6m4du" w:id="57"/>
+      <w:bookmarkEnd w:id="57"/>
       <w:r>
         <w:rPr>
           <w:rtl w:val="0"/>
@@ -10639,7 +10686,7 @@
         <w:widowControl w:val="0"/>
         <w:numPr>
           <w:ilvl w:val="0"/>
-          <w:numId w:val="24"/>
+          <w:numId w:val="25"/>
         </w:numPr>
         <w:pBdr>
           <w:top w:space="0" w:sz="0" w:val="nil"/>
@@ -10653,8 +10700,8 @@
         <w:ind w:left="720" w:hanging="360"/>
         <w:rPr/>
       </w:pPr>
-      <w:bookmarkStart w:colFirst="0" w:colLast="0" w:name="_ty3i2nqffhtc" w:id="57"/>
-      <w:bookmarkEnd w:id="57"/>
+      <w:bookmarkStart w:colFirst="0" w:colLast="0" w:name="_ty3i2nqffhtc" w:id="58"/>
+      <w:bookmarkEnd w:id="58"/>
       <w:r>
         <w:rPr>
           <w:rtl w:val="0"/>
@@ -13255,11 +13302,11 @@
   <w:abstractNum w:abstractNumId="24">
     <w:lvl w:ilvl="0">
       <w:start w:val="1"/>
-      <w:numFmt w:val="decimal"/>
-      <w:lvlText w:val="%1."/>
-      <w:lvlJc w:val="left"/>
-      <w:pPr>
-        <w:ind w:left="720" w:hanging="360"/>
+      <w:numFmt w:val="bullet"/>
+      <w:lvlText w:val="●"/>
+      <w:lvlJc w:val="left"/>
+      <w:pPr>
+        <w:ind w:left="1440" w:hanging="360"/>
       </w:pPr>
       <w:rPr>
         <w:u w:val="none"/>
@@ -13267,11 +13314,11 @@
     </w:lvl>
     <w:lvl w:ilvl="1">
       <w:start w:val="1"/>
-      <w:numFmt w:val="lowerLetter"/>
-      <w:lvlText w:val="%2."/>
-      <w:lvlJc w:val="left"/>
-      <w:pPr>
-        <w:ind w:left="1440" w:hanging="360"/>
+      <w:numFmt w:val="bullet"/>
+      <w:lvlText w:val="○"/>
+      <w:lvlJc w:val="left"/>
+      <w:pPr>
+        <w:ind w:left="2160" w:hanging="360"/>
       </w:pPr>
       <w:rPr>
         <w:u w:val="none"/>
@@ -13279,11 +13326,11 @@
     </w:lvl>
     <w:lvl w:ilvl="2">
       <w:start w:val="1"/>
-      <w:numFmt w:val="lowerRoman"/>
-      <w:lvlText w:val="%3."/>
-      <w:lvlJc w:val="left"/>
-      <w:pPr>
-        <w:ind w:left="2160" w:hanging="360"/>
+      <w:numFmt w:val="bullet"/>
+      <w:lvlText w:val="■"/>
+      <w:lvlJc w:val="left"/>
+      <w:pPr>
+        <w:ind w:left="2880" w:hanging="360"/>
       </w:pPr>
       <w:rPr>
         <w:u w:val="none"/>
@@ -13291,11 +13338,11 @@
     </w:lvl>
     <w:lvl w:ilvl="3">
       <w:start w:val="1"/>
-      <w:numFmt w:val="decimal"/>
-      <w:lvlText w:val="%4."/>
-      <w:lvlJc w:val="left"/>
-      <w:pPr>
-        <w:ind w:left="2880" w:hanging="360"/>
+      <w:numFmt w:val="bullet"/>
+      <w:lvlText w:val="●"/>
+      <w:lvlJc w:val="left"/>
+      <w:pPr>
+        <w:ind w:left="3600" w:hanging="360"/>
       </w:pPr>
       <w:rPr>
         <w:u w:val="none"/>
@@ -13303,11 +13350,11 @@
     </w:lvl>
     <w:lvl w:ilvl="4">
       <w:start w:val="1"/>
-      <w:numFmt w:val="lowerLetter"/>
-      <w:lvlText w:val="%5."/>
-      <w:lvlJc w:val="left"/>
-      <w:pPr>
-        <w:ind w:left="3600" w:hanging="360"/>
+      <w:numFmt w:val="bullet"/>
+      <w:lvlText w:val="○"/>
+      <w:lvlJc w:val="left"/>
+      <w:pPr>
+        <w:ind w:left="4320" w:hanging="360"/>
       </w:pPr>
       <w:rPr>
         <w:u w:val="none"/>
@@ -13315,11 +13362,11 @@
     </w:lvl>
     <w:lvl w:ilvl="5">
       <w:start w:val="1"/>
-      <w:numFmt w:val="lowerRoman"/>
-      <w:lvlText w:val="%6."/>
-      <w:lvlJc w:val="left"/>
-      <w:pPr>
-        <w:ind w:left="4320" w:hanging="360"/>
+      <w:numFmt w:val="bullet"/>
+      <w:lvlText w:val="■"/>
+      <w:lvlJc w:val="left"/>
+      <w:pPr>
+        <w:ind w:left="5040" w:hanging="360"/>
       </w:pPr>
       <w:rPr>
         <w:u w:val="none"/>
@@ -13327,11 +13374,11 @@
     </w:lvl>
     <w:lvl w:ilvl="6">
       <w:start w:val="1"/>
-      <w:numFmt w:val="decimal"/>
-      <w:lvlText w:val="%7."/>
-      <w:lvlJc w:val="left"/>
-      <w:pPr>
-        <w:ind w:left="5040" w:hanging="360"/>
+      <w:numFmt w:val="bullet"/>
+      <w:lvlText w:val="●"/>
+      <w:lvlJc w:val="left"/>
+      <w:pPr>
+        <w:ind w:left="5760" w:hanging="360"/>
       </w:pPr>
       <w:rPr>
         <w:u w:val="none"/>
@@ -13339,11 +13386,11 @@
     </w:lvl>
     <w:lvl w:ilvl="7">
       <w:start w:val="1"/>
-      <w:numFmt w:val="lowerLetter"/>
-      <w:lvlText w:val="%8."/>
-      <w:lvlJc w:val="left"/>
-      <w:pPr>
-        <w:ind w:left="5760" w:hanging="360"/>
+      <w:numFmt w:val="bullet"/>
+      <w:lvlText w:val="○"/>
+      <w:lvlJc w:val="left"/>
+      <w:pPr>
+        <w:ind w:left="6480" w:hanging="360"/>
       </w:pPr>
       <w:rPr>
         <w:u w:val="none"/>
@@ -13351,11 +13398,11 @@
     </w:lvl>
     <w:lvl w:ilvl="8">
       <w:start w:val="1"/>
-      <w:numFmt w:val="lowerRoman"/>
-      <w:lvlText w:val="%9."/>
-      <w:lvlJc w:val="left"/>
-      <w:pPr>
-        <w:ind w:left="6480" w:hanging="360"/>
+      <w:numFmt w:val="bullet"/>
+      <w:lvlText w:val="■"/>
+      <w:lvlJc w:val="left"/>
+      <w:pPr>
+        <w:ind w:left="7200" w:hanging="360"/>
       </w:pPr>
       <w:rPr>
         <w:u w:val="none"/>
@@ -13365,8 +13412,20 @@
   <w:abstractNum w:abstractNumId="25">
     <w:lvl w:ilvl="0">
       <w:start w:val="1"/>
-      <w:numFmt w:val="bullet"/>
-      <w:lvlText w:val="●"/>
+      <w:numFmt w:val="decimal"/>
+      <w:lvlText w:val="%1."/>
+      <w:lvlJc w:val="left"/>
+      <w:pPr>
+        <w:ind w:left="720" w:hanging="360"/>
+      </w:pPr>
+      <w:rPr>
+        <w:u w:val="none"/>
+      </w:rPr>
+    </w:lvl>
+    <w:lvl w:ilvl="1">
+      <w:start w:val="1"/>
+      <w:numFmt w:val="lowerLetter"/>
+      <w:lvlText w:val="%2."/>
       <w:lvlJc w:val="left"/>
       <w:pPr>
         <w:ind w:left="1440" w:hanging="360"/>
@@ -13375,10 +13434,10 @@
         <w:u w:val="none"/>
       </w:rPr>
     </w:lvl>
-    <w:lvl w:ilvl="1">
-      <w:start w:val="1"/>
-      <w:numFmt w:val="bullet"/>
-      <w:lvlText w:val="○"/>
+    <w:lvl w:ilvl="2">
+      <w:start w:val="1"/>
+      <w:numFmt w:val="lowerRoman"/>
+      <w:lvlText w:val="%3."/>
       <w:lvlJc w:val="left"/>
       <w:pPr>
         <w:ind w:left="2160" w:hanging="360"/>
@@ -13387,10 +13446,10 @@
         <w:u w:val="none"/>
       </w:rPr>
     </w:lvl>
-    <w:lvl w:ilvl="2">
-      <w:start w:val="1"/>
-      <w:numFmt w:val="bullet"/>
-      <w:lvlText w:val="■"/>
+    <w:lvl w:ilvl="3">
+      <w:start w:val="1"/>
+      <w:numFmt w:val="decimal"/>
+      <w:lvlText w:val="%4."/>
       <w:lvlJc w:val="left"/>
       <w:pPr>
         <w:ind w:left="2880" w:hanging="360"/>
@@ -13399,10 +13458,10 @@
         <w:u w:val="none"/>
       </w:rPr>
     </w:lvl>
-    <w:lvl w:ilvl="3">
-      <w:start w:val="1"/>
-      <w:numFmt w:val="bullet"/>
-      <w:lvlText w:val="●"/>
+    <w:lvl w:ilvl="4">
+      <w:start w:val="1"/>
+      <w:numFmt w:val="lowerLetter"/>
+      <w:lvlText w:val="%5."/>
       <w:lvlJc w:val="left"/>
       <w:pPr>
         <w:ind w:left="3600" w:hanging="360"/>
@@ -13411,10 +13470,10 @@
         <w:u w:val="none"/>
       </w:rPr>
     </w:lvl>
-    <w:lvl w:ilvl="4">
-      <w:start w:val="1"/>
-      <w:numFmt w:val="bullet"/>
-      <w:lvlText w:val="○"/>
+    <w:lvl w:ilvl="5">
+      <w:start w:val="1"/>
+      <w:numFmt w:val="lowerRoman"/>
+      <w:lvlText w:val="%6."/>
       <w:lvlJc w:val="left"/>
       <w:pPr>
         <w:ind w:left="4320" w:hanging="360"/>
@@ -13423,10 +13482,10 @@
         <w:u w:val="none"/>
       </w:rPr>
     </w:lvl>
-    <w:lvl w:ilvl="5">
-      <w:start w:val="1"/>
-      <w:numFmt w:val="bullet"/>
-      <w:lvlText w:val="■"/>
+    <w:lvl w:ilvl="6">
+      <w:start w:val="1"/>
+      <w:numFmt w:val="decimal"/>
+      <w:lvlText w:val="%7."/>
       <w:lvlJc w:val="left"/>
       <w:pPr>
         <w:ind w:left="5040" w:hanging="360"/>
@@ -13435,10 +13494,10 @@
         <w:u w:val="none"/>
       </w:rPr>
     </w:lvl>
-    <w:lvl w:ilvl="6">
-      <w:start w:val="1"/>
-      <w:numFmt w:val="bullet"/>
-      <w:lvlText w:val="●"/>
+    <w:lvl w:ilvl="7">
+      <w:start w:val="1"/>
+      <w:numFmt w:val="lowerLetter"/>
+      <w:lvlText w:val="%8."/>
       <w:lvlJc w:val="left"/>
       <w:pPr>
         <w:ind w:left="5760" w:hanging="360"/>
@@ -13447,25 +13506,13 @@
         <w:u w:val="none"/>
       </w:rPr>
     </w:lvl>
-    <w:lvl w:ilvl="7">
-      <w:start w:val="1"/>
-      <w:numFmt w:val="bullet"/>
-      <w:lvlText w:val="○"/>
+    <w:lvl w:ilvl="8">
+      <w:start w:val="1"/>
+      <w:numFmt w:val="lowerRoman"/>
+      <w:lvlText w:val="%9."/>
       <w:lvlJc w:val="left"/>
       <w:pPr>
         <w:ind w:left="6480" w:hanging="360"/>
-      </w:pPr>
-      <w:rPr>
-        <w:u w:val="none"/>
-      </w:rPr>
-    </w:lvl>
-    <w:lvl w:ilvl="8">
-      <w:start w:val="1"/>
-      <w:numFmt w:val="bullet"/>
-      <w:lvlText w:val="■"/>
-      <w:lvlJc w:val="left"/>
-      <w:pPr>
-        <w:ind w:left="7200" w:hanging="360"/>
       </w:pPr>
       <w:rPr>
         <w:u w:val="none"/>
@@ -13589,7 +13636,7 @@
       <w:lvlText w:val="●"/>
       <w:lvlJc w:val="left"/>
       <w:pPr>
-        <w:ind w:left="720" w:hanging="360"/>
+        <w:ind w:left="1440" w:hanging="360"/>
       </w:pPr>
       <w:rPr>
         <w:u w:val="none"/>
@@ -13601,7 +13648,7 @@
       <w:lvlText w:val="○"/>
       <w:lvlJc w:val="left"/>
       <w:pPr>
-        <w:ind w:left="1440" w:hanging="360"/>
+        <w:ind w:left="2160" w:hanging="360"/>
       </w:pPr>
       <w:rPr>
         <w:u w:val="none"/>
@@ -13613,7 +13660,7 @@
       <w:lvlText w:val="■"/>
       <w:lvlJc w:val="left"/>
       <w:pPr>
-        <w:ind w:left="2160" w:hanging="360"/>
+        <w:ind w:left="2880" w:hanging="360"/>
       </w:pPr>
       <w:rPr>
         <w:u w:val="none"/>
@@ -13625,7 +13672,7 @@
       <w:lvlText w:val="●"/>
       <w:lvlJc w:val="left"/>
       <w:pPr>
-        <w:ind w:left="2880" w:hanging="360"/>
+        <w:ind w:left="3600" w:hanging="360"/>
       </w:pPr>
       <w:rPr>
         <w:u w:val="none"/>
@@ -13637,7 +13684,7 @@
       <w:lvlText w:val="○"/>
       <w:lvlJc w:val="left"/>
       <w:pPr>
-        <w:ind w:left="3600" w:hanging="360"/>
+        <w:ind w:left="4320" w:hanging="360"/>
       </w:pPr>
       <w:rPr>
         <w:u w:val="none"/>
@@ -13649,7 +13696,7 @@
       <w:lvlText w:val="■"/>
       <w:lvlJc w:val="left"/>
       <w:pPr>
-        <w:ind w:left="4320" w:hanging="360"/>
+        <w:ind w:left="5040" w:hanging="360"/>
       </w:pPr>
       <w:rPr>
         <w:u w:val="none"/>
@@ -13661,7 +13708,7 @@
       <w:lvlText w:val="●"/>
       <w:lvlJc w:val="left"/>
       <w:pPr>
-        <w:ind w:left="5040" w:hanging="360"/>
+        <w:ind w:left="5760" w:hanging="360"/>
       </w:pPr>
       <w:rPr>
         <w:u w:val="none"/>
@@ -13673,7 +13720,7 @@
       <w:lvlText w:val="○"/>
       <w:lvlJc w:val="left"/>
       <w:pPr>
-        <w:ind w:left="5760" w:hanging="360"/>
+        <w:ind w:left="6480" w:hanging="360"/>
       </w:pPr>
       <w:rPr>
         <w:u w:val="none"/>
@@ -13685,7 +13732,7 @@
       <w:lvlText w:val="■"/>
       <w:lvlJc w:val="left"/>
       <w:pPr>
-        <w:ind w:left="6480" w:hanging="360"/>
+        <w:ind w:left="7200" w:hanging="360"/>
       </w:pPr>
       <w:rPr>
         <w:u w:val="none"/>
@@ -13699,103 +13746,103 @@
       <w:lvlText w:val="●"/>
       <w:lvlJc w:val="left"/>
       <w:pPr>
+        <w:ind w:left="720" w:hanging="360"/>
+      </w:pPr>
+      <w:rPr>
+        <w:u w:val="none"/>
+      </w:rPr>
+    </w:lvl>
+    <w:lvl w:ilvl="1">
+      <w:start w:val="1"/>
+      <w:numFmt w:val="bullet"/>
+      <w:lvlText w:val="○"/>
+      <w:lvlJc w:val="left"/>
+      <w:pPr>
         <w:ind w:left="1440" w:hanging="360"/>
       </w:pPr>
       <w:rPr>
         <w:u w:val="none"/>
       </w:rPr>
     </w:lvl>
-    <w:lvl w:ilvl="1">
+    <w:lvl w:ilvl="2">
+      <w:start w:val="1"/>
+      <w:numFmt w:val="bullet"/>
+      <w:lvlText w:val="■"/>
+      <w:lvlJc w:val="left"/>
+      <w:pPr>
+        <w:ind w:left="2160" w:hanging="360"/>
+      </w:pPr>
+      <w:rPr>
+        <w:u w:val="none"/>
+      </w:rPr>
+    </w:lvl>
+    <w:lvl w:ilvl="3">
+      <w:start w:val="1"/>
+      <w:numFmt w:val="bullet"/>
+      <w:lvlText w:val="●"/>
+      <w:lvlJc w:val="left"/>
+      <w:pPr>
+        <w:ind w:left="2880" w:hanging="360"/>
+      </w:pPr>
+      <w:rPr>
+        <w:u w:val="none"/>
+      </w:rPr>
+    </w:lvl>
+    <w:lvl w:ilvl="4">
       <w:start w:val="1"/>
       <w:numFmt w:val="bullet"/>
       <w:lvlText w:val="○"/>
       <w:lvlJc w:val="left"/>
       <w:pPr>
-        <w:ind w:left="2160" w:hanging="360"/>
-      </w:pPr>
-      <w:rPr>
-        <w:u w:val="none"/>
-      </w:rPr>
-    </w:lvl>
-    <w:lvl w:ilvl="2">
+        <w:ind w:left="3600" w:hanging="360"/>
+      </w:pPr>
+      <w:rPr>
+        <w:u w:val="none"/>
+      </w:rPr>
+    </w:lvl>
+    <w:lvl w:ilvl="5">
       <w:start w:val="1"/>
       <w:numFmt w:val="bullet"/>
       <w:lvlText w:val="■"/>
       <w:lvlJc w:val="left"/>
       <w:pPr>
-        <w:ind w:left="2880" w:hanging="360"/>
-      </w:pPr>
-      <w:rPr>
-        <w:u w:val="none"/>
-      </w:rPr>
-    </w:lvl>
-    <w:lvl w:ilvl="3">
+        <w:ind w:left="4320" w:hanging="360"/>
+      </w:pPr>
+      <w:rPr>
+        <w:u w:val="none"/>
+      </w:rPr>
+    </w:lvl>
+    <w:lvl w:ilvl="6">
       <w:start w:val="1"/>
       <w:numFmt w:val="bullet"/>
       <w:lvlText w:val="●"/>
       <w:lvlJc w:val="left"/>
       <w:pPr>
-        <w:ind w:left="3600" w:hanging="360"/>
-      </w:pPr>
-      <w:rPr>
-        <w:u w:val="none"/>
-      </w:rPr>
-    </w:lvl>
-    <w:lvl w:ilvl="4">
+        <w:ind w:left="5040" w:hanging="360"/>
+      </w:pPr>
+      <w:rPr>
+        <w:u w:val="none"/>
+      </w:rPr>
+    </w:lvl>
+    <w:lvl w:ilvl="7">
       <w:start w:val="1"/>
       <w:numFmt w:val="bullet"/>
       <w:lvlText w:val="○"/>
       <w:lvlJc w:val="left"/>
       <w:pPr>
-        <w:ind w:left="4320" w:hanging="360"/>
-      </w:pPr>
-      <w:rPr>
-        <w:u w:val="none"/>
-      </w:rPr>
-    </w:lvl>
-    <w:lvl w:ilvl="5">
+        <w:ind w:left="5760" w:hanging="360"/>
+      </w:pPr>
+      <w:rPr>
+        <w:u w:val="none"/>
+      </w:rPr>
+    </w:lvl>
+    <w:lvl w:ilvl="8">
       <w:start w:val="1"/>
       <w:numFmt w:val="bullet"/>
       <w:lvlText w:val="■"/>
       <w:lvlJc w:val="left"/>
       <w:pPr>
-        <w:ind w:left="5040" w:hanging="360"/>
-      </w:pPr>
-      <w:rPr>
-        <w:u w:val="none"/>
-      </w:rPr>
-    </w:lvl>
-    <w:lvl w:ilvl="6">
-      <w:start w:val="1"/>
-      <w:numFmt w:val="bullet"/>
-      <w:lvlText w:val="●"/>
-      <w:lvlJc w:val="left"/>
-      <w:pPr>
-        <w:ind w:left="5760" w:hanging="360"/>
-      </w:pPr>
-      <w:rPr>
-        <w:u w:val="none"/>
-      </w:rPr>
-    </w:lvl>
-    <w:lvl w:ilvl="7">
-      <w:start w:val="1"/>
-      <w:numFmt w:val="bullet"/>
-      <w:lvlText w:val="○"/>
-      <w:lvlJc w:val="left"/>
-      <w:pPr>
         <w:ind w:left="6480" w:hanging="360"/>
-      </w:pPr>
-      <w:rPr>
-        <w:u w:val="none"/>
-      </w:rPr>
-    </w:lvl>
-    <w:lvl w:ilvl="8">
-      <w:start w:val="1"/>
-      <w:numFmt w:val="bullet"/>
-      <w:lvlText w:val="■"/>
-      <w:lvlJc w:val="left"/>
-      <w:pPr>
-        <w:ind w:left="7200" w:hanging="360"/>
       </w:pPr>
       <w:rPr>
         <w:u w:val="none"/>
@@ -13919,10 +13966,9 @@
       <w:lvlText w:val="●"/>
       <w:lvlJc w:val="left"/>
       <w:pPr>
-        <w:ind w:left="720" w:hanging="360"/>
-      </w:pPr>
-      <w:rPr>
-        <w:rFonts w:ascii="Arial" w:cs="Arial" w:eastAsia="Arial" w:hAnsi="Arial"/>
+        <w:ind w:left="1440" w:hanging="360"/>
+      </w:pPr>
+      <w:rPr>
         <w:u w:val="none"/>
       </w:rPr>
     </w:lvl>
@@ -13932,7 +13978,7 @@
       <w:lvlText w:val="○"/>
       <w:lvlJc w:val="left"/>
       <w:pPr>
-        <w:ind w:left="1440" w:hanging="360"/>
+        <w:ind w:left="2160" w:hanging="360"/>
       </w:pPr>
       <w:rPr>
         <w:u w:val="none"/>
@@ -13944,7 +13990,7 @@
       <w:lvlText w:val="■"/>
       <w:lvlJc w:val="left"/>
       <w:pPr>
-        <w:ind w:left="2160" w:hanging="360"/>
+        <w:ind w:left="2880" w:hanging="360"/>
       </w:pPr>
       <w:rPr>
         <w:u w:val="none"/>
@@ -13956,7 +14002,7 @@
       <w:lvlText w:val="●"/>
       <w:lvlJc w:val="left"/>
       <w:pPr>
-        <w:ind w:left="2880" w:hanging="360"/>
+        <w:ind w:left="3600" w:hanging="360"/>
       </w:pPr>
       <w:rPr>
         <w:u w:val="none"/>
@@ -13968,7 +14014,7 @@
       <w:lvlText w:val="○"/>
       <w:lvlJc w:val="left"/>
       <w:pPr>
-        <w:ind w:left="3600" w:hanging="360"/>
+        <w:ind w:left="4320" w:hanging="360"/>
       </w:pPr>
       <w:rPr>
         <w:u w:val="none"/>
@@ -13980,7 +14026,7 @@
       <w:lvlText w:val="■"/>
       <w:lvlJc w:val="left"/>
       <w:pPr>
-        <w:ind w:left="4320" w:hanging="360"/>
+        <w:ind w:left="5040" w:hanging="360"/>
       </w:pPr>
       <w:rPr>
         <w:u w:val="none"/>
@@ -13992,7 +14038,7 @@
       <w:lvlText w:val="●"/>
       <w:lvlJc w:val="left"/>
       <w:pPr>
-        <w:ind w:left="5040" w:hanging="360"/>
+        <w:ind w:left="5760" w:hanging="360"/>
       </w:pPr>
       <w:rPr>
         <w:u w:val="none"/>
@@ -14004,7 +14050,7 @@
       <w:lvlText w:val="○"/>
       <w:lvlJc w:val="left"/>
       <w:pPr>
-        <w:ind w:left="5760" w:hanging="360"/>
+        <w:ind w:left="6480" w:hanging="360"/>
       </w:pPr>
       <w:rPr>
         <w:u w:val="none"/>
@@ -14016,7 +14062,7 @@
       <w:lvlText w:val="■"/>
       <w:lvlJc w:val="left"/>
       <w:pPr>
-        <w:ind w:left="6480" w:hanging="360"/>
+        <w:ind w:left="7200" w:hanging="360"/>
       </w:pPr>
       <w:rPr>
         <w:u w:val="none"/>
@@ -14030,103 +14076,104 @@
       <w:lvlText w:val="●"/>
       <w:lvlJc w:val="left"/>
       <w:pPr>
+        <w:ind w:left="720" w:hanging="360"/>
+      </w:pPr>
+      <w:rPr>
+        <w:rFonts w:ascii="Arial" w:cs="Arial" w:eastAsia="Arial" w:hAnsi="Arial"/>
+        <w:u w:val="none"/>
+      </w:rPr>
+    </w:lvl>
+    <w:lvl w:ilvl="1">
+      <w:start w:val="1"/>
+      <w:numFmt w:val="bullet"/>
+      <w:lvlText w:val="○"/>
+      <w:lvlJc w:val="left"/>
+      <w:pPr>
         <w:ind w:left="1440" w:hanging="360"/>
       </w:pPr>
       <w:rPr>
         <w:u w:val="none"/>
       </w:rPr>
     </w:lvl>
-    <w:lvl w:ilvl="1">
+    <w:lvl w:ilvl="2">
+      <w:start w:val="1"/>
+      <w:numFmt w:val="bullet"/>
+      <w:lvlText w:val="■"/>
+      <w:lvlJc w:val="left"/>
+      <w:pPr>
+        <w:ind w:left="2160" w:hanging="360"/>
+      </w:pPr>
+      <w:rPr>
+        <w:u w:val="none"/>
+      </w:rPr>
+    </w:lvl>
+    <w:lvl w:ilvl="3">
+      <w:start w:val="1"/>
+      <w:numFmt w:val="bullet"/>
+      <w:lvlText w:val="●"/>
+      <w:lvlJc w:val="left"/>
+      <w:pPr>
+        <w:ind w:left="2880" w:hanging="360"/>
+      </w:pPr>
+      <w:rPr>
+        <w:u w:val="none"/>
+      </w:rPr>
+    </w:lvl>
+    <w:lvl w:ilvl="4">
       <w:start w:val="1"/>
       <w:numFmt w:val="bullet"/>
       <w:lvlText w:val="○"/>
       <w:lvlJc w:val="left"/>
       <w:pPr>
-        <w:ind w:left="2160" w:hanging="360"/>
-      </w:pPr>
-      <w:rPr>
-        <w:u w:val="none"/>
-      </w:rPr>
-    </w:lvl>
-    <w:lvl w:ilvl="2">
+        <w:ind w:left="3600" w:hanging="360"/>
+      </w:pPr>
+      <w:rPr>
+        <w:u w:val="none"/>
+      </w:rPr>
+    </w:lvl>
+    <w:lvl w:ilvl="5">
       <w:start w:val="1"/>
       <w:numFmt w:val="bullet"/>
       <w:lvlText w:val="■"/>
       <w:lvlJc w:val="left"/>
       <w:pPr>
-        <w:ind w:left="2880" w:hanging="360"/>
-      </w:pPr>
-      <w:rPr>
-        <w:u w:val="none"/>
-      </w:rPr>
-    </w:lvl>
-    <w:lvl w:ilvl="3">
+        <w:ind w:left="4320" w:hanging="360"/>
+      </w:pPr>
+      <w:rPr>
+        <w:u w:val="none"/>
+      </w:rPr>
+    </w:lvl>
+    <w:lvl w:ilvl="6">
       <w:start w:val="1"/>
       <w:numFmt w:val="bullet"/>
       <w:lvlText w:val="●"/>
       <w:lvlJc w:val="left"/>
       <w:pPr>
-        <w:ind w:left="3600" w:hanging="360"/>
-      </w:pPr>
-      <w:rPr>
-        <w:u w:val="none"/>
-      </w:rPr>
-    </w:lvl>
-    <w:lvl w:ilvl="4">
+        <w:ind w:left="5040" w:hanging="360"/>
+      </w:pPr>
+      <w:rPr>
+        <w:u w:val="none"/>
+      </w:rPr>
+    </w:lvl>
+    <w:lvl w:ilvl="7">
       <w:start w:val="1"/>
       <w:numFmt w:val="bullet"/>
       <w:lvlText w:val="○"/>
       <w:lvlJc w:val="left"/>
       <w:pPr>
-        <w:ind w:left="4320" w:hanging="360"/>
-      </w:pPr>
-      <w:rPr>
-        <w:u w:val="none"/>
-      </w:rPr>
-    </w:lvl>
-    <w:lvl w:ilvl="5">
+        <w:ind w:left="5760" w:hanging="360"/>
+      </w:pPr>
+      <w:rPr>
+        <w:u w:val="none"/>
+      </w:rPr>
+    </w:lvl>
+    <w:lvl w:ilvl="8">
       <w:start w:val="1"/>
       <w:numFmt w:val="bullet"/>
       <w:lvlText w:val="■"/>
       <w:lvlJc w:val="left"/>
       <w:pPr>
-        <w:ind w:left="5040" w:hanging="360"/>
-      </w:pPr>
-      <w:rPr>
-        <w:u w:val="none"/>
-      </w:rPr>
-    </w:lvl>
-    <w:lvl w:ilvl="6">
-      <w:start w:val="1"/>
-      <w:numFmt w:val="bullet"/>
-      <w:lvlText w:val="●"/>
-      <w:lvlJc w:val="left"/>
-      <w:pPr>
-        <w:ind w:left="5760" w:hanging="360"/>
-      </w:pPr>
-      <w:rPr>
-        <w:u w:val="none"/>
-      </w:rPr>
-    </w:lvl>
-    <w:lvl w:ilvl="7">
-      <w:start w:val="1"/>
-      <w:numFmt w:val="bullet"/>
-      <w:lvlText w:val="○"/>
-      <w:lvlJc w:val="left"/>
-      <w:pPr>
         <w:ind w:left="6480" w:hanging="360"/>
-      </w:pPr>
-      <w:rPr>
-        <w:u w:val="none"/>
-      </w:rPr>
-    </w:lvl>
-    <w:lvl w:ilvl="8">
-      <w:start w:val="1"/>
-      <w:numFmt w:val="bullet"/>
-      <w:lvlText w:val="■"/>
-      <w:lvlJc w:val="left"/>
-      <w:pPr>
-        <w:ind w:left="7200" w:hanging="360"/>
       </w:pPr>
       <w:rPr>
         <w:u w:val="none"/>
@@ -14354,6 +14401,116 @@
     </w:lvl>
   </w:abstractNum>
   <w:abstractNum w:abstractNumId="34">
+    <w:lvl w:ilvl="0">
+      <w:start w:val="1"/>
+      <w:numFmt w:val="bullet"/>
+      <w:lvlText w:val="●"/>
+      <w:lvlJc w:val="left"/>
+      <w:pPr>
+        <w:ind w:left="1440" w:hanging="360"/>
+      </w:pPr>
+      <w:rPr>
+        <w:u w:val="none"/>
+      </w:rPr>
+    </w:lvl>
+    <w:lvl w:ilvl="1">
+      <w:start w:val="1"/>
+      <w:numFmt w:val="bullet"/>
+      <w:lvlText w:val="○"/>
+      <w:lvlJc w:val="left"/>
+      <w:pPr>
+        <w:ind w:left="2160" w:hanging="360"/>
+      </w:pPr>
+      <w:rPr>
+        <w:u w:val="none"/>
+      </w:rPr>
+    </w:lvl>
+    <w:lvl w:ilvl="2">
+      <w:start w:val="1"/>
+      <w:numFmt w:val="bullet"/>
+      <w:lvlText w:val="■"/>
+      <w:lvlJc w:val="left"/>
+      <w:pPr>
+        <w:ind w:left="2880" w:hanging="360"/>
+      </w:pPr>
+      <w:rPr>
+        <w:u w:val="none"/>
+      </w:rPr>
+    </w:lvl>
+    <w:lvl w:ilvl="3">
+      <w:start w:val="1"/>
+      <w:numFmt w:val="bullet"/>
+      <w:lvlText w:val="●"/>
+      <w:lvlJc w:val="left"/>
+      <w:pPr>
+        <w:ind w:left="3600" w:hanging="360"/>
+      </w:pPr>
+      <w:rPr>
+        <w:u w:val="none"/>
+      </w:rPr>
+    </w:lvl>
+    <w:lvl w:ilvl="4">
+      <w:start w:val="1"/>
+      <w:numFmt w:val="bullet"/>
+      <w:lvlText w:val="○"/>
+      <w:lvlJc w:val="left"/>
+      <w:pPr>
+        <w:ind w:left="4320" w:hanging="360"/>
+      </w:pPr>
+      <w:rPr>
+        <w:u w:val="none"/>
+      </w:rPr>
+    </w:lvl>
+    <w:lvl w:ilvl="5">
+      <w:start w:val="1"/>
+      <w:numFmt w:val="bullet"/>
+      <w:lvlText w:val="■"/>
+      <w:lvlJc w:val="left"/>
+      <w:pPr>
+        <w:ind w:left="5040" w:hanging="360"/>
+      </w:pPr>
+      <w:rPr>
+        <w:u w:val="none"/>
+      </w:rPr>
+    </w:lvl>
+    <w:lvl w:ilvl="6">
+      <w:start w:val="1"/>
+      <w:numFmt w:val="bullet"/>
+      <w:lvlText w:val="●"/>
+      <w:lvlJc w:val="left"/>
+      <w:pPr>
+        <w:ind w:left="5760" w:hanging="360"/>
+      </w:pPr>
+      <w:rPr>
+        <w:u w:val="none"/>
+      </w:rPr>
+    </w:lvl>
+    <w:lvl w:ilvl="7">
+      <w:start w:val="1"/>
+      <w:numFmt w:val="bullet"/>
+      <w:lvlText w:val="○"/>
+      <w:lvlJc w:val="left"/>
+      <w:pPr>
+        <w:ind w:left="6480" w:hanging="360"/>
+      </w:pPr>
+      <w:rPr>
+        <w:u w:val="none"/>
+      </w:rPr>
+    </w:lvl>
+    <w:lvl w:ilvl="8">
+      <w:start w:val="1"/>
+      <w:numFmt w:val="bullet"/>
+      <w:lvlText w:val="■"/>
+      <w:lvlJc w:val="left"/>
+      <w:pPr>
+        <w:ind w:left="7200" w:hanging="360"/>
+      </w:pPr>
+      <w:rPr>
+        <w:u w:val="none"/>
+      </w:rPr>
+    </w:lvl>
+  </w:abstractNum>
+  <w:abstractNum w:abstractNumId="35">
     <w:lvl w:ilvl="0">
       <w:start w:val="1"/>
       <w:numFmt w:val="bullet"/>
@@ -14564,6 +14721,9 @@
   </w:num>
   <w:num w:numId="34">
     <w:abstractNumId w:val="34"/>
+  </w:num>
+  <w:num w:numId="35">
+    <w:abstractNumId w:val="35"/>
   </w:num>
 </w:numbering>
 </file>

--- a/doc/CS673_SPPP_team1.docx
+++ b/doc/CS673_SPPP_team1.docx
@@ -565,7 +565,7 @@
                 <w:u w:val="single"/>
                 <w:rtl w:val="0"/>
               </w:rPr>
-              <w:t xml:space="preserve">09/20/2026</w:t>
+              <w:t xml:space="preserve">10/12/2026</w:t>
             </w:r>
           </w:p>
         </w:tc>
@@ -703,6 +703,356 @@
                 <w:rtl w:val="0"/>
               </w:rPr>
               <w:t xml:space="preserve">KimlengLim</w:t>
+            </w:r>
+          </w:p>
+        </w:tc>
+        <w:tc>
+          <w:tcPr>
+            <w:shd w:fill="auto" w:val="clear"/>
+            <w:tcMar>
+              <w:top w:w="100.0" w:type="dxa"/>
+              <w:left w:w="100.0" w:type="dxa"/>
+              <w:bottom w:w="100.0" w:type="dxa"/>
+              <w:right w:w="100.0" w:type="dxa"/>
+            </w:tcMar>
+            <w:vAlign w:val="top"/>
+          </w:tcPr>
+          <w:p>
+            <w:pPr>
+              <w:widowControl w:val="0"/>
+              <w:spacing w:line="240" w:lineRule="auto"/>
+              <w:rPr>
+                <w:sz w:val="24"/>
+                <w:szCs w:val="24"/>
+                <w:u w:val="single"/>
+              </w:rPr>
+            </w:pPr>
+            <w:r>
+              <w:rPr>
+                <w:sz w:val="24"/>
+                <w:szCs w:val="24"/>
+                <w:u w:val="single"/>
+                <w:rtl w:val="0"/>
+              </w:rPr>
+              <w:t xml:space="preserve">10/12/2026</w:t>
+            </w:r>
+          </w:p>
+        </w:tc>
+      </w:tr>
+      <w:tr>
+        <w:trPr>
+          <w:cantSplit w:val="0"/>
+          <w:tblHeader w:val="0"/>
+        </w:trPr>
+        <w:tc>
+          <w:tcPr>
+            <w:shd w:fill="auto" w:val="clear"/>
+            <w:tcMar>
+              <w:top w:w="0.0" w:type="dxa"/>
+              <w:left w:w="40.0" w:type="dxa"/>
+              <w:bottom w:w="0.0" w:type="dxa"/>
+              <w:right w:w="40.0" w:type="dxa"/>
+            </w:tcMar>
+            <w:vAlign w:val="bottom"/>
+          </w:tcPr>
+          <w:p>
+            <w:pPr>
+              <w:keepNext w:val="0"/>
+              <w:keepLines w:val="0"/>
+              <w:pageBreakBefore w:val="0"/>
+              <w:widowControl w:val="0"/>
+              <w:pBdr>
+                <w:top w:space="0" w:sz="0" w:val="nil"/>
+                <w:left w:space="0" w:sz="0" w:val="nil"/>
+                <w:bottom w:space="0" w:sz="0" w:val="nil"/>
+                <w:right w:space="0" w:sz="0" w:val="nil"/>
+                <w:between w:space="0" w:sz="0" w:val="nil"/>
+              </w:pBdr>
+              <w:shd w:fill="auto" w:val="clear"/>
+              <w:spacing w:line="240" w:lineRule="auto"/>
+              <w:rPr>
+                <w:sz w:val="24"/>
+                <w:szCs w:val="24"/>
+              </w:rPr>
+            </w:pPr>
+            <w:r>
+              <w:rPr>
+                <w:sz w:val="24"/>
+                <w:szCs w:val="24"/>
+                <w:rtl w:val="0"/>
+              </w:rPr>
+              <w:t xml:space="preserve">Krizma Nagi</w:t>
+            </w:r>
+          </w:p>
+        </w:tc>
+        <w:tc>
+          <w:tcPr>
+            <w:shd w:fill="auto" w:val="clear"/>
+            <w:tcMar>
+              <w:top w:w="100.0" w:type="dxa"/>
+              <w:left w:w="100.0" w:type="dxa"/>
+              <w:bottom w:w="100.0" w:type="dxa"/>
+              <w:right w:w="100.0" w:type="dxa"/>
+            </w:tcMar>
+            <w:vAlign w:val="top"/>
+          </w:tcPr>
+          <w:p>
+            <w:pPr>
+              <w:keepNext w:val="0"/>
+              <w:keepLines w:val="0"/>
+              <w:pageBreakBefore w:val="0"/>
+              <w:widowControl w:val="0"/>
+              <w:pBdr>
+                <w:top w:space="0" w:sz="0" w:val="nil"/>
+                <w:left w:space="0" w:sz="0" w:val="nil"/>
+                <w:bottom w:space="0" w:sz="0" w:val="nil"/>
+                <w:right w:space="0" w:sz="0" w:val="nil"/>
+                <w:between w:space="0" w:sz="0" w:val="nil"/>
+              </w:pBdr>
+              <w:shd w:fill="auto" w:val="clear"/>
+              <w:spacing w:after="0" w:before="0" w:line="240" w:lineRule="auto"/>
+              <w:ind w:left="0" w:firstLine="0"/>
+              <w:rPr>
+                <w:sz w:val="24"/>
+                <w:szCs w:val="24"/>
+              </w:rPr>
+            </w:pPr>
+            <w:r>
+              <w:rPr>
+                <w:sz w:val="24"/>
+                <w:szCs w:val="24"/>
+                <w:rtl w:val="0"/>
+              </w:rPr>
+              <w:t xml:space="preserve">Requirement Lead</w:t>
+            </w:r>
+          </w:p>
+        </w:tc>
+        <w:tc>
+          <w:tcPr>
+            <w:shd w:fill="auto" w:val="clear"/>
+            <w:tcMar>
+              <w:top w:w="100.0" w:type="dxa"/>
+              <w:left w:w="100.0" w:type="dxa"/>
+              <w:bottom w:w="100.0" w:type="dxa"/>
+              <w:right w:w="100.0" w:type="dxa"/>
+            </w:tcMar>
+            <w:vAlign w:val="top"/>
+          </w:tcPr>
+          <w:p>
+            <w:pPr>
+              <w:keepNext w:val="0"/>
+              <w:keepLines w:val="0"/>
+              <w:pageBreakBefore w:val="0"/>
+              <w:widowControl w:val="0"/>
+              <w:pBdr>
+                <w:top w:space="0" w:sz="0" w:val="nil"/>
+                <w:left w:space="0" w:sz="0" w:val="nil"/>
+                <w:bottom w:space="0" w:sz="0" w:val="nil"/>
+                <w:right w:space="0" w:sz="0" w:val="nil"/>
+                <w:between w:space="0" w:sz="0" w:val="nil"/>
+              </w:pBdr>
+              <w:shd w:fill="auto" w:val="clear"/>
+              <w:spacing w:after="0" w:before="0" w:line="240" w:lineRule="auto"/>
+              <w:ind w:left="0" w:firstLine="0"/>
+              <w:rPr>
+                <w:i w:val="1"/>
+                <w:iCs w:val="1"/>
+                <w:sz w:val="24"/>
+                <w:szCs w:val="24"/>
+                <w:u w:val="single"/>
+              </w:rPr>
+            </w:pPr>
+            <w:r>
+              <w:rPr>
+                <w:i w:val="1"/>
+                <w:iCs w:val="1"/>
+                <w:sz w:val="24"/>
+                <w:szCs w:val="24"/>
+                <w:u w:val="single"/>
+                <w:rtl w:val="0"/>
+              </w:rPr>
+              <w:t xml:space="preserve">KrizmaNagi</w:t>
+            </w:r>
+          </w:p>
+        </w:tc>
+        <w:tc>
+          <w:tcPr>
+            <w:shd w:fill="auto" w:val="clear"/>
+            <w:tcMar>
+              <w:top w:w="100.0" w:type="dxa"/>
+              <w:left w:w="100.0" w:type="dxa"/>
+              <w:bottom w:w="100.0" w:type="dxa"/>
+              <w:right w:w="100.0" w:type="dxa"/>
+            </w:tcMar>
+            <w:vAlign w:val="top"/>
+          </w:tcPr>
+          <w:p>
+            <w:pPr>
+              <w:keepNext w:val="0"/>
+              <w:keepLines w:val="0"/>
+              <w:pageBreakBefore w:val="0"/>
+              <w:widowControl w:val="0"/>
+              <w:pBdr>
+                <w:top w:space="0" w:sz="0" w:val="nil"/>
+                <w:left w:space="0" w:sz="0" w:val="nil"/>
+                <w:bottom w:space="0" w:sz="0" w:val="nil"/>
+                <w:right w:space="0" w:sz="0" w:val="nil"/>
+                <w:between w:space="0" w:sz="0" w:val="nil"/>
+              </w:pBdr>
+              <w:shd w:fill="auto" w:val="clear"/>
+              <w:spacing w:after="0" w:before="0" w:line="240" w:lineRule="auto"/>
+              <w:ind w:left="0" w:firstLine="0"/>
+              <w:rPr>
+                <w:sz w:val="24"/>
+                <w:szCs w:val="24"/>
+                <w:u w:val="single"/>
+              </w:rPr>
+            </w:pPr>
+            <w:r>
+              <w:rPr>
+                <w:sz w:val="24"/>
+                <w:szCs w:val="24"/>
+                <w:u w:val="single"/>
+                <w:rtl w:val="0"/>
+              </w:rPr>
+              <w:t xml:space="preserve">10/12/2026</w:t>
+            </w:r>
+          </w:p>
+        </w:tc>
+      </w:tr>
+      <w:tr>
+        <w:trPr>
+          <w:cantSplit w:val="0"/>
+          <w:tblHeader w:val="0"/>
+        </w:trPr>
+        <w:tc>
+          <w:tcPr>
+            <w:shd w:fill="auto" w:val="clear"/>
+            <w:tcMar>
+              <w:top w:w="0.0" w:type="dxa"/>
+              <w:left w:w="40.0" w:type="dxa"/>
+              <w:bottom w:w="0.0" w:type="dxa"/>
+              <w:right w:w="40.0" w:type="dxa"/>
+            </w:tcMar>
+            <w:vAlign w:val="bottom"/>
+          </w:tcPr>
+          <w:p>
+            <w:pPr>
+              <w:keepNext w:val="0"/>
+              <w:keepLines w:val="0"/>
+              <w:pageBreakBefore w:val="0"/>
+              <w:widowControl w:val="0"/>
+              <w:pBdr>
+                <w:top w:space="0" w:sz="0" w:val="nil"/>
+                <w:left w:space="0" w:sz="0" w:val="nil"/>
+                <w:bottom w:space="0" w:sz="0" w:val="nil"/>
+                <w:right w:space="0" w:sz="0" w:val="nil"/>
+                <w:between w:space="0" w:sz="0" w:val="nil"/>
+              </w:pBdr>
+              <w:shd w:fill="auto" w:val="clear"/>
+              <w:spacing w:line="240" w:lineRule="auto"/>
+              <w:rPr>
+                <w:sz w:val="24"/>
+                <w:szCs w:val="24"/>
+              </w:rPr>
+            </w:pPr>
+            <w:r>
+              <w:rPr>
+                <w:sz w:val="24"/>
+                <w:szCs w:val="24"/>
+                <w:rtl w:val="0"/>
+              </w:rPr>
+              <w:t xml:space="preserve">Andy Chang</w:t>
+            </w:r>
+          </w:p>
+        </w:tc>
+        <w:tc>
+          <w:tcPr>
+            <w:shd w:fill="auto" w:val="clear"/>
+            <w:tcMar>
+              <w:top w:w="100.0" w:type="dxa"/>
+              <w:left w:w="100.0" w:type="dxa"/>
+              <w:bottom w:w="100.0" w:type="dxa"/>
+              <w:right w:w="100.0" w:type="dxa"/>
+            </w:tcMar>
+            <w:vAlign w:val="top"/>
+          </w:tcPr>
+          <w:p>
+            <w:pPr>
+              <w:keepNext w:val="0"/>
+              <w:keepLines w:val="0"/>
+              <w:pageBreakBefore w:val="0"/>
+              <w:widowControl w:val="0"/>
+              <w:pBdr>
+                <w:top w:space="0" w:sz="0" w:val="nil"/>
+                <w:left w:space="0" w:sz="0" w:val="nil"/>
+                <w:bottom w:space="0" w:sz="0" w:val="nil"/>
+                <w:right w:space="0" w:sz="0" w:val="nil"/>
+                <w:between w:space="0" w:sz="0" w:val="nil"/>
+              </w:pBdr>
+              <w:shd w:fill="auto" w:val="clear"/>
+              <w:spacing w:after="0" w:before="0" w:line="240" w:lineRule="auto"/>
+              <w:ind w:left="0" w:firstLine="0"/>
+              <w:rPr>
+                <w:sz w:val="24"/>
+                <w:szCs w:val="24"/>
+              </w:rPr>
+            </w:pPr>
+            <w:r>
+              <w:rPr>
+                <w:sz w:val="24"/>
+                <w:szCs w:val="24"/>
+                <w:rtl w:val="0"/>
+              </w:rPr>
+              <w:t xml:space="preserve">Configuration Lead</w:t>
+            </w:r>
+          </w:p>
+        </w:tc>
+        <w:tc>
+          <w:tcPr>
+            <w:shd w:fill="auto" w:val="clear"/>
+            <w:tcMar>
+              <w:top w:w="100.0" w:type="dxa"/>
+              <w:left w:w="100.0" w:type="dxa"/>
+              <w:bottom w:w="100.0" w:type="dxa"/>
+              <w:right w:w="100.0" w:type="dxa"/>
+            </w:tcMar>
+            <w:vAlign w:val="top"/>
+          </w:tcPr>
+          <w:p>
+            <w:pPr>
+              <w:keepNext w:val="0"/>
+              <w:keepLines w:val="0"/>
+              <w:pageBreakBefore w:val="0"/>
+              <w:widowControl w:val="0"/>
+              <w:pBdr>
+                <w:top w:space="0" w:sz="0" w:val="nil"/>
+                <w:left w:space="0" w:sz="0" w:val="nil"/>
+                <w:bottom w:space="0" w:sz="0" w:val="nil"/>
+                <w:right w:space="0" w:sz="0" w:val="nil"/>
+                <w:between w:space="0" w:sz="0" w:val="nil"/>
+              </w:pBdr>
+              <w:shd w:fill="auto" w:val="clear"/>
+              <w:spacing w:after="0" w:before="0" w:line="240" w:lineRule="auto"/>
+              <w:ind w:left="0" w:firstLine="0"/>
+              <w:rPr>
+                <w:i w:val="1"/>
+                <w:iCs w:val="1"/>
+                <w:sz w:val="24"/>
+                <w:szCs w:val="24"/>
+                <w:u w:val="single"/>
+              </w:rPr>
+            </w:pPr>
+            <w:r>
+              <w:rPr>
+                <w:i w:val="1"/>
+                <w:iCs w:val="1"/>
+                <w:sz w:val="24"/>
+                <w:szCs w:val="24"/>
+                <w:u w:val="single"/>
+                <w:rtl w:val="0"/>
+              </w:rPr>
+              <w:t xml:space="preserve">Andy Chang</w:t>
             </w:r>
           </w:p>
         </w:tc>
@@ -793,368 +1143,6 @@
                 <w:szCs w:val="24"/>
                 <w:rtl w:val="0"/>
               </w:rPr>
-              <w:t xml:space="preserve">Krizma Nagi</w:t>
-            </w:r>
-          </w:p>
-        </w:tc>
-        <w:tc>
-          <w:tcPr>
-            <w:shd w:fill="auto" w:val="clear"/>
-            <w:tcMar>
-              <w:top w:w="100.0" w:type="dxa"/>
-              <w:left w:w="100.0" w:type="dxa"/>
-              <w:bottom w:w="100.0" w:type="dxa"/>
-              <w:right w:w="100.0" w:type="dxa"/>
-            </w:tcMar>
-            <w:vAlign w:val="top"/>
-          </w:tcPr>
-          <w:p>
-            <w:pPr>
-              <w:keepNext w:val="0"/>
-              <w:keepLines w:val="0"/>
-              <w:pageBreakBefore w:val="0"/>
-              <w:widowControl w:val="0"/>
-              <w:pBdr>
-                <w:top w:space="0" w:sz="0" w:val="nil"/>
-                <w:left w:space="0" w:sz="0" w:val="nil"/>
-                <w:bottom w:space="0" w:sz="0" w:val="nil"/>
-                <w:right w:space="0" w:sz="0" w:val="nil"/>
-                <w:between w:space="0" w:sz="0" w:val="nil"/>
-              </w:pBdr>
-              <w:shd w:fill="auto" w:val="clear"/>
-              <w:spacing w:after="0" w:before="0" w:line="240" w:lineRule="auto"/>
-              <w:ind w:left="0" w:firstLine="0"/>
-              <w:rPr>
-                <w:sz w:val="24"/>
-                <w:szCs w:val="24"/>
-              </w:rPr>
-            </w:pPr>
-            <w:r>
-              <w:rPr>
-                <w:sz w:val="24"/>
-                <w:szCs w:val="24"/>
-                <w:rtl w:val="0"/>
-              </w:rPr>
-              <w:t xml:space="preserve">Requirement Lead</w:t>
-            </w:r>
-          </w:p>
-        </w:tc>
-        <w:tc>
-          <w:tcPr>
-            <w:shd w:fill="auto" w:val="clear"/>
-            <w:tcMar>
-              <w:top w:w="100.0" w:type="dxa"/>
-              <w:left w:w="100.0" w:type="dxa"/>
-              <w:bottom w:w="100.0" w:type="dxa"/>
-              <w:right w:w="100.0" w:type="dxa"/>
-            </w:tcMar>
-            <w:vAlign w:val="top"/>
-          </w:tcPr>
-          <w:p>
-            <w:pPr>
-              <w:keepNext w:val="0"/>
-              <w:keepLines w:val="0"/>
-              <w:pageBreakBefore w:val="0"/>
-              <w:widowControl w:val="0"/>
-              <w:pBdr>
-                <w:top w:space="0" w:sz="0" w:val="nil"/>
-                <w:left w:space="0" w:sz="0" w:val="nil"/>
-                <w:bottom w:space="0" w:sz="0" w:val="nil"/>
-                <w:right w:space="0" w:sz="0" w:val="nil"/>
-                <w:between w:space="0" w:sz="0" w:val="nil"/>
-              </w:pBdr>
-              <w:shd w:fill="auto" w:val="clear"/>
-              <w:spacing w:after="0" w:before="0" w:line="240" w:lineRule="auto"/>
-              <w:ind w:left="0" w:firstLine="0"/>
-              <w:rPr>
-                <w:i w:val="1"/>
-                <w:iCs w:val="1"/>
-                <w:sz w:val="24"/>
-                <w:szCs w:val="24"/>
-                <w:u w:val="single"/>
-              </w:rPr>
-            </w:pPr>
-            <w:r>
-              <w:rPr>
-                <w:i w:val="1"/>
-                <w:iCs w:val="1"/>
-                <w:sz w:val="24"/>
-                <w:szCs w:val="24"/>
-                <w:u w:val="single"/>
-                <w:rtl w:val="0"/>
-              </w:rPr>
-              <w:t xml:space="preserve">KrizmaNagi</w:t>
-            </w:r>
-          </w:p>
-        </w:tc>
-        <w:tc>
-          <w:tcPr>
-            <w:shd w:fill="auto" w:val="clear"/>
-            <w:tcMar>
-              <w:top w:w="100.0" w:type="dxa"/>
-              <w:left w:w="100.0" w:type="dxa"/>
-              <w:bottom w:w="100.0" w:type="dxa"/>
-              <w:right w:w="100.0" w:type="dxa"/>
-            </w:tcMar>
-            <w:vAlign w:val="top"/>
-          </w:tcPr>
-          <w:p>
-            <w:pPr>
-              <w:keepNext w:val="0"/>
-              <w:keepLines w:val="0"/>
-              <w:pageBreakBefore w:val="0"/>
-              <w:widowControl w:val="0"/>
-              <w:pBdr>
-                <w:top w:space="0" w:sz="0" w:val="nil"/>
-                <w:left w:space="0" w:sz="0" w:val="nil"/>
-                <w:bottom w:space="0" w:sz="0" w:val="nil"/>
-                <w:right w:space="0" w:sz="0" w:val="nil"/>
-                <w:between w:space="0" w:sz="0" w:val="nil"/>
-              </w:pBdr>
-              <w:shd w:fill="auto" w:val="clear"/>
-              <w:spacing w:after="0" w:before="0" w:line="240" w:lineRule="auto"/>
-              <w:ind w:left="0" w:firstLine="0"/>
-              <w:rPr>
-                <w:sz w:val="24"/>
-                <w:szCs w:val="24"/>
-                <w:u w:val="single"/>
-              </w:rPr>
-            </w:pPr>
-            <w:r>
-              <w:rPr>
-                <w:sz w:val="24"/>
-                <w:szCs w:val="24"/>
-                <w:u w:val="single"/>
-                <w:rtl w:val="0"/>
-              </w:rPr>
-              <w:t xml:space="preserve">09/09/2026</w:t>
-            </w:r>
-          </w:p>
-        </w:tc>
-      </w:tr>
-      <w:tr>
-        <w:trPr>
-          <w:cantSplit w:val="0"/>
-          <w:tblHeader w:val="0"/>
-        </w:trPr>
-        <w:tc>
-          <w:tcPr>
-            <w:shd w:fill="auto" w:val="clear"/>
-            <w:tcMar>
-              <w:top w:w="0.0" w:type="dxa"/>
-              <w:left w:w="40.0" w:type="dxa"/>
-              <w:bottom w:w="0.0" w:type="dxa"/>
-              <w:right w:w="40.0" w:type="dxa"/>
-            </w:tcMar>
-            <w:vAlign w:val="bottom"/>
-          </w:tcPr>
-          <w:p>
-            <w:pPr>
-              <w:keepNext w:val="0"/>
-              <w:keepLines w:val="0"/>
-              <w:pageBreakBefore w:val="0"/>
-              <w:widowControl w:val="0"/>
-              <w:pBdr>
-                <w:top w:space="0" w:sz="0" w:val="nil"/>
-                <w:left w:space="0" w:sz="0" w:val="nil"/>
-                <w:bottom w:space="0" w:sz="0" w:val="nil"/>
-                <w:right w:space="0" w:sz="0" w:val="nil"/>
-                <w:between w:space="0" w:sz="0" w:val="nil"/>
-              </w:pBdr>
-              <w:shd w:fill="auto" w:val="clear"/>
-              <w:spacing w:line="240" w:lineRule="auto"/>
-              <w:rPr>
-                <w:sz w:val="24"/>
-                <w:szCs w:val="24"/>
-              </w:rPr>
-            </w:pPr>
-            <w:r>
-              <w:rPr>
-                <w:sz w:val="24"/>
-                <w:szCs w:val="24"/>
-                <w:rtl w:val="0"/>
-              </w:rPr>
-              <w:t xml:space="preserve">Andy Chang</w:t>
-            </w:r>
-          </w:p>
-        </w:tc>
-        <w:tc>
-          <w:tcPr>
-            <w:shd w:fill="auto" w:val="clear"/>
-            <w:tcMar>
-              <w:top w:w="100.0" w:type="dxa"/>
-              <w:left w:w="100.0" w:type="dxa"/>
-              <w:bottom w:w="100.0" w:type="dxa"/>
-              <w:right w:w="100.0" w:type="dxa"/>
-            </w:tcMar>
-            <w:vAlign w:val="top"/>
-          </w:tcPr>
-          <w:p>
-            <w:pPr>
-              <w:keepNext w:val="0"/>
-              <w:keepLines w:val="0"/>
-              <w:pageBreakBefore w:val="0"/>
-              <w:widowControl w:val="0"/>
-              <w:pBdr>
-                <w:top w:space="0" w:sz="0" w:val="nil"/>
-                <w:left w:space="0" w:sz="0" w:val="nil"/>
-                <w:bottom w:space="0" w:sz="0" w:val="nil"/>
-                <w:right w:space="0" w:sz="0" w:val="nil"/>
-                <w:between w:space="0" w:sz="0" w:val="nil"/>
-              </w:pBdr>
-              <w:shd w:fill="auto" w:val="clear"/>
-              <w:spacing w:after="0" w:before="0" w:line="240" w:lineRule="auto"/>
-              <w:ind w:left="0" w:firstLine="0"/>
-              <w:rPr>
-                <w:sz w:val="24"/>
-                <w:szCs w:val="24"/>
-              </w:rPr>
-            </w:pPr>
-            <w:r>
-              <w:rPr>
-                <w:sz w:val="24"/>
-                <w:szCs w:val="24"/>
-                <w:rtl w:val="0"/>
-              </w:rPr>
-              <w:t xml:space="preserve">Configuration Lead</w:t>
-            </w:r>
-          </w:p>
-        </w:tc>
-        <w:tc>
-          <w:tcPr>
-            <w:shd w:fill="auto" w:val="clear"/>
-            <w:tcMar>
-              <w:top w:w="100.0" w:type="dxa"/>
-              <w:left w:w="100.0" w:type="dxa"/>
-              <w:bottom w:w="100.0" w:type="dxa"/>
-              <w:right w:w="100.0" w:type="dxa"/>
-            </w:tcMar>
-            <w:vAlign w:val="top"/>
-          </w:tcPr>
-          <w:p>
-            <w:pPr>
-              <w:keepNext w:val="0"/>
-              <w:keepLines w:val="0"/>
-              <w:pageBreakBefore w:val="0"/>
-              <w:widowControl w:val="0"/>
-              <w:pBdr>
-                <w:top w:space="0" w:sz="0" w:val="nil"/>
-                <w:left w:space="0" w:sz="0" w:val="nil"/>
-                <w:bottom w:space="0" w:sz="0" w:val="nil"/>
-                <w:right w:space="0" w:sz="0" w:val="nil"/>
-                <w:between w:space="0" w:sz="0" w:val="nil"/>
-              </w:pBdr>
-              <w:shd w:fill="auto" w:val="clear"/>
-              <w:spacing w:after="0" w:before="0" w:line="240" w:lineRule="auto"/>
-              <w:ind w:left="0" w:firstLine="0"/>
-              <w:rPr>
-                <w:i w:val="1"/>
-                <w:iCs w:val="1"/>
-                <w:sz w:val="24"/>
-                <w:szCs w:val="24"/>
-                <w:u w:val="single"/>
-              </w:rPr>
-            </w:pPr>
-            <w:r>
-              <w:rPr>
-                <w:i w:val="1"/>
-                <w:iCs w:val="1"/>
-                <w:sz w:val="24"/>
-                <w:szCs w:val="24"/>
-                <w:u w:val="single"/>
-                <w:rtl w:val="0"/>
-              </w:rPr>
-              <w:t xml:space="preserve">Andy Chang</w:t>
-            </w:r>
-          </w:p>
-        </w:tc>
-        <w:tc>
-          <w:tcPr>
-            <w:shd w:fill="auto" w:val="clear"/>
-            <w:tcMar>
-              <w:top w:w="100.0" w:type="dxa"/>
-              <w:left w:w="100.0" w:type="dxa"/>
-              <w:bottom w:w="100.0" w:type="dxa"/>
-              <w:right w:w="100.0" w:type="dxa"/>
-            </w:tcMar>
-            <w:vAlign w:val="top"/>
-          </w:tcPr>
-          <w:p>
-            <w:pPr>
-              <w:keepNext w:val="0"/>
-              <w:keepLines w:val="0"/>
-              <w:pageBreakBefore w:val="0"/>
-              <w:widowControl w:val="0"/>
-              <w:pBdr>
-                <w:top w:space="0" w:sz="0" w:val="nil"/>
-                <w:left w:space="0" w:sz="0" w:val="nil"/>
-                <w:bottom w:space="0" w:sz="0" w:val="nil"/>
-                <w:right w:space="0" w:sz="0" w:val="nil"/>
-                <w:between w:space="0" w:sz="0" w:val="nil"/>
-              </w:pBdr>
-              <w:shd w:fill="auto" w:val="clear"/>
-              <w:spacing w:after="0" w:before="0" w:line="240" w:lineRule="auto"/>
-              <w:ind w:left="0" w:firstLine="0"/>
-              <w:rPr>
-                <w:sz w:val="24"/>
-                <w:szCs w:val="24"/>
-                <w:u w:val="single"/>
-              </w:rPr>
-            </w:pPr>
-            <w:r>
-              <w:rPr>
-                <w:sz w:val="24"/>
-                <w:szCs w:val="24"/>
-                <w:u w:val="single"/>
-                <w:rtl w:val="0"/>
-              </w:rPr>
-              <w:t xml:space="preserve">09/09/2026</w:t>
-            </w:r>
-          </w:p>
-        </w:tc>
-      </w:tr>
-      <w:tr>
-        <w:trPr>
-          <w:cantSplit w:val="0"/>
-          <w:tblHeader w:val="0"/>
-        </w:trPr>
-        <w:tc>
-          <w:tcPr>
-            <w:shd w:fill="auto" w:val="clear"/>
-            <w:tcMar>
-              <w:top w:w="0.0" w:type="dxa"/>
-              <w:left w:w="40.0" w:type="dxa"/>
-              <w:bottom w:w="0.0" w:type="dxa"/>
-              <w:right w:w="40.0" w:type="dxa"/>
-            </w:tcMar>
-            <w:vAlign w:val="bottom"/>
-          </w:tcPr>
-          <w:p>
-            <w:pPr>
-              <w:keepNext w:val="0"/>
-              <w:keepLines w:val="0"/>
-              <w:pageBreakBefore w:val="0"/>
-              <w:widowControl w:val="0"/>
-              <w:pBdr>
-                <w:top w:space="0" w:sz="0" w:val="nil"/>
-                <w:left w:space="0" w:sz="0" w:val="nil"/>
-                <w:bottom w:space="0" w:sz="0" w:val="nil"/>
-                <w:right w:space="0" w:sz="0" w:val="nil"/>
-                <w:between w:space="0" w:sz="0" w:val="nil"/>
-              </w:pBdr>
-              <w:shd w:fill="auto" w:val="clear"/>
-              <w:spacing w:line="240" w:lineRule="auto"/>
-              <w:rPr>
-                <w:sz w:val="24"/>
-                <w:szCs w:val="24"/>
-              </w:rPr>
-            </w:pPr>
-            <w:r>
-              <w:rPr>
-                <w:sz w:val="24"/>
-                <w:szCs w:val="24"/>
-                <w:rtl w:val="0"/>
-              </w:rPr>
               <w:t xml:space="preserve">Italia Tran</w:t>
             </w:r>
           </w:p>
@@ -1289,7 +1277,7 @@
                 <w:u w:val="single"/>
                 <w:rtl w:val="0"/>
               </w:rPr>
-              <w:t xml:space="preserve">09/09/2026</w:t>
+              <w:t xml:space="preserve">10/12/2026</w:t>
             </w:r>
           </w:p>
         </w:tc>
@@ -3293,63 +3281,16 @@
           <w:between w:space="0" w:sz="0" w:val="nil"/>
         </w:pBdr>
         <w:shd w:fill="auto" w:val="clear"/>
-        <w:ind w:left="360" w:firstLine="0"/>
+        <w:spacing w:before="0" w:lineRule="auto"/>
+        <w:ind w:left="0" w:firstLine="0"/>
         <w:rPr/>
       </w:pPr>
       <w:r>
-        <w:br w:type="page"/>
-      </w:r>
-      <w:r>
-        <w:rPr>
-          <w:rtl w:val="0"/>
-        </w:rPr>
-      </w:r>
-    </w:p>
-    <w:sdt>
-      <w:sdtPr>
-        <w:id w:val="-151786916"/>
-        <w:docPartObj>
-          <w:docPartGallery w:val="Table of Contents"/>
-          <w:docPartUnique w:val="1"/>
-        </w:docPartObj>
-      </w:sdtPr>
-      <w:sdtContent>
-        <w:p>
-          <w:pPr>
-            <w:keepNext w:val="0"/>
-            <w:keepLines w:val="0"/>
-            <w:pageBreakBefore w:val="0"/>
-            <w:widowControl w:val="0"/>
-            <w:pBdr>
-              <w:top w:space="0" w:sz="0" w:val="nil"/>
-              <w:left w:space="0" w:sz="0" w:val="nil"/>
-              <w:bottom w:space="0" w:sz="0" w:val="nil"/>
-              <w:right w:space="0" w:sz="0" w:val="nil"/>
-              <w:between w:space="0" w:sz="0" w:val="nil"/>
-            </w:pBdr>
-            <w:shd w:fill="auto" w:val="clear"/>
-            <w:ind w:left="360" w:firstLine="0"/>
-            <w:rPr>
-              <w:color w:val="1155cc"/>
-              <w:u w:val="single"/>
-            </w:rPr>
-          </w:pPr>
-          <w:r>
-            <w:fldChar w:fldCharType="begin"/>
-            <w:instrText xml:space="preserve"> TOC \h \u \z \n \t "Heading 1,1,Heading 2,2,Heading 3,3,Heading 4,4,Heading 5,5,Heading 6,6,"</w:instrText>
-            <w:fldChar w:fldCharType="separate"/>
-          </w:r>
-          <w:r>
-            <w:rPr>
-              <w:rtl w:val="0"/>
-            </w:rPr>
-          </w:r>
-          <w:r>
-            <w:fldChar w:fldCharType="end"/>
-          </w:r>
-        </w:p>
-      </w:sdtContent>
-    </w:sdt>
+        <w:rPr>
+          <w:rtl w:val="0"/>
+        </w:rPr>
+      </w:r>
+    </w:p>
     <w:p>
       <w:pPr>
         <w:keepNext w:val="0"/>
@@ -3365,7 +3306,55 @@
         </w:pBdr>
         <w:shd w:fill="auto" w:val="clear"/>
         <w:spacing w:before="0" w:lineRule="auto"/>
-        <w:ind w:left="360" w:firstLine="0"/>
+        <w:ind w:left="0" w:firstLine="0"/>
+        <w:rPr/>
+      </w:pPr>
+      <w:r>
+        <w:rPr>
+          <w:rtl w:val="0"/>
+        </w:rPr>
+      </w:r>
+    </w:p>
+    <w:p>
+      <w:pPr>
+        <w:keepNext w:val="0"/>
+        <w:keepLines w:val="0"/>
+        <w:pageBreakBefore w:val="0"/>
+        <w:widowControl w:val="0"/>
+        <w:pBdr>
+          <w:top w:space="0" w:sz="0" w:val="nil"/>
+          <w:left w:space="0" w:sz="0" w:val="nil"/>
+          <w:bottom w:space="0" w:sz="0" w:val="nil"/>
+          <w:right w:space="0" w:sz="0" w:val="nil"/>
+          <w:between w:space="0" w:sz="0" w:val="nil"/>
+        </w:pBdr>
+        <w:shd w:fill="auto" w:val="clear"/>
+        <w:spacing w:before="0" w:lineRule="auto"/>
+        <w:ind w:left="0" w:firstLine="0"/>
+        <w:rPr/>
+      </w:pPr>
+      <w:r>
+        <w:rPr>
+          <w:rtl w:val="0"/>
+        </w:rPr>
+      </w:r>
+    </w:p>
+    <w:p>
+      <w:pPr>
+        <w:keepNext w:val="0"/>
+        <w:keepLines w:val="0"/>
+        <w:pageBreakBefore w:val="0"/>
+        <w:widowControl w:val="0"/>
+        <w:pBdr>
+          <w:top w:space="0" w:sz="0" w:val="nil"/>
+          <w:left w:space="0" w:sz="0" w:val="nil"/>
+          <w:bottom w:space="0" w:sz="0" w:val="nil"/>
+          <w:right w:space="0" w:sz="0" w:val="nil"/>
+          <w:between w:space="0" w:sz="0" w:val="nil"/>
+        </w:pBdr>
+        <w:shd w:fill="auto" w:val="clear"/>
+        <w:spacing w:before="0" w:lineRule="auto"/>
+        <w:ind w:left="0" w:firstLine="0"/>
         <w:rPr/>
       </w:pPr>
       <w:r>
@@ -3376,7 +3365,7 @@
     </w:p>
     <w:sdt>
       <w:sdtPr>
-        <w:id w:val="-767484725"/>
+        <w:id w:val="42925624"/>
         <w:docPartObj>
           <w:docPartGallery w:val="Table of Contents"/>
           <w:docPartUnique w:val="1"/>
@@ -4825,7 +4814,7 @@
         <w:widowControl w:val="0"/>
         <w:numPr>
           <w:ilvl w:val="0"/>
-          <w:numId w:val="25"/>
+          <w:numId w:val="26"/>
         </w:numPr>
         <w:pBdr>
           <w:top w:space="0" w:sz="0" w:val="nil"/>
@@ -4922,7 +4911,7 @@
       <w:pPr>
         <w:numPr>
           <w:ilvl w:val="0"/>
-          <w:numId w:val="31"/>
+          <w:numId w:val="33"/>
         </w:numPr>
         <w:spacing w:after="0" w:lineRule="auto"/>
         <w:ind w:left="1440" w:hanging="360"/>
@@ -4952,7 +4941,7 @@
       <w:pPr>
         <w:numPr>
           <w:ilvl w:val="0"/>
-          <w:numId w:val="31"/>
+          <w:numId w:val="33"/>
         </w:numPr>
         <w:spacing w:after="0" w:lineRule="auto"/>
         <w:ind w:left="1440" w:hanging="360"/>
@@ -4982,7 +4971,7 @@
       <w:pPr>
         <w:numPr>
           <w:ilvl w:val="0"/>
-          <w:numId w:val="31"/>
+          <w:numId w:val="33"/>
         </w:numPr>
         <w:spacing w:after="0" w:lineRule="auto"/>
         <w:ind w:left="1440" w:hanging="360"/>
@@ -5190,7 +5179,7 @@
       <w:pPr>
         <w:numPr>
           <w:ilvl w:val="0"/>
-          <w:numId w:val="28"/>
+          <w:numId w:val="29"/>
         </w:numPr>
         <w:spacing w:after="0" w:afterAutospacing="0" w:lineRule="auto"/>
         <w:ind w:left="1440" w:hanging="360"/>
@@ -5217,7 +5206,7 @@
       <w:pPr>
         <w:numPr>
           <w:ilvl w:val="0"/>
-          <w:numId w:val="28"/>
+          <w:numId w:val="29"/>
         </w:numPr>
         <w:spacing w:after="0" w:afterAutospacing="0" w:lineRule="auto"/>
         <w:ind w:left="1440" w:hanging="360"/>
@@ -5244,7 +5233,7 @@
       <w:pPr>
         <w:numPr>
           <w:ilvl w:val="0"/>
-          <w:numId w:val="28"/>
+          <w:numId w:val="29"/>
         </w:numPr>
         <w:spacing w:after="0" w:afterAutospacing="0" w:lineRule="auto"/>
         <w:ind w:left="1440" w:hanging="360"/>
@@ -5271,7 +5260,7 @@
       <w:pPr>
         <w:numPr>
           <w:ilvl w:val="0"/>
-          <w:numId w:val="28"/>
+          <w:numId w:val="29"/>
         </w:numPr>
         <w:spacing w:after="0" w:afterAutospacing="0" w:lineRule="auto"/>
         <w:ind w:left="1440" w:hanging="360"/>
@@ -5303,7 +5292,7 @@
       <w:pPr>
         <w:numPr>
           <w:ilvl w:val="0"/>
-          <w:numId w:val="28"/>
+          <w:numId w:val="29"/>
         </w:numPr>
         <w:spacing w:after="0" w:afterAutospacing="0" w:lineRule="auto"/>
         <w:ind w:left="1440" w:hanging="360"/>
@@ -5331,7 +5320,7 @@
         <w:pStyle w:val="Heading1"/>
         <w:numPr>
           <w:ilvl w:val="0"/>
-          <w:numId w:val="25"/>
+          <w:numId w:val="26"/>
         </w:numPr>
         <w:ind w:left="720" w:hanging="360"/>
       </w:pPr>
@@ -5415,7 +5404,7 @@
         <w:widowControl w:val="0"/>
         <w:numPr>
           <w:ilvl w:val="0"/>
-          <w:numId w:val="20"/>
+          <w:numId w:val="21"/>
         </w:numPr>
         <w:spacing w:after="0" w:afterAutospacing="0" w:lineRule="auto"/>
         <w:ind w:left="1080" w:hanging="360"/>
@@ -5440,7 +5429,7 @@
         <w:widowControl w:val="0"/>
         <w:numPr>
           <w:ilvl w:val="0"/>
-          <w:numId w:val="20"/>
+          <w:numId w:val="21"/>
         </w:numPr>
         <w:spacing w:after="0" w:afterAutospacing="0" w:lineRule="auto"/>
         <w:ind w:left="1080" w:hanging="360"/>
@@ -5465,7 +5454,7 @@
         <w:widowControl w:val="0"/>
         <w:numPr>
           <w:ilvl w:val="0"/>
-          <w:numId w:val="20"/>
+          <w:numId w:val="21"/>
         </w:numPr>
         <w:spacing w:after="240" w:lineRule="auto"/>
         <w:ind w:left="1080" w:hanging="360"/>
@@ -5594,7 +5583,7 @@
         <w:pStyle w:val="Heading1"/>
         <w:numPr>
           <w:ilvl w:val="0"/>
-          <w:numId w:val="25"/>
+          <w:numId w:val="26"/>
         </w:numPr>
         <w:ind w:left="720" w:hanging="360"/>
       </w:pPr>
@@ -5652,7 +5641,7 @@
         <w:pageBreakBefore w:val="0"/>
         <w:numPr>
           <w:ilvl w:val="0"/>
-          <w:numId w:val="16"/>
+          <w:numId w:val="17"/>
         </w:numPr>
         <w:pBdr>
           <w:top w:space="0" w:sz="0" w:val="nil"/>
@@ -5809,7 +5798,7 @@
       <w:pPr>
         <w:numPr>
           <w:ilvl w:val="0"/>
-          <w:numId w:val="22"/>
+          <w:numId w:val="23"/>
         </w:numPr>
         <w:ind w:left="1440" w:hanging="360"/>
         <w:rPr>
@@ -5835,7 +5824,7 @@
       <w:pPr>
         <w:numPr>
           <w:ilvl w:val="0"/>
-          <w:numId w:val="22"/>
+          <w:numId w:val="23"/>
         </w:numPr>
         <w:ind w:left="1440" w:hanging="360"/>
         <w:rPr>
@@ -5861,7 +5850,7 @@
       <w:pPr>
         <w:numPr>
           <w:ilvl w:val="0"/>
-          <w:numId w:val="22"/>
+          <w:numId w:val="23"/>
         </w:numPr>
         <w:ind w:left="1440" w:hanging="360"/>
         <w:rPr>
@@ -5887,7 +5876,7 @@
       <w:pPr>
         <w:numPr>
           <w:ilvl w:val="0"/>
-          <w:numId w:val="22"/>
+          <w:numId w:val="23"/>
         </w:numPr>
         <w:ind w:left="1440" w:hanging="360"/>
         <w:rPr>
@@ -5913,7 +5902,7 @@
       <w:pPr>
         <w:numPr>
           <w:ilvl w:val="0"/>
-          <w:numId w:val="22"/>
+          <w:numId w:val="23"/>
         </w:numPr>
         <w:ind w:left="1440" w:hanging="360"/>
         <w:rPr>
@@ -5939,7 +5928,7 @@
       <w:pPr>
         <w:numPr>
           <w:ilvl w:val="0"/>
-          <w:numId w:val="22"/>
+          <w:numId w:val="23"/>
         </w:numPr>
         <w:ind w:left="1440" w:hanging="360"/>
         <w:rPr>
@@ -5965,7 +5954,7 @@
       <w:pPr>
         <w:numPr>
           <w:ilvl w:val="0"/>
-          <w:numId w:val="22"/>
+          <w:numId w:val="23"/>
         </w:numPr>
         <w:ind w:left="1440" w:hanging="360"/>
         <w:rPr>
@@ -5991,7 +5980,7 @@
       <w:pPr>
         <w:numPr>
           <w:ilvl w:val="0"/>
-          <w:numId w:val="22"/>
+          <w:numId w:val="23"/>
         </w:numPr>
         <w:ind w:left="1440" w:hanging="360"/>
         <w:rPr>
@@ -6017,7 +6006,7 @@
       <w:pPr>
         <w:numPr>
           <w:ilvl w:val="0"/>
-          <w:numId w:val="22"/>
+          <w:numId w:val="23"/>
         </w:numPr>
         <w:ind w:left="1440" w:hanging="360"/>
         <w:rPr>
@@ -6043,7 +6032,7 @@
       <w:pPr>
         <w:numPr>
           <w:ilvl w:val="0"/>
-          <w:numId w:val="22"/>
+          <w:numId w:val="23"/>
         </w:numPr>
         <w:ind w:left="1440" w:hanging="360"/>
         <w:rPr>
@@ -6069,7 +6058,7 @@
       <w:pPr>
         <w:numPr>
           <w:ilvl w:val="0"/>
-          <w:numId w:val="22"/>
+          <w:numId w:val="23"/>
         </w:numPr>
         <w:ind w:left="1440" w:hanging="360"/>
         <w:rPr>
@@ -6095,7 +6084,7 @@
       <w:pPr>
         <w:numPr>
           <w:ilvl w:val="0"/>
-          <w:numId w:val="22"/>
+          <w:numId w:val="23"/>
         </w:numPr>
         <w:ind w:left="1440" w:hanging="360"/>
         <w:rPr>
@@ -6121,7 +6110,7 @@
       <w:pPr>
         <w:numPr>
           <w:ilvl w:val="0"/>
-          <w:numId w:val="22"/>
+          <w:numId w:val="23"/>
         </w:numPr>
         <w:ind w:left="1440" w:hanging="360"/>
         <w:rPr>
@@ -6147,7 +6136,7 @@
       <w:pPr>
         <w:numPr>
           <w:ilvl w:val="0"/>
-          <w:numId w:val="22"/>
+          <w:numId w:val="23"/>
         </w:numPr>
         <w:ind w:left="1440" w:hanging="360"/>
         <w:rPr>
@@ -6173,7 +6162,7 @@
       <w:pPr>
         <w:numPr>
           <w:ilvl w:val="0"/>
-          <w:numId w:val="22"/>
+          <w:numId w:val="23"/>
         </w:numPr>
         <w:ind w:left="1440" w:hanging="360"/>
         <w:rPr>
@@ -6199,7 +6188,7 @@
       <w:pPr>
         <w:numPr>
           <w:ilvl w:val="0"/>
-          <w:numId w:val="22"/>
+          <w:numId w:val="23"/>
         </w:numPr>
         <w:ind w:left="1440" w:hanging="360"/>
         <w:rPr>
@@ -6225,7 +6214,7 @@
       <w:pPr>
         <w:numPr>
           <w:ilvl w:val="0"/>
-          <w:numId w:val="22"/>
+          <w:numId w:val="23"/>
         </w:numPr>
         <w:ind w:left="1440" w:hanging="360"/>
         <w:rPr>
@@ -6688,7 +6677,7 @@
         <w:pageBreakBefore w:val="0"/>
         <w:numPr>
           <w:ilvl w:val="0"/>
-          <w:numId w:val="18"/>
+          <w:numId w:val="19"/>
         </w:numPr>
         <w:pBdr>
           <w:top w:space="0" w:sz="0" w:val="nil"/>
@@ -6715,7 +6704,7 @@
         <w:pageBreakBefore w:val="0"/>
         <w:numPr>
           <w:ilvl w:val="0"/>
-          <w:numId w:val="18"/>
+          <w:numId w:val="19"/>
         </w:numPr>
         <w:pBdr>
           <w:top w:space="0" w:sz="0" w:val="nil"/>
@@ -6762,7 +6751,7 @@
         <w:pageBreakBefore w:val="0"/>
         <w:numPr>
           <w:ilvl w:val="0"/>
-          <w:numId w:val="32"/>
+          <w:numId w:val="34"/>
         </w:numPr>
         <w:pBdr>
           <w:top w:space="0" w:sz="0" w:val="nil"/>
@@ -6789,7 +6778,7 @@
         <w:pageBreakBefore w:val="0"/>
         <w:numPr>
           <w:ilvl w:val="0"/>
-          <w:numId w:val="32"/>
+          <w:numId w:val="34"/>
         </w:numPr>
         <w:pBdr>
           <w:top w:space="0" w:sz="0" w:val="nil"/>
@@ -6891,7 +6880,7 @@
       <w:pPr>
         <w:numPr>
           <w:ilvl w:val="0"/>
-          <w:numId w:val="29"/>
+          <w:numId w:val="31"/>
         </w:numPr>
         <w:ind w:left="1440" w:hanging="360"/>
         <w:rPr>
@@ -6909,7 +6898,7 @@
       <w:pPr>
         <w:numPr>
           <w:ilvl w:val="0"/>
-          <w:numId w:val="29"/>
+          <w:numId w:val="31"/>
         </w:numPr>
         <w:ind w:left="1440" w:hanging="360"/>
         <w:rPr>
@@ -7040,7 +7029,7 @@
         <w:widowControl w:val="0"/>
         <w:numPr>
           <w:ilvl w:val="0"/>
-          <w:numId w:val="25"/>
+          <w:numId w:val="26"/>
         </w:numPr>
         <w:pBdr>
           <w:top w:space="0" w:sz="0" w:val="nil"/>
@@ -7113,7 +7102,7 @@
       <w:pPr>
         <w:numPr>
           <w:ilvl w:val="0"/>
-          <w:numId w:val="23"/>
+          <w:numId w:val="24"/>
         </w:numPr>
         <w:spacing w:after="0" w:afterAutospacing="0" w:lineRule="auto"/>
         <w:ind w:left="1440" w:hanging="360"/>
@@ -7140,7 +7129,7 @@
       <w:pPr>
         <w:numPr>
           <w:ilvl w:val="0"/>
-          <w:numId w:val="23"/>
+          <w:numId w:val="24"/>
         </w:numPr>
         <w:spacing w:after="0" w:afterAutospacing="0" w:lineRule="auto"/>
         <w:ind w:left="1440" w:hanging="360"/>
@@ -7167,7 +7156,7 @@
       <w:pPr>
         <w:numPr>
           <w:ilvl w:val="0"/>
-          <w:numId w:val="23"/>
+          <w:numId w:val="24"/>
         </w:numPr>
         <w:spacing w:after="0" w:afterAutospacing="0" w:lineRule="auto"/>
         <w:ind w:left="1440" w:hanging="360"/>
@@ -7194,7 +7183,7 @@
       <w:pPr>
         <w:numPr>
           <w:ilvl w:val="0"/>
-          <w:numId w:val="23"/>
+          <w:numId w:val="24"/>
         </w:numPr>
         <w:spacing w:after="240" w:lineRule="auto"/>
         <w:ind w:left="1440" w:hanging="360"/>
@@ -7235,7 +7224,7 @@
       <w:pPr>
         <w:numPr>
           <w:ilvl w:val="0"/>
-          <w:numId w:val="34"/>
+          <w:numId w:val="36"/>
         </w:numPr>
         <w:spacing w:after="0" w:afterAutospacing="0" w:lineRule="auto"/>
         <w:ind w:left="1440" w:hanging="360"/>
@@ -7262,7 +7251,7 @@
       <w:pPr>
         <w:numPr>
           <w:ilvl w:val="0"/>
-          <w:numId w:val="34"/>
+          <w:numId w:val="36"/>
         </w:numPr>
         <w:spacing w:after="240" w:lineRule="auto"/>
         <w:ind w:left="1440" w:hanging="360"/>
@@ -7303,7 +7292,7 @@
       <w:pPr>
         <w:numPr>
           <w:ilvl w:val="0"/>
-          <w:numId w:val="33"/>
+          <w:numId w:val="35"/>
         </w:numPr>
         <w:spacing w:after="240" w:lineRule="auto"/>
         <w:ind w:left="1440" w:hanging="360"/>
@@ -7450,7 +7439,7 @@
       <w:pPr>
         <w:numPr>
           <w:ilvl w:val="0"/>
-          <w:numId w:val="17"/>
+          <w:numId w:val="18"/>
         </w:numPr>
         <w:spacing w:after="0" w:afterAutospacing="0" w:lineRule="auto"/>
         <w:ind w:left="1440" w:hanging="360"/>
@@ -7477,7 +7466,7 @@
       <w:pPr>
         <w:numPr>
           <w:ilvl w:val="0"/>
-          <w:numId w:val="17"/>
+          <w:numId w:val="18"/>
         </w:numPr>
         <w:spacing w:after="240" w:lineRule="auto"/>
         <w:ind w:left="1440" w:hanging="360"/>
@@ -7518,7 +7507,7 @@
       <w:pPr>
         <w:numPr>
           <w:ilvl w:val="0"/>
-          <w:numId w:val="27"/>
+          <w:numId w:val="28"/>
         </w:numPr>
         <w:spacing w:after="0" w:afterAutospacing="0" w:lineRule="auto"/>
         <w:ind w:left="1440" w:hanging="360"/>
@@ -7545,7 +7534,7 @@
       <w:pPr>
         <w:numPr>
           <w:ilvl w:val="0"/>
-          <w:numId w:val="27"/>
+          <w:numId w:val="28"/>
         </w:numPr>
         <w:spacing w:after="240" w:lineRule="auto"/>
         <w:ind w:left="1440" w:hanging="360"/>
@@ -7586,7 +7575,7 @@
       <w:pPr>
         <w:numPr>
           <w:ilvl w:val="0"/>
-          <w:numId w:val="30"/>
+          <w:numId w:val="32"/>
         </w:numPr>
         <w:spacing w:after="0" w:afterAutospacing="0" w:lineRule="auto"/>
         <w:ind w:left="1440" w:hanging="360"/>
@@ -7613,7 +7602,7 @@
       <w:pPr>
         <w:numPr>
           <w:ilvl w:val="0"/>
-          <w:numId w:val="30"/>
+          <w:numId w:val="32"/>
         </w:numPr>
         <w:spacing w:after="240" w:lineRule="auto"/>
         <w:ind w:left="1440" w:hanging="360"/>
@@ -8156,7 +8145,7 @@
               <w:rPr>
                 <w:rtl w:val="0"/>
               </w:rPr>
-              <w:t xml:space="preserve"> Web Checkout Interface Baseline, Real-Time Low-Stock Checkout Alerts.</w:t>
+              <w:t xml:space="preserve"> Web Checkout Interface Baseline</w:t>
             </w:r>
           </w:p>
           <w:p>
@@ -8177,7 +8166,7 @@
               <w:rPr>
                 <w:rtl w:val="0"/>
               </w:rPr>
-              <w:t xml:space="preserve"> Sales/Inventory Report Exporting (CSV), Print Receipts.</w:t>
+              <w:t xml:space="preserve"> Generate Receipts.</w:t>
             </w:r>
           </w:p>
         </w:tc>
@@ -8254,7 +8243,7 @@
         <w:pageBreakBefore w:val="0"/>
         <w:numPr>
           <w:ilvl w:val="0"/>
-          <w:numId w:val="24"/>
+          <w:numId w:val="25"/>
         </w:numPr>
         <w:ind w:left="1440" w:hanging="360"/>
         <w:rPr>
@@ -8273,7 +8262,7 @@
         <w:pageBreakBefore w:val="0"/>
         <w:numPr>
           <w:ilvl w:val="0"/>
-          <w:numId w:val="24"/>
+          <w:numId w:val="25"/>
         </w:numPr>
         <w:ind w:left="1440" w:hanging="360"/>
         <w:rPr>
@@ -8285,6 +8274,25 @@
           <w:rtl w:val="0"/>
         </w:rPr>
         <w:t xml:space="preserve">Iteration 2 scope was reduced by moving the essential features Sales Checkout, Low-Stock Checkout Alerts, Printed/Digital Receipts, and Report Exports. All remaining features were removed from the roadmap. This scope change was a result of slow development and roadblocks in testing.</w:t>
+      </w:r>
+    </w:p>
+    <w:p>
+      <w:pPr>
+        <w:pageBreakBefore w:val="0"/>
+        <w:numPr>
+          <w:ilvl w:val="0"/>
+          <w:numId w:val="25"/>
+        </w:numPr>
+        <w:ind w:left="1440" w:hanging="360"/>
+        <w:rPr>
+          <w:u w:val="none"/>
+        </w:rPr>
+      </w:pPr>
+      <w:r>
+        <w:rPr>
+          <w:rtl w:val="0"/>
+        </w:rPr>
+        <w:t xml:space="preserve">Iteration 3 scope was reduced by moving the essential features Low-Stock Checkout Alerts and Report Exports. This was a result of a design gap that needed to be addressed instead. The design gap was related to managers/admins not being able to set the Sale Price of products. The design accounted for setting Stock Cost when adding Stock quantities to the inventory, but no input fields for setting Sale Price of Products from the inventory.</w:t>
       </w:r>
       <w:r>
         <w:rPr>
@@ -8300,7 +8308,7 @@
         <w:widowControl w:val="0"/>
         <w:numPr>
           <w:ilvl w:val="0"/>
-          <w:numId w:val="25"/>
+          <w:numId w:val="26"/>
         </w:numPr>
         <w:ind w:left="720" w:hanging="360"/>
       </w:pPr>
@@ -8440,7 +8448,7 @@
       <w:pPr>
         <w:numPr>
           <w:ilvl w:val="0"/>
-          <w:numId w:val="35"/>
+          <w:numId w:val="37"/>
         </w:numPr>
         <w:ind w:left="1440" w:hanging="360"/>
         <w:rPr>
@@ -8492,7 +8500,7 @@
       <w:pPr>
         <w:numPr>
           <w:ilvl w:val="0"/>
-          <w:numId w:val="21"/>
+          <w:numId w:val="22"/>
         </w:numPr>
         <w:ind w:left="1440" w:hanging="360"/>
         <w:rPr>
@@ -8851,27 +8859,12 @@
           <w:numId w:val="15"/>
         </w:numPr>
         <w:ind w:left="1440" w:hanging="360"/>
-        <w:rPr>
-          <w:u w:val="none"/>
-        </w:rPr>
-      </w:pPr>
-      <w:r>
-        <w:rPr>
-          <w:rtl w:val="0"/>
-        </w:rPr>
-        <w:t xml:space="preserve">Front-end testing will use Vitest as part of the testing framework as the project is Angular based. Each feature that is created should have its own *</w:t>
-      </w:r>
-      <w:r>
-        <w:rPr>
-          <w:rtl w:val="0"/>
-        </w:rPr>
-        <w:t xml:space="preserve">spec.ts</w:t>
-      </w:r>
-      <w:r>
-        <w:rPr>
-          <w:rtl w:val="0"/>
-        </w:rPr>
-        <w:t xml:space="preserve"> file where the unit tests will be implemented. Code coverage will be done through the default Angular framework and the resulting summary will be posted in the Frontend CI Test workflow run for every accepted pull request.</w:t>
+      </w:pPr>
+      <w:r>
+        <w:rPr>
+          <w:rtl w:val="0"/>
+        </w:rPr>
+        <w:t xml:space="preserve">Back-end testing will use the JUnit/Mockito framework. All the test files are located under /code/api/src/test. Code coverage will be done using JaCoCo  and the resulting summary will be posted in the Java CI with Maven workflow run for every accepted pull request.</w:t>
       </w:r>
     </w:p>
     <w:p>
@@ -8890,13 +8883,19 @@
         <w:rPr>
           <w:rtl w:val="0"/>
         </w:rPr>
-        <w:t xml:space="preserve">Back-end testing will use the </w:t>
-      </w:r>
-      <w:r>
-        <w:rPr>
-          <w:rtl w:val="0"/>
-        </w:rPr>
-        <w:t xml:space="preserve">JUnit/Mockito framework. All the test files are located under /code/api/src/test. Code coverage will be done using JaCoCo  and the resulting summary will be posted in the Java CI with Maven workflow run for every accepted pull request.</w:t>
+        <w:t xml:space="preserve">Front-end testing will use Vitest as part of the testing framework as the project is Angular based. Each feature that is created should have its own *</w:t>
+      </w:r>
+      <w:r>
+        <w:rPr>
+          <w:rtl w:val="0"/>
+        </w:rPr>
+        <w:t xml:space="preserve">spec.ts</w:t>
+      </w:r>
+      <w:r>
+        <w:rPr>
+          <w:rtl w:val="0"/>
+        </w:rPr>
+        <w:t xml:space="preserve"> file where the unit tests will be implemented. Code coverage will be done through the default Angular framework and the resulting summary will be posted in the Frontend CI Test workflow run for every accepted pull request.</w:t>
       </w:r>
     </w:p>
     <w:p>
@@ -8908,7 +8907,7 @@
         <w:widowControl w:val="0"/>
         <w:numPr>
           <w:ilvl w:val="0"/>
-          <w:numId w:val="25"/>
+          <w:numId w:val="26"/>
         </w:numPr>
         <w:pBdr>
           <w:top w:space="0" w:sz="0" w:val="nil"/>
@@ -9565,7 +9564,7 @@
         <w:widowControl w:val="0"/>
         <w:numPr>
           <w:ilvl w:val="0"/>
-          <w:numId w:val="26"/>
+          <w:numId w:val="27"/>
         </w:numPr>
         <w:spacing w:before="0" w:lineRule="auto"/>
         <w:ind w:left="1440" w:hanging="360"/>
@@ -9593,7 +9592,7 @@
         <w:widowControl w:val="0"/>
         <w:numPr>
           <w:ilvl w:val="0"/>
-          <w:numId w:val="26"/>
+          <w:numId w:val="27"/>
         </w:numPr>
         <w:spacing w:before="0" w:lineRule="auto"/>
         <w:ind w:left="1440" w:hanging="360"/>
@@ -9660,7 +9659,11 @@
     </w:p>
     <w:p>
       <w:pPr>
+        <w:pStyle w:val="Heading3"/>
+        <w:keepNext w:val="1"/>
+        <w:keepLines w:val="1"/>
         <w:pageBreakBefore w:val="0"/>
+        <w:widowControl w:val="1"/>
         <w:pBdr>
           <w:top w:space="0" w:sz="0" w:val="nil"/>
           <w:left w:space="0" w:sz="0" w:val="nil"/>
@@ -9669,6 +9672,28 @@
           <w:between w:space="0" w:sz="0" w:val="nil"/>
         </w:pBdr>
         <w:shd w:fill="auto" w:val="clear"/>
+        <w:spacing w:after="0" w:before="160" w:line="276" w:lineRule="auto"/>
+        <w:ind w:left="720" w:right="0" w:firstLine="0"/>
+        <w:jc w:val="left"/>
+        <w:rPr/>
+      </w:pPr>
+      <w:bookmarkStart w:colFirst="0" w:colLast="0" w:name="_wahxgziwlaol" w:id="53"/>
+      <w:bookmarkEnd w:id="53"/>
+      <w:r>
+        <w:rPr>
+          <w:rtl w:val="0"/>
+        </w:rPr>
+        <w:t xml:space="preserve">6.4.1. </w:t>
+      </w:r>
+      <w:r>
+        <w:rPr>
+          <w:rtl w:val="0"/>
+        </w:rPr>
+        <w:t xml:space="preserve">Back-end Testing</w:t>
+      </w:r>
+    </w:p>
+    <w:p>
+      <w:pPr>
         <w:ind w:left="720" w:firstLine="0"/>
         <w:rPr/>
       </w:pPr>
@@ -9676,28 +9701,93 @@
         <w:rPr>
           <w:rtl w:val="0"/>
         </w:rPr>
-        <w:t xml:space="preserve">The framework that will be used for unit testing will be </w:t>
-      </w:r>
-      <w:hyperlink r:id="rId9">
-        <w:r>
-          <w:rPr>
-            <w:color w:val="1155cc"/>
-            <w:u w:val="single"/>
-            <w:rtl w:val="0"/>
-          </w:rPr>
-          <w:t xml:space="preserve">JUnit 6</w:t>
-        </w:r>
-      </w:hyperlink>
-      <w:r>
-        <w:rPr>
-          <w:rtl w:val="0"/>
-        </w:rPr>
-        <w:t xml:space="preserve"> as that is the current version for the framework. However, this is subject to change based on the Java version that we will be using due to dependencies.</w:t>
-      </w:r>
-    </w:p>
-    <w:p>
-      <w:pPr>
+        <w:t xml:space="preserve">Back-end unit testing is powered by JUnit 5 (JUnit Jupiter) and Mockito, focusing on decoupled validation of business logic and API contracts. </w:t>
+      </w:r>
+    </w:p>
+    <w:p>
+      <w:pPr>
+        <w:numPr>
+          <w:ilvl w:val="0"/>
+          <w:numId w:val="30"/>
+        </w:numPr>
+        <w:ind w:left="1440" w:hanging="360"/>
+        <w:rPr>
+          <w:u w:val="none"/>
+        </w:rPr>
+      </w:pPr>
+      <w:r>
+        <w:rPr>
+          <w:rtl w:val="0"/>
+        </w:rPr>
+        <w:t xml:space="preserve">Service-layer tests isolate core domain rules and entity mapping by injecting mock repositories, verifying both calculated results and method interaction behavior. </w:t>
+      </w:r>
+    </w:p>
+    <w:p>
+      <w:pPr>
+        <w:numPr>
+          <w:ilvl w:val="0"/>
+          <w:numId w:val="30"/>
+        </w:numPr>
+        <w:ind w:left="1440" w:hanging="360"/>
+        <w:rPr>
+          <w:u w:val="none"/>
+        </w:rPr>
+      </w:pPr>
+      <w:r>
+        <w:rPr>
+          <w:rtl w:val="0"/>
+        </w:rPr>
+        <w:t xml:space="preserve">Controller-layer tests utilize Spring's </w:t>
+      </w:r>
+      <w:r>
+        <w:rPr>
+          <w:rtl w:val="0"/>
+        </w:rPr>
+        <w:t xml:space="preserve">@WebMvcTest</w:t>
+      </w:r>
+      <w:r>
+        <w:rPr>
+          <w:rtl w:val="0"/>
+        </w:rPr>
+        <w:t xml:space="preserve"> framework alongside </w:t>
+      </w:r>
+      <w:r>
+        <w:rPr>
+          <w:rtl w:val="0"/>
+        </w:rPr>
+        <w:t xml:space="preserve">MockMvc</w:t>
+      </w:r>
+      <w:r>
+        <w:rPr>
+          <w:rtl w:val="0"/>
+        </w:rPr>
+        <w:t xml:space="preserve"> and </w:t>
+      </w:r>
+      <w:r>
+        <w:rPr>
+          <w:rtl w:val="0"/>
+        </w:rPr>
+        <w:t xml:space="preserve">@MockitoBean</w:t>
+      </w:r>
+      <w:r>
+        <w:rPr>
+          <w:rtl w:val="0"/>
+        </w:rPr>
+        <w:t xml:space="preserve"> to validate REST endpoints without full server overhead, explicitly testing HTTP status responses, role-based authorization rules, CSRF protection, and standardized JSON payload structures.</w:t>
+      </w:r>
+      <w:r>
+        <w:rPr>
+          <w:rtl w:val="0"/>
+        </w:rPr>
+      </w:r>
+    </w:p>
+    <w:p>
+      <w:pPr>
+        <w:pStyle w:val="Heading3"/>
+        <w:keepNext w:val="1"/>
+        <w:keepLines w:val="1"/>
         <w:pageBreakBefore w:val="0"/>
+        <w:widowControl w:val="1"/>
         <w:pBdr>
           <w:top w:space="0" w:sz="0" w:val="nil"/>
           <w:left w:space="0" w:sz="0" w:val="nil"/>
@@ -9706,6 +9796,28 @@
           <w:between w:space="0" w:sz="0" w:val="nil"/>
         </w:pBdr>
         <w:shd w:fill="auto" w:val="clear"/>
+        <w:spacing w:after="0" w:before="160" w:line="276" w:lineRule="auto"/>
+        <w:ind w:left="720" w:right="0" w:firstLine="0"/>
+        <w:jc w:val="left"/>
+        <w:rPr/>
+      </w:pPr>
+      <w:bookmarkStart w:colFirst="0" w:colLast="0" w:name="_4hmdf2mynm5" w:id="54"/>
+      <w:bookmarkEnd w:id="54"/>
+      <w:r>
+        <w:rPr>
+          <w:rtl w:val="0"/>
+        </w:rPr>
+        <w:t xml:space="preserve">6.4.2. </w:t>
+      </w:r>
+      <w:r>
+        <w:rPr>
+          <w:rtl w:val="0"/>
+        </w:rPr>
+        <w:t xml:space="preserve">Front-end Testing</w:t>
+      </w:r>
+    </w:p>
+    <w:p>
+      <w:pPr>
         <w:ind w:left="720" w:firstLine="0"/>
         <w:rPr/>
       </w:pPr>
@@ -9713,23 +9825,72 @@
         <w:rPr>
           <w:rtl w:val="0"/>
         </w:rPr>
-        <w:t xml:space="preserve">As JUnit does not have a mocking system built in. Any mocks will use </w:t>
-      </w:r>
-      <w:hyperlink r:id="rId10">
-        <w:r>
-          <w:rPr>
-            <w:color w:val="1155cc"/>
-            <w:u w:val="single"/>
-            <w:rtl w:val="0"/>
-          </w:rPr>
-          <w:t xml:space="preserve">Mockito 5</w:t>
-        </w:r>
-      </w:hyperlink>
-      <w:r>
-        <w:rPr>
-          <w:rtl w:val="0"/>
-        </w:rPr>
-        <w:t xml:space="preserve"> to build mock objects for unit testing. Again, this is subject to change based on dependency issues.</w:t>
+        <w:t xml:space="preserve">Front-end unit testing leverages Vitest paired with Angular’s </w:t>
+      </w:r>
+      <w:r>
+        <w:rPr>
+          <w:rtl w:val="0"/>
+        </w:rPr>
+        <w:t xml:space="preserve">TestBed</w:t>
+      </w:r>
+      <w:r>
+        <w:rPr>
+          <w:rtl w:val="0"/>
+        </w:rPr>
+        <w:t xml:space="preserve"> utilities to deliver fast, isolated testing for UI logic and API interaction. </w:t>
+      </w:r>
+    </w:p>
+    <w:p>
+      <w:pPr>
+        <w:numPr>
+          <w:ilvl w:val="0"/>
+          <w:numId w:val="16"/>
+        </w:numPr>
+        <w:ind w:left="1440" w:hanging="360"/>
+        <w:rPr>
+          <w:u w:val="none"/>
+        </w:rPr>
+      </w:pPr>
+      <w:r>
+        <w:rPr>
+          <w:rtl w:val="0"/>
+        </w:rPr>
+        <w:t xml:space="preserve">Service tests rely on </w:t>
+      </w:r>
+      <w:r>
+        <w:rPr>
+          <w:rtl w:val="0"/>
+        </w:rPr>
+        <w:t xml:space="preserve">HttpTestingController</w:t>
+      </w:r>
+      <w:r>
+        <w:rPr>
+          <w:rtl w:val="0"/>
+        </w:rPr>
+        <w:t xml:space="preserve"> to intercept outbound network calls and verify endpoint routes, request payloads, and response mapping. </w:t>
+      </w:r>
+    </w:p>
+    <w:p>
+      <w:pPr>
+        <w:numPr>
+          <w:ilvl w:val="0"/>
+          <w:numId w:val="16"/>
+        </w:numPr>
+        <w:ind w:left="1440" w:hanging="360"/>
+        <w:rPr>
+          <w:u w:val="none"/>
+        </w:rPr>
+      </w:pPr>
+      <w:r>
+        <w:rPr>
+          <w:rtl w:val="0"/>
+        </w:rPr>
+        <w:t xml:space="preserve">Component tests evaluate UI behavior, Reactive Forms, custom input validators, event emissions, and Signal-based component state, while higher-level parent components are tested to ensure seamless layout composition and child component rendering.</w:t>
+      </w:r>
+      <w:r>
+        <w:rPr>
+          <w:rtl w:val="0"/>
+        </w:rPr>
       </w:r>
     </w:p>
     <w:p>
@@ -9738,13 +9899,13 @@
         <w:ind w:left="720" w:firstLine="0"/>
         <w:rPr/>
       </w:pPr>
-      <w:bookmarkStart w:colFirst="0" w:colLast="0" w:name="_f9xve9e195y9" w:id="53"/>
-      <w:bookmarkEnd w:id="53"/>
-      <w:r>
-        <w:rPr>
-          <w:rtl w:val="0"/>
-        </w:rPr>
-        <w:t xml:space="preserve">6.4.1. Types of Testing</w:t>
+      <w:bookmarkStart w:colFirst="0" w:colLast="0" w:name="_f9xve9e195y9" w:id="55"/>
+      <w:bookmarkEnd w:id="55"/>
+      <w:r>
+        <w:rPr>
+          <w:rtl w:val="0"/>
+        </w:rPr>
+        <w:t xml:space="preserve">6.4.3. Testing Stages</w:t>
       </w:r>
     </w:p>
     <w:p>
@@ -9752,7 +9913,7 @@
         <w:pageBreakBefore w:val="0"/>
         <w:numPr>
           <w:ilvl w:val="0"/>
-          <w:numId w:val="19"/>
+          <w:numId w:val="20"/>
         </w:numPr>
         <w:pBdr>
           <w:top w:space="0" w:sz="0" w:val="nil"/>
@@ -9795,7 +9956,7 @@
         <w:pageBreakBefore w:val="0"/>
         <w:numPr>
           <w:ilvl w:val="0"/>
-          <w:numId w:val="19"/>
+          <w:numId w:val="20"/>
         </w:numPr>
         <w:pBdr>
           <w:top w:space="0" w:sz="0" w:val="nil"/>
@@ -9843,8 +10004,8 @@
         <w:ind w:left="720" w:firstLine="0"/>
         <w:rPr/>
       </w:pPr>
-      <w:bookmarkStart w:colFirst="0" w:colLast="0" w:name="_5amsh8h9f0c7" w:id="54"/>
-      <w:bookmarkEnd w:id="54"/>
+      <w:bookmarkStart w:colFirst="0" w:colLast="0" w:name="_5amsh8h9f0c7" w:id="56"/>
+      <w:bookmarkEnd w:id="56"/>
       <w:r>
         <w:rPr>
           <w:b w:val="0"/>
@@ -9905,7 +10066,7 @@
         <w:widowControl w:val="0"/>
         <w:numPr>
           <w:ilvl w:val="0"/>
-          <w:numId w:val="25"/>
+          <w:numId w:val="26"/>
         </w:numPr>
         <w:pBdr>
           <w:top w:space="0" w:sz="0" w:val="nil"/>
@@ -9918,8 +10079,8 @@
         <w:ind w:left="720" w:hanging="360"/>
         <w:rPr/>
       </w:pPr>
-      <w:bookmarkStart w:colFirst="0" w:colLast="0" w:name="_161vmjht87fy" w:id="55"/>
-      <w:bookmarkEnd w:id="55"/>
+      <w:bookmarkStart w:colFirst="0" w:colLast="0" w:name="_161vmjht87fy" w:id="57"/>
+      <w:bookmarkEnd w:id="57"/>
       <w:r>
         <w:rPr>
           <w:rtl w:val="0"/>
@@ -10378,6 +10539,7 @@
               <w:rPr>
                 <w:rtl w:val="0"/>
               </w:rPr>
+              <w:t xml:space="preserve">6.4</w:t>
             </w:r>
           </w:p>
         </w:tc>
@@ -10415,6 +10577,7 @@
               <w:rPr>
                 <w:rtl w:val="0"/>
               </w:rPr>
+              <w:t xml:space="preserve">Sara Orion</w:t>
             </w:r>
           </w:p>
         </w:tc>
@@ -10452,6 +10615,7 @@
               <w:rPr>
                 <w:rtl w:val="0"/>
               </w:rPr>
+              <w:t xml:space="preserve">60%</w:t>
             </w:r>
           </w:p>
         </w:tc>
@@ -10489,6 +10653,7 @@
               <w:rPr>
                 <w:rtl w:val="0"/>
               </w:rPr>
+              <w:t xml:space="preserve">Updated Backend/Frontend Testing overviews based on actual testing code files.</w:t>
             </w:r>
           </w:p>
         </w:tc>
@@ -10526,6 +10691,7 @@
               <w:rPr>
                 <w:rtl w:val="0"/>
               </w:rPr>
+              <w:t xml:space="preserve">Sara Orion</w:t>
             </w:r>
           </w:p>
         </w:tc>
@@ -10554,7 +10720,7 @@
         <w:widowControl w:val="0"/>
         <w:numPr>
           <w:ilvl w:val="0"/>
-          <w:numId w:val="25"/>
+          <w:numId w:val="26"/>
         </w:numPr>
         <w:pBdr>
           <w:top w:space="0" w:sz="0" w:val="nil"/>
@@ -10567,8 +10733,8 @@
         <w:ind w:left="720" w:hanging="360"/>
         <w:rPr/>
       </w:pPr>
-      <w:bookmarkStart w:colFirst="0" w:colLast="0" w:name="_7dox6n9hugb0" w:id="56"/>
-      <w:bookmarkEnd w:id="56"/>
+      <w:bookmarkStart w:colFirst="0" w:colLast="0" w:name="_7dox6n9hugb0" w:id="58"/>
+      <w:bookmarkEnd w:id="58"/>
       <w:r>
         <w:rPr>
           <w:rtl w:val="0"/>
@@ -10593,7 +10759,7 @@
         </w:rPr>
         <w:t xml:space="preserve">Github link: </w:t>
       </w:r>
-      <w:hyperlink r:id="rId11">
+      <w:hyperlink r:id="rId9">
         <w:r>
           <w:rPr>
             <w:color w:val="1155cc"/>
@@ -10628,7 +10794,7 @@
         </w:rPr>
         <w:t xml:space="preserve">Project management tool link (GitHub Projects): </w:t>
       </w:r>
-      <w:hyperlink r:id="rId12">
+      <w:hyperlink r:id="rId10">
         <w:r>
           <w:rPr>
             <w:color w:val="1155cc"/>
@@ -10654,7 +10820,7 @@
         <w:widowControl w:val="0"/>
         <w:numPr>
           <w:ilvl w:val="0"/>
-          <w:numId w:val="25"/>
+          <w:numId w:val="26"/>
         </w:numPr>
         <w:pBdr>
           <w:top w:space="0" w:sz="0" w:val="nil"/>
@@ -10668,8 +10834,8 @@
         <w:ind w:left="720" w:hanging="360"/>
         <w:rPr/>
       </w:pPr>
-      <w:bookmarkStart w:colFirst="0" w:colLast="0" w:name="_pd9euov6m4du" w:id="57"/>
-      <w:bookmarkEnd w:id="57"/>
+      <w:bookmarkStart w:colFirst="0" w:colLast="0" w:name="_pd9euov6m4du" w:id="59"/>
+      <w:bookmarkEnd w:id="59"/>
       <w:r>
         <w:rPr>
           <w:rtl w:val="0"/>
@@ -10686,7 +10852,7 @@
         <w:widowControl w:val="0"/>
         <w:numPr>
           <w:ilvl w:val="0"/>
-          <w:numId w:val="25"/>
+          <w:numId w:val="26"/>
         </w:numPr>
         <w:pBdr>
           <w:top w:space="0" w:sz="0" w:val="nil"/>
@@ -10700,8 +10866,8 @@
         <w:ind w:left="720" w:hanging="360"/>
         <w:rPr/>
       </w:pPr>
-      <w:bookmarkStart w:colFirst="0" w:colLast="0" w:name="_ty3i2nqffhtc" w:id="58"/>
-      <w:bookmarkEnd w:id="58"/>
+      <w:bookmarkStart w:colFirst="0" w:colLast="0" w:name="_ty3i2nqffhtc" w:id="60"/>
+      <w:bookmarkEnd w:id="60"/>
       <w:r>
         <w:rPr>
           <w:rtl w:val="0"/>
@@ -10721,7 +10887,7 @@
       </w:r>
     </w:p>
     <w:sectPr>
-      <w:headerReference r:id="rId13" w:type="default"/>
+      <w:headerReference r:id="rId11" w:type="default"/>
       <w:pgSz w:h="15840" w:w="12240" w:orient="portrait"/>
       <w:pgMar w:bottom="1440" w:top="1440" w:left="1440" w:right="1080" w:header="0" w:footer="720"/>
       <w:pgNumType w:start="1"/>
@@ -12425,103 +12591,103 @@
       <w:lvlText w:val="●"/>
       <w:lvlJc w:val="left"/>
       <w:pPr>
+        <w:ind w:left="1440" w:hanging="360"/>
+      </w:pPr>
+      <w:rPr>
+        <w:u w:val="none"/>
+      </w:rPr>
+    </w:lvl>
+    <w:lvl w:ilvl="1">
+      <w:start w:val="1"/>
+      <w:numFmt w:val="bullet"/>
+      <w:lvlText w:val="○"/>
+      <w:lvlJc w:val="left"/>
+      <w:pPr>
+        <w:ind w:left="2160" w:hanging="360"/>
+      </w:pPr>
+      <w:rPr>
+        <w:u w:val="none"/>
+      </w:rPr>
+    </w:lvl>
+    <w:lvl w:ilvl="2">
+      <w:start w:val="1"/>
+      <w:numFmt w:val="bullet"/>
+      <w:lvlText w:val="■"/>
+      <w:lvlJc w:val="left"/>
+      <w:pPr>
         <w:ind w:left="2880" w:hanging="360"/>
       </w:pPr>
       <w:rPr>
         <w:u w:val="none"/>
       </w:rPr>
     </w:lvl>
-    <w:lvl w:ilvl="1">
+    <w:lvl w:ilvl="3">
+      <w:start w:val="1"/>
+      <w:numFmt w:val="bullet"/>
+      <w:lvlText w:val="●"/>
+      <w:lvlJc w:val="left"/>
+      <w:pPr>
+        <w:ind w:left="3600" w:hanging="360"/>
+      </w:pPr>
+      <w:rPr>
+        <w:u w:val="none"/>
+      </w:rPr>
+    </w:lvl>
+    <w:lvl w:ilvl="4">
       <w:start w:val="1"/>
       <w:numFmt w:val="bullet"/>
       <w:lvlText w:val="○"/>
       <w:lvlJc w:val="left"/>
       <w:pPr>
-        <w:ind w:left="3600" w:hanging="360"/>
-      </w:pPr>
-      <w:rPr>
-        <w:u w:val="none"/>
-      </w:rPr>
-    </w:lvl>
-    <w:lvl w:ilvl="2">
+        <w:ind w:left="4320" w:hanging="360"/>
+      </w:pPr>
+      <w:rPr>
+        <w:u w:val="none"/>
+      </w:rPr>
+    </w:lvl>
+    <w:lvl w:ilvl="5">
       <w:start w:val="1"/>
       <w:numFmt w:val="bullet"/>
       <w:lvlText w:val="■"/>
       <w:lvlJc w:val="left"/>
       <w:pPr>
-        <w:ind w:left="4320" w:hanging="360"/>
-      </w:pPr>
-      <w:rPr>
-        <w:u w:val="none"/>
-      </w:rPr>
-    </w:lvl>
-    <w:lvl w:ilvl="3">
+        <w:ind w:left="5040" w:hanging="360"/>
+      </w:pPr>
+      <w:rPr>
+        <w:u w:val="none"/>
+      </w:rPr>
+    </w:lvl>
+    <w:lvl w:ilvl="6">
       <w:start w:val="1"/>
       <w:numFmt w:val="bullet"/>
       <w:lvlText w:val="●"/>
       <w:lvlJc w:val="left"/>
       <w:pPr>
-        <w:ind w:left="5040" w:hanging="360"/>
-      </w:pPr>
-      <w:rPr>
-        <w:u w:val="none"/>
-      </w:rPr>
-    </w:lvl>
-    <w:lvl w:ilvl="4">
+        <w:ind w:left="5760" w:hanging="360"/>
+      </w:pPr>
+      <w:rPr>
+        <w:u w:val="none"/>
+      </w:rPr>
+    </w:lvl>
+    <w:lvl w:ilvl="7">
       <w:start w:val="1"/>
       <w:numFmt w:val="bullet"/>
       <w:lvlText w:val="○"/>
       <w:lvlJc w:val="left"/>
       <w:pPr>
-        <w:ind w:left="5760" w:hanging="360"/>
-      </w:pPr>
-      <w:rPr>
-        <w:u w:val="none"/>
-      </w:rPr>
-    </w:lvl>
-    <w:lvl w:ilvl="5">
+        <w:ind w:left="6480" w:hanging="360"/>
+      </w:pPr>
+      <w:rPr>
+        <w:u w:val="none"/>
+      </w:rPr>
+    </w:lvl>
+    <w:lvl w:ilvl="8">
       <w:start w:val="1"/>
       <w:numFmt w:val="bullet"/>
       <w:lvlText w:val="■"/>
       <w:lvlJc w:val="left"/>
       <w:pPr>
-        <w:ind w:left="6480" w:hanging="360"/>
-      </w:pPr>
-      <w:rPr>
-        <w:u w:val="none"/>
-      </w:rPr>
-    </w:lvl>
-    <w:lvl w:ilvl="6">
-      <w:start w:val="1"/>
-      <w:numFmt w:val="bullet"/>
-      <w:lvlText w:val="●"/>
-      <w:lvlJc w:val="left"/>
-      <w:pPr>
         <w:ind w:left="7200" w:hanging="360"/>
-      </w:pPr>
-      <w:rPr>
-        <w:u w:val="none"/>
-      </w:rPr>
-    </w:lvl>
-    <w:lvl w:ilvl="7">
-      <w:start w:val="1"/>
-      <w:numFmt w:val="bullet"/>
-      <w:lvlText w:val="○"/>
-      <w:lvlJc w:val="left"/>
-      <w:pPr>
-        <w:ind w:left="7920" w:hanging="360"/>
-      </w:pPr>
-      <w:rPr>
-        <w:u w:val="none"/>
-      </w:rPr>
-    </w:lvl>
-    <w:lvl w:ilvl="8">
-      <w:start w:val="1"/>
-      <w:numFmt w:val="bullet"/>
-      <w:lvlText w:val="■"/>
-      <w:lvlJc w:val="left"/>
-      <w:pPr>
-        <w:ind w:left="8640" w:hanging="360"/>
       </w:pPr>
       <w:rPr>
         <w:u w:val="none"/>
@@ -12535,7 +12701,7 @@
       <w:lvlText w:val="●"/>
       <w:lvlJc w:val="left"/>
       <w:pPr>
-        <w:ind w:left="1440" w:hanging="360"/>
+        <w:ind w:left="2880" w:hanging="360"/>
       </w:pPr>
       <w:rPr>
         <w:u w:val="none"/>
@@ -12547,7 +12713,7 @@
       <w:lvlText w:val="○"/>
       <w:lvlJc w:val="left"/>
       <w:pPr>
-        <w:ind w:left="2160" w:hanging="360"/>
+        <w:ind w:left="3600" w:hanging="360"/>
       </w:pPr>
       <w:rPr>
         <w:u w:val="none"/>
@@ -12559,7 +12725,7 @@
       <w:lvlText w:val="■"/>
       <w:lvlJc w:val="left"/>
       <w:pPr>
-        <w:ind w:left="2880" w:hanging="360"/>
+        <w:ind w:left="4320" w:hanging="360"/>
       </w:pPr>
       <w:rPr>
         <w:u w:val="none"/>
@@ -12571,7 +12737,7 @@
       <w:lvlText w:val="●"/>
       <w:lvlJc w:val="left"/>
       <w:pPr>
-        <w:ind w:left="3600" w:hanging="360"/>
+        <w:ind w:left="5040" w:hanging="360"/>
       </w:pPr>
       <w:rPr>
         <w:u w:val="none"/>
@@ -12583,7 +12749,7 @@
       <w:lvlText w:val="○"/>
       <w:lvlJc w:val="left"/>
       <w:pPr>
-        <w:ind w:left="4320" w:hanging="360"/>
+        <w:ind w:left="5760" w:hanging="360"/>
       </w:pPr>
       <w:rPr>
         <w:u w:val="none"/>
@@ -12595,7 +12761,7 @@
       <w:lvlText w:val="■"/>
       <w:lvlJc w:val="left"/>
       <w:pPr>
-        <w:ind w:left="5040" w:hanging="360"/>
+        <w:ind w:left="6480" w:hanging="360"/>
       </w:pPr>
       <w:rPr>
         <w:u w:val="none"/>
@@ -12607,7 +12773,7 @@
       <w:lvlText w:val="●"/>
       <w:lvlJc w:val="left"/>
       <w:pPr>
-        <w:ind w:left="5760" w:hanging="360"/>
+        <w:ind w:left="7200" w:hanging="360"/>
       </w:pPr>
       <w:rPr>
         <w:u w:val="none"/>
@@ -12619,7 +12785,7 @@
       <w:lvlText w:val="○"/>
       <w:lvlJc w:val="left"/>
       <w:pPr>
-        <w:ind w:left="6480" w:hanging="360"/>
+        <w:ind w:left="7920" w:hanging="360"/>
       </w:pPr>
       <w:rPr>
         <w:u w:val="none"/>
@@ -12631,7 +12797,7 @@
       <w:lvlText w:val="■"/>
       <w:lvlJc w:val="left"/>
       <w:pPr>
-        <w:ind w:left="7200" w:hanging="360"/>
+        <w:ind w:left="8640" w:hanging="360"/>
       </w:pPr>
       <w:rPr>
         <w:u w:val="none"/>
@@ -12865,10 +13031,9 @@
       <w:lvlText w:val="●"/>
       <w:lvlJc w:val="left"/>
       <w:pPr>
-        <w:ind w:left="720" w:hanging="360"/>
-      </w:pPr>
-      <w:rPr>
-        <w:rFonts w:ascii="Arial" w:cs="Arial" w:eastAsia="Arial" w:hAnsi="Arial"/>
+        <w:ind w:left="1440" w:hanging="360"/>
+      </w:pPr>
+      <w:rPr>
         <w:u w:val="none"/>
       </w:rPr>
     </w:lvl>
@@ -12878,7 +13043,7 @@
       <w:lvlText w:val="○"/>
       <w:lvlJc w:val="left"/>
       <w:pPr>
-        <w:ind w:left="1440" w:hanging="360"/>
+        <w:ind w:left="2160" w:hanging="360"/>
       </w:pPr>
       <w:rPr>
         <w:u w:val="none"/>
@@ -12890,7 +13055,7 @@
       <w:lvlText w:val="■"/>
       <w:lvlJc w:val="left"/>
       <w:pPr>
-        <w:ind w:left="2160" w:hanging="360"/>
+        <w:ind w:left="2880" w:hanging="360"/>
       </w:pPr>
       <w:rPr>
         <w:u w:val="none"/>
@@ -12902,7 +13067,7 @@
       <w:lvlText w:val="●"/>
       <w:lvlJc w:val="left"/>
       <w:pPr>
-        <w:ind w:left="2880" w:hanging="360"/>
+        <w:ind w:left="3600" w:hanging="360"/>
       </w:pPr>
       <w:rPr>
         <w:u w:val="none"/>
@@ -12914,7 +13079,7 @@
       <w:lvlText w:val="○"/>
       <w:lvlJc w:val="left"/>
       <w:pPr>
-        <w:ind w:left="3600" w:hanging="360"/>
+        <w:ind w:left="4320" w:hanging="360"/>
       </w:pPr>
       <w:rPr>
         <w:u w:val="none"/>
@@ -12926,7 +13091,7 @@
       <w:lvlText w:val="■"/>
       <w:lvlJc w:val="left"/>
       <w:pPr>
-        <w:ind w:left="4320" w:hanging="360"/>
+        <w:ind w:left="5040" w:hanging="360"/>
       </w:pPr>
       <w:rPr>
         <w:u w:val="none"/>
@@ -12938,7 +13103,7 @@
       <w:lvlText w:val="●"/>
       <w:lvlJc w:val="left"/>
       <w:pPr>
-        <w:ind w:left="5040" w:hanging="360"/>
+        <w:ind w:left="5760" w:hanging="360"/>
       </w:pPr>
       <w:rPr>
         <w:u w:val="none"/>
@@ -12950,7 +13115,7 @@
       <w:lvlText w:val="○"/>
       <w:lvlJc w:val="left"/>
       <w:pPr>
-        <w:ind w:left="5760" w:hanging="360"/>
+        <w:ind w:left="6480" w:hanging="360"/>
       </w:pPr>
       <w:rPr>
         <w:u w:val="none"/>
@@ -12962,7 +13127,7 @@
       <w:lvlText w:val="■"/>
       <w:lvlJc w:val="left"/>
       <w:pPr>
-        <w:ind w:left="6480" w:hanging="360"/>
+        <w:ind w:left="7200" w:hanging="360"/>
       </w:pPr>
       <w:rPr>
         <w:u w:val="none"/>
@@ -12976,103 +13141,104 @@
       <w:lvlText w:val="●"/>
       <w:lvlJc w:val="left"/>
       <w:pPr>
+        <w:ind w:left="720" w:hanging="360"/>
+      </w:pPr>
+      <w:rPr>
+        <w:rFonts w:ascii="Arial" w:cs="Arial" w:eastAsia="Arial" w:hAnsi="Arial"/>
+        <w:u w:val="none"/>
+      </w:rPr>
+    </w:lvl>
+    <w:lvl w:ilvl="1">
+      <w:start w:val="1"/>
+      <w:numFmt w:val="bullet"/>
+      <w:lvlText w:val="○"/>
+      <w:lvlJc w:val="left"/>
+      <w:pPr>
         <w:ind w:left="1440" w:hanging="360"/>
       </w:pPr>
       <w:rPr>
         <w:u w:val="none"/>
       </w:rPr>
     </w:lvl>
-    <w:lvl w:ilvl="1">
+    <w:lvl w:ilvl="2">
+      <w:start w:val="1"/>
+      <w:numFmt w:val="bullet"/>
+      <w:lvlText w:val="■"/>
+      <w:lvlJc w:val="left"/>
+      <w:pPr>
+        <w:ind w:left="2160" w:hanging="360"/>
+      </w:pPr>
+      <w:rPr>
+        <w:u w:val="none"/>
+      </w:rPr>
+    </w:lvl>
+    <w:lvl w:ilvl="3">
+      <w:start w:val="1"/>
+      <w:numFmt w:val="bullet"/>
+      <w:lvlText w:val="●"/>
+      <w:lvlJc w:val="left"/>
+      <w:pPr>
+        <w:ind w:left="2880" w:hanging="360"/>
+      </w:pPr>
+      <w:rPr>
+        <w:u w:val="none"/>
+      </w:rPr>
+    </w:lvl>
+    <w:lvl w:ilvl="4">
       <w:start w:val="1"/>
       <w:numFmt w:val="bullet"/>
       <w:lvlText w:val="○"/>
       <w:lvlJc w:val="left"/>
       <w:pPr>
-        <w:ind w:left="2160" w:hanging="360"/>
-      </w:pPr>
-      <w:rPr>
-        <w:u w:val="none"/>
-      </w:rPr>
-    </w:lvl>
-    <w:lvl w:ilvl="2">
+        <w:ind w:left="3600" w:hanging="360"/>
+      </w:pPr>
+      <w:rPr>
+        <w:u w:val="none"/>
+      </w:rPr>
+    </w:lvl>
+    <w:lvl w:ilvl="5">
       <w:start w:val="1"/>
       <w:numFmt w:val="bullet"/>
       <w:lvlText w:val="■"/>
       <w:lvlJc w:val="left"/>
       <w:pPr>
-        <w:ind w:left="2880" w:hanging="360"/>
-      </w:pPr>
-      <w:rPr>
-        <w:u w:val="none"/>
-      </w:rPr>
-    </w:lvl>
-    <w:lvl w:ilvl="3">
+        <w:ind w:left="4320" w:hanging="360"/>
+      </w:pPr>
+      <w:rPr>
+        <w:u w:val="none"/>
+      </w:rPr>
+    </w:lvl>
+    <w:lvl w:ilvl="6">
       <w:start w:val="1"/>
       <w:numFmt w:val="bullet"/>
       <w:lvlText w:val="●"/>
       <w:lvlJc w:val="left"/>
       <w:pPr>
-        <w:ind w:left="3600" w:hanging="360"/>
-      </w:pPr>
-      <w:rPr>
-        <w:u w:val="none"/>
-      </w:rPr>
-    </w:lvl>
-    <w:lvl w:ilvl="4">
+        <w:ind w:left="5040" w:hanging="360"/>
+      </w:pPr>
+      <w:rPr>
+        <w:u w:val="none"/>
+      </w:rPr>
+    </w:lvl>
+    <w:lvl w:ilvl="7">
       <w:start w:val="1"/>
       <w:numFmt w:val="bullet"/>
       <w:lvlText w:val="○"/>
       <w:lvlJc w:val="left"/>
       <w:pPr>
-        <w:ind w:left="4320" w:hanging="360"/>
-      </w:pPr>
-      <w:rPr>
-        <w:u w:val="none"/>
-      </w:rPr>
-    </w:lvl>
-    <w:lvl w:ilvl="5">
+        <w:ind w:left="5760" w:hanging="360"/>
+      </w:pPr>
+      <w:rPr>
+        <w:u w:val="none"/>
+      </w:rPr>
+    </w:lvl>
+    <w:lvl w:ilvl="8">
       <w:start w:val="1"/>
       <w:numFmt w:val="bullet"/>
       <w:lvlText w:val="■"/>
       <w:lvlJc w:val="left"/>
       <w:pPr>
-        <w:ind w:left="5040" w:hanging="360"/>
-      </w:pPr>
-      <w:rPr>
-        <w:u w:val="none"/>
-      </w:rPr>
-    </w:lvl>
-    <w:lvl w:ilvl="6">
-      <w:start w:val="1"/>
-      <w:numFmt w:val="bullet"/>
-      <w:lvlText w:val="●"/>
-      <w:lvlJc w:val="left"/>
-      <w:pPr>
-        <w:ind w:left="5760" w:hanging="360"/>
-      </w:pPr>
-      <w:rPr>
-        <w:u w:val="none"/>
-      </w:rPr>
-    </w:lvl>
-    <w:lvl w:ilvl="7">
-      <w:start w:val="1"/>
-      <w:numFmt w:val="bullet"/>
-      <w:lvlText w:val="○"/>
-      <w:lvlJc w:val="left"/>
-      <w:pPr>
         <w:ind w:left="6480" w:hanging="360"/>
-      </w:pPr>
-      <w:rPr>
-        <w:u w:val="none"/>
-      </w:rPr>
-    </w:lvl>
-    <w:lvl w:ilvl="8">
-      <w:start w:val="1"/>
-      <w:numFmt w:val="bullet"/>
-      <w:lvlText w:val="■"/>
-      <w:lvlJc w:val="left"/>
-      <w:pPr>
-        <w:ind w:left="7200" w:hanging="360"/>
       </w:pPr>
       <w:rPr>
         <w:u w:val="none"/>
@@ -13086,103 +13252,103 @@
       <w:lvlText w:val="●"/>
       <w:lvlJc w:val="left"/>
       <w:pPr>
+        <w:ind w:left="1440" w:hanging="360"/>
+      </w:pPr>
+      <w:rPr>
+        <w:u w:val="none"/>
+      </w:rPr>
+    </w:lvl>
+    <w:lvl w:ilvl="1">
+      <w:start w:val="1"/>
+      <w:numFmt w:val="bullet"/>
+      <w:lvlText w:val="○"/>
+      <w:lvlJc w:val="left"/>
+      <w:pPr>
+        <w:ind w:left="2160" w:hanging="360"/>
+      </w:pPr>
+      <w:rPr>
+        <w:u w:val="none"/>
+      </w:rPr>
+    </w:lvl>
+    <w:lvl w:ilvl="2">
+      <w:start w:val="1"/>
+      <w:numFmt w:val="bullet"/>
+      <w:lvlText w:val="■"/>
+      <w:lvlJc w:val="left"/>
+      <w:pPr>
         <w:ind w:left="2880" w:hanging="360"/>
       </w:pPr>
       <w:rPr>
         <w:u w:val="none"/>
       </w:rPr>
     </w:lvl>
-    <w:lvl w:ilvl="1">
+    <w:lvl w:ilvl="3">
+      <w:start w:val="1"/>
+      <w:numFmt w:val="bullet"/>
+      <w:lvlText w:val="●"/>
+      <w:lvlJc w:val="left"/>
+      <w:pPr>
+        <w:ind w:left="3600" w:hanging="360"/>
+      </w:pPr>
+      <w:rPr>
+        <w:u w:val="none"/>
+      </w:rPr>
+    </w:lvl>
+    <w:lvl w:ilvl="4">
       <w:start w:val="1"/>
       <w:numFmt w:val="bullet"/>
       <w:lvlText w:val="○"/>
       <w:lvlJc w:val="left"/>
       <w:pPr>
-        <w:ind w:left="3600" w:hanging="360"/>
-      </w:pPr>
-      <w:rPr>
-        <w:u w:val="none"/>
-      </w:rPr>
-    </w:lvl>
-    <w:lvl w:ilvl="2">
+        <w:ind w:left="4320" w:hanging="360"/>
+      </w:pPr>
+      <w:rPr>
+        <w:u w:val="none"/>
+      </w:rPr>
+    </w:lvl>
+    <w:lvl w:ilvl="5">
       <w:start w:val="1"/>
       <w:numFmt w:val="bullet"/>
       <w:lvlText w:val="■"/>
       <w:lvlJc w:val="left"/>
       <w:pPr>
-        <w:ind w:left="4320" w:hanging="360"/>
-      </w:pPr>
-      <w:rPr>
-        <w:u w:val="none"/>
-      </w:rPr>
-    </w:lvl>
-    <w:lvl w:ilvl="3">
+        <w:ind w:left="5040" w:hanging="360"/>
+      </w:pPr>
+      <w:rPr>
+        <w:u w:val="none"/>
+      </w:rPr>
+    </w:lvl>
+    <w:lvl w:ilvl="6">
       <w:start w:val="1"/>
       <w:numFmt w:val="bullet"/>
       <w:lvlText w:val="●"/>
       <w:lvlJc w:val="left"/>
       <w:pPr>
-        <w:ind w:left="5040" w:hanging="360"/>
-      </w:pPr>
-      <w:rPr>
-        <w:u w:val="none"/>
-      </w:rPr>
-    </w:lvl>
-    <w:lvl w:ilvl="4">
+        <w:ind w:left="5760" w:hanging="360"/>
+      </w:pPr>
+      <w:rPr>
+        <w:u w:val="none"/>
+      </w:rPr>
+    </w:lvl>
+    <w:lvl w:ilvl="7">
       <w:start w:val="1"/>
       <w:numFmt w:val="bullet"/>
       <w:lvlText w:val="○"/>
       <w:lvlJc w:val="left"/>
       <w:pPr>
-        <w:ind w:left="5760" w:hanging="360"/>
-      </w:pPr>
-      <w:rPr>
-        <w:u w:val="none"/>
-      </w:rPr>
-    </w:lvl>
-    <w:lvl w:ilvl="5">
+        <w:ind w:left="6480" w:hanging="360"/>
+      </w:pPr>
+      <w:rPr>
+        <w:u w:val="none"/>
+      </w:rPr>
+    </w:lvl>
+    <w:lvl w:ilvl="8">
       <w:start w:val="1"/>
       <w:numFmt w:val="bullet"/>
       <w:lvlText w:val="■"/>
       <w:lvlJc w:val="left"/>
       <w:pPr>
-        <w:ind w:left="6480" w:hanging="360"/>
-      </w:pPr>
-      <w:rPr>
-        <w:u w:val="none"/>
-      </w:rPr>
-    </w:lvl>
-    <w:lvl w:ilvl="6">
-      <w:start w:val="1"/>
-      <w:numFmt w:val="bullet"/>
-      <w:lvlText w:val="●"/>
-      <w:lvlJc w:val="left"/>
-      <w:pPr>
         <w:ind w:left="7200" w:hanging="360"/>
-      </w:pPr>
-      <w:rPr>
-        <w:u w:val="none"/>
-      </w:rPr>
-    </w:lvl>
-    <w:lvl w:ilvl="7">
-      <w:start w:val="1"/>
-      <w:numFmt w:val="bullet"/>
-      <w:lvlText w:val="○"/>
-      <w:lvlJc w:val="left"/>
-      <w:pPr>
-        <w:ind w:left="7920" w:hanging="360"/>
-      </w:pPr>
-      <w:rPr>
-        <w:u w:val="none"/>
-      </w:rPr>
-    </w:lvl>
-    <w:lvl w:ilvl="8">
-      <w:start w:val="1"/>
-      <w:numFmt w:val="bullet"/>
-      <w:lvlText w:val="■"/>
-      <w:lvlJc w:val="left"/>
-      <w:pPr>
-        <w:ind w:left="8640" w:hanging="360"/>
       </w:pPr>
       <w:rPr>
         <w:u w:val="none"/>
@@ -13196,7 +13362,7 @@
       <w:lvlText w:val="●"/>
       <w:lvlJc w:val="left"/>
       <w:pPr>
-        <w:ind w:left="1440" w:hanging="360"/>
+        <w:ind w:left="2880" w:hanging="360"/>
       </w:pPr>
       <w:rPr>
         <w:u w:val="none"/>
@@ -13208,7 +13374,7 @@
       <w:lvlText w:val="○"/>
       <w:lvlJc w:val="left"/>
       <w:pPr>
-        <w:ind w:left="2160" w:hanging="360"/>
+        <w:ind w:left="3600" w:hanging="360"/>
       </w:pPr>
       <w:rPr>
         <w:u w:val="none"/>
@@ -13220,7 +13386,7 @@
       <w:lvlText w:val="■"/>
       <w:lvlJc w:val="left"/>
       <w:pPr>
-        <w:ind w:left="2880" w:hanging="360"/>
+        <w:ind w:left="4320" w:hanging="360"/>
       </w:pPr>
       <w:rPr>
         <w:u w:val="none"/>
@@ -13232,7 +13398,7 @@
       <w:lvlText w:val="●"/>
       <w:lvlJc w:val="left"/>
       <w:pPr>
-        <w:ind w:left="3600" w:hanging="360"/>
+        <w:ind w:left="5040" w:hanging="360"/>
       </w:pPr>
       <w:rPr>
         <w:u w:val="none"/>
@@ -13244,7 +13410,7 @@
       <w:lvlText w:val="○"/>
       <w:lvlJc w:val="left"/>
       <w:pPr>
-        <w:ind w:left="4320" w:hanging="360"/>
+        <w:ind w:left="5760" w:hanging="360"/>
       </w:pPr>
       <w:rPr>
         <w:u w:val="none"/>
@@ -13256,7 +13422,7 @@
       <w:lvlText w:val="■"/>
       <w:lvlJc w:val="left"/>
       <w:pPr>
-        <w:ind w:left="5040" w:hanging="360"/>
+        <w:ind w:left="6480" w:hanging="360"/>
       </w:pPr>
       <w:rPr>
         <w:u w:val="none"/>
@@ -13268,7 +13434,7 @@
       <w:lvlText w:val="●"/>
       <w:lvlJc w:val="left"/>
       <w:pPr>
-        <w:ind w:left="5760" w:hanging="360"/>
+        <w:ind w:left="7200" w:hanging="360"/>
       </w:pPr>
       <w:rPr>
         <w:u w:val="none"/>
@@ -13280,7 +13446,7 @@
       <w:lvlText w:val="○"/>
       <w:lvlJc w:val="left"/>
       <w:pPr>
-        <w:ind w:left="6480" w:hanging="360"/>
+        <w:ind w:left="7920" w:hanging="360"/>
       </w:pPr>
       <w:rPr>
         <w:u w:val="none"/>
@@ -13292,7 +13458,7 @@
       <w:lvlText w:val="■"/>
       <w:lvlJc w:val="left"/>
       <w:pPr>
-        <w:ind w:left="7200" w:hanging="360"/>
+        <w:ind w:left="8640" w:hanging="360"/>
       </w:pPr>
       <w:rPr>
         <w:u w:val="none"/>
@@ -13412,11 +13578,11 @@
   <w:abstractNum w:abstractNumId="25">
     <w:lvl w:ilvl="0">
       <w:start w:val="1"/>
-      <w:numFmt w:val="decimal"/>
-      <w:lvlText w:val="%1."/>
-      <w:lvlJc w:val="left"/>
-      <w:pPr>
-        <w:ind w:left="720" w:hanging="360"/>
+      <w:numFmt w:val="bullet"/>
+      <w:lvlText w:val="●"/>
+      <w:lvlJc w:val="left"/>
+      <w:pPr>
+        <w:ind w:left="1440" w:hanging="360"/>
       </w:pPr>
       <w:rPr>
         <w:u w:val="none"/>
@@ -13424,11 +13590,11 @@
     </w:lvl>
     <w:lvl w:ilvl="1">
       <w:start w:val="1"/>
-      <w:numFmt w:val="lowerLetter"/>
-      <w:lvlText w:val="%2."/>
-      <w:lvlJc w:val="left"/>
-      <w:pPr>
-        <w:ind w:left="1440" w:hanging="360"/>
+      <w:numFmt w:val="bullet"/>
+      <w:lvlText w:val="○"/>
+      <w:lvlJc w:val="left"/>
+      <w:pPr>
+        <w:ind w:left="2160" w:hanging="360"/>
       </w:pPr>
       <w:rPr>
         <w:u w:val="none"/>
@@ -13436,11 +13602,11 @@
     </w:lvl>
     <w:lvl w:ilvl="2">
       <w:start w:val="1"/>
-      <w:numFmt w:val="lowerRoman"/>
-      <w:lvlText w:val="%3."/>
-      <w:lvlJc w:val="left"/>
-      <w:pPr>
-        <w:ind w:left="2160" w:hanging="360"/>
+      <w:numFmt w:val="bullet"/>
+      <w:lvlText w:val="■"/>
+      <w:lvlJc w:val="left"/>
+      <w:pPr>
+        <w:ind w:left="2880" w:hanging="360"/>
       </w:pPr>
       <w:rPr>
         <w:u w:val="none"/>
@@ -13448,11 +13614,11 @@
     </w:lvl>
     <w:lvl w:ilvl="3">
       <w:start w:val="1"/>
-      <w:numFmt w:val="decimal"/>
-      <w:lvlText w:val="%4."/>
-      <w:lvlJc w:val="left"/>
-      <w:pPr>
-        <w:ind w:left="2880" w:hanging="360"/>
+      <w:numFmt w:val="bullet"/>
+      <w:lvlText w:val="●"/>
+      <w:lvlJc w:val="left"/>
+      <w:pPr>
+        <w:ind w:left="3600" w:hanging="360"/>
       </w:pPr>
       <w:rPr>
         <w:u w:val="none"/>
@@ -13460,11 +13626,11 @@
     </w:lvl>
     <w:lvl w:ilvl="4">
       <w:start w:val="1"/>
-      <w:numFmt w:val="lowerLetter"/>
-      <w:lvlText w:val="%5."/>
-      <w:lvlJc w:val="left"/>
-      <w:pPr>
-        <w:ind w:left="3600" w:hanging="360"/>
+      <w:numFmt w:val="bullet"/>
+      <w:lvlText w:val="○"/>
+      <w:lvlJc w:val="left"/>
+      <w:pPr>
+        <w:ind w:left="4320" w:hanging="360"/>
       </w:pPr>
       <w:rPr>
         <w:u w:val="none"/>
@@ -13472,11 +13638,11 @@
     </w:lvl>
     <w:lvl w:ilvl="5">
       <w:start w:val="1"/>
-      <w:numFmt w:val="lowerRoman"/>
-      <w:lvlText w:val="%6."/>
-      <w:lvlJc w:val="left"/>
-      <w:pPr>
-        <w:ind w:left="4320" w:hanging="360"/>
+      <w:numFmt w:val="bullet"/>
+      <w:lvlText w:val="■"/>
+      <w:lvlJc w:val="left"/>
+      <w:pPr>
+        <w:ind w:left="5040" w:hanging="360"/>
       </w:pPr>
       <w:rPr>
         <w:u w:val="none"/>
@@ -13484,11 +13650,11 @@
     </w:lvl>
     <w:lvl w:ilvl="6">
       <w:start w:val="1"/>
-      <w:numFmt w:val="decimal"/>
-      <w:lvlText w:val="%7."/>
-      <w:lvlJc w:val="left"/>
-      <w:pPr>
-        <w:ind w:left="5040" w:hanging="360"/>
+      <w:numFmt w:val="bullet"/>
+      <w:lvlText w:val="●"/>
+      <w:lvlJc w:val="left"/>
+      <w:pPr>
+        <w:ind w:left="5760" w:hanging="360"/>
       </w:pPr>
       <w:rPr>
         <w:u w:val="none"/>
@@ -13496,11 +13662,11 @@
     </w:lvl>
     <w:lvl w:ilvl="7">
       <w:start w:val="1"/>
-      <w:numFmt w:val="lowerLetter"/>
-      <w:lvlText w:val="%8."/>
-      <w:lvlJc w:val="left"/>
-      <w:pPr>
-        <w:ind w:left="5760" w:hanging="360"/>
+      <w:numFmt w:val="bullet"/>
+      <w:lvlText w:val="○"/>
+      <w:lvlJc w:val="left"/>
+      <w:pPr>
+        <w:ind w:left="6480" w:hanging="360"/>
       </w:pPr>
       <w:rPr>
         <w:u w:val="none"/>
@@ -13508,11 +13674,11 @@
     </w:lvl>
     <w:lvl w:ilvl="8">
       <w:start w:val="1"/>
-      <w:numFmt w:val="lowerRoman"/>
-      <w:lvlText w:val="%9."/>
-      <w:lvlJc w:val="left"/>
-      <w:pPr>
-        <w:ind w:left="6480" w:hanging="360"/>
+      <w:numFmt w:val="bullet"/>
+      <w:lvlText w:val="■"/>
+      <w:lvlJc w:val="left"/>
+      <w:pPr>
+        <w:ind w:left="7200" w:hanging="360"/>
       </w:pPr>
       <w:rPr>
         <w:u w:val="none"/>
@@ -13522,8 +13688,20 @@
   <w:abstractNum w:abstractNumId="26">
     <w:lvl w:ilvl="0">
       <w:start w:val="1"/>
-      <w:numFmt w:val="bullet"/>
-      <w:lvlText w:val="●"/>
+      <w:numFmt w:val="decimal"/>
+      <w:lvlText w:val="%1."/>
+      <w:lvlJc w:val="left"/>
+      <w:pPr>
+        <w:ind w:left="720" w:hanging="360"/>
+      </w:pPr>
+      <w:rPr>
+        <w:u w:val="none"/>
+      </w:rPr>
+    </w:lvl>
+    <w:lvl w:ilvl="1">
+      <w:start w:val="1"/>
+      <w:numFmt w:val="lowerLetter"/>
+      <w:lvlText w:val="%2."/>
       <w:lvlJc w:val="left"/>
       <w:pPr>
         <w:ind w:left="1440" w:hanging="360"/>
@@ -13532,10 +13710,10 @@
         <w:u w:val="none"/>
       </w:rPr>
     </w:lvl>
-    <w:lvl w:ilvl="1">
-      <w:start w:val="1"/>
-      <w:numFmt w:val="bullet"/>
-      <w:lvlText w:val="○"/>
+    <w:lvl w:ilvl="2">
+      <w:start w:val="1"/>
+      <w:numFmt w:val="lowerRoman"/>
+      <w:lvlText w:val="%3."/>
       <w:lvlJc w:val="left"/>
       <w:pPr>
         <w:ind w:left="2160" w:hanging="360"/>
@@ -13544,10 +13722,10 @@
         <w:u w:val="none"/>
       </w:rPr>
     </w:lvl>
-    <w:lvl w:ilvl="2">
-      <w:start w:val="1"/>
-      <w:numFmt w:val="bullet"/>
-      <w:lvlText w:val="■"/>
+    <w:lvl w:ilvl="3">
+      <w:start w:val="1"/>
+      <w:numFmt w:val="decimal"/>
+      <w:lvlText w:val="%4."/>
       <w:lvlJc w:val="left"/>
       <w:pPr>
         <w:ind w:left="2880" w:hanging="360"/>
@@ -13556,10 +13734,10 @@
         <w:u w:val="none"/>
       </w:rPr>
     </w:lvl>
-    <w:lvl w:ilvl="3">
-      <w:start w:val="1"/>
-      <w:numFmt w:val="bullet"/>
-      <w:lvlText w:val="●"/>
+    <w:lvl w:ilvl="4">
+      <w:start w:val="1"/>
+      <w:numFmt w:val="lowerLetter"/>
+      <w:lvlText w:val="%5."/>
       <w:lvlJc w:val="left"/>
       <w:pPr>
         <w:ind w:left="3600" w:hanging="360"/>
@@ -13568,10 +13746,10 @@
         <w:u w:val="none"/>
       </w:rPr>
     </w:lvl>
-    <w:lvl w:ilvl="4">
-      <w:start w:val="1"/>
-      <w:numFmt w:val="bullet"/>
-      <w:lvlText w:val="○"/>
+    <w:lvl w:ilvl="5">
+      <w:start w:val="1"/>
+      <w:numFmt w:val="lowerRoman"/>
+      <w:lvlText w:val="%6."/>
       <w:lvlJc w:val="left"/>
       <w:pPr>
         <w:ind w:left="4320" w:hanging="360"/>
@@ -13580,10 +13758,10 @@
         <w:u w:val="none"/>
       </w:rPr>
     </w:lvl>
-    <w:lvl w:ilvl="5">
-      <w:start w:val="1"/>
-      <w:numFmt w:val="bullet"/>
-      <w:lvlText w:val="■"/>
+    <w:lvl w:ilvl="6">
+      <w:start w:val="1"/>
+      <w:numFmt w:val="decimal"/>
+      <w:lvlText w:val="%7."/>
       <w:lvlJc w:val="left"/>
       <w:pPr>
         <w:ind w:left="5040" w:hanging="360"/>
@@ -13592,10 +13770,10 @@
         <w:u w:val="none"/>
       </w:rPr>
     </w:lvl>
-    <w:lvl w:ilvl="6">
-      <w:start w:val="1"/>
-      <w:numFmt w:val="bullet"/>
-      <w:lvlText w:val="●"/>
+    <w:lvl w:ilvl="7">
+      <w:start w:val="1"/>
+      <w:numFmt w:val="lowerLetter"/>
+      <w:lvlText w:val="%8."/>
       <w:lvlJc w:val="left"/>
       <w:pPr>
         <w:ind w:left="5760" w:hanging="360"/>
@@ -13604,25 +13782,13 @@
         <w:u w:val="none"/>
       </w:rPr>
     </w:lvl>
-    <w:lvl w:ilvl="7">
-      <w:start w:val="1"/>
-      <w:numFmt w:val="bullet"/>
-      <w:lvlText w:val="○"/>
+    <w:lvl w:ilvl="8">
+      <w:start w:val="1"/>
+      <w:numFmt w:val="lowerRoman"/>
+      <w:lvlText w:val="%9."/>
       <w:lvlJc w:val="left"/>
       <w:pPr>
         <w:ind w:left="6480" w:hanging="360"/>
-      </w:pPr>
-      <w:rPr>
-        <w:u w:val="none"/>
-      </w:rPr>
-    </w:lvl>
-    <w:lvl w:ilvl="8">
-      <w:start w:val="1"/>
-      <w:numFmt w:val="bullet"/>
-      <w:lvlText w:val="■"/>
-      <w:lvlJc w:val="left"/>
-      <w:pPr>
-        <w:ind w:left="7200" w:hanging="360"/>
       </w:pPr>
       <w:rPr>
         <w:u w:val="none"/>
@@ -13746,7 +13912,7 @@
       <w:lvlText w:val="●"/>
       <w:lvlJc w:val="left"/>
       <w:pPr>
-        <w:ind w:left="720" w:hanging="360"/>
+        <w:ind w:left="1440" w:hanging="360"/>
       </w:pPr>
       <w:rPr>
         <w:u w:val="none"/>
@@ -13758,7 +13924,7 @@
       <w:lvlText w:val="○"/>
       <w:lvlJc w:val="left"/>
       <w:pPr>
-        <w:ind w:left="1440" w:hanging="360"/>
+        <w:ind w:left="2160" w:hanging="360"/>
       </w:pPr>
       <w:rPr>
         <w:u w:val="none"/>
@@ -13770,7 +13936,7 @@
       <w:lvlText w:val="■"/>
       <w:lvlJc w:val="left"/>
       <w:pPr>
-        <w:ind w:left="2160" w:hanging="360"/>
+        <w:ind w:left="2880" w:hanging="360"/>
       </w:pPr>
       <w:rPr>
         <w:u w:val="none"/>
@@ -13782,7 +13948,7 @@
       <w:lvlText w:val="●"/>
       <w:lvlJc w:val="left"/>
       <w:pPr>
-        <w:ind w:left="2880" w:hanging="360"/>
+        <w:ind w:left="3600" w:hanging="360"/>
       </w:pPr>
       <w:rPr>
         <w:u w:val="none"/>
@@ -13794,7 +13960,7 @@
       <w:lvlText w:val="○"/>
       <w:lvlJc w:val="left"/>
       <w:pPr>
-        <w:ind w:left="3600" w:hanging="360"/>
+        <w:ind w:left="4320" w:hanging="360"/>
       </w:pPr>
       <w:rPr>
         <w:u w:val="none"/>
@@ -13806,7 +13972,7 @@
       <w:lvlText w:val="■"/>
       <w:lvlJc w:val="left"/>
       <w:pPr>
-        <w:ind w:left="4320" w:hanging="360"/>
+        <w:ind w:left="5040" w:hanging="360"/>
       </w:pPr>
       <w:rPr>
         <w:u w:val="none"/>
@@ -13818,7 +13984,7 @@
       <w:lvlText w:val="●"/>
       <w:lvlJc w:val="left"/>
       <w:pPr>
-        <w:ind w:left="5040" w:hanging="360"/>
+        <w:ind w:left="5760" w:hanging="360"/>
       </w:pPr>
       <w:rPr>
         <w:u w:val="none"/>
@@ -13830,7 +13996,7 @@
       <w:lvlText w:val="○"/>
       <w:lvlJc w:val="left"/>
       <w:pPr>
-        <w:ind w:left="5760" w:hanging="360"/>
+        <w:ind w:left="6480" w:hanging="360"/>
       </w:pPr>
       <w:rPr>
         <w:u w:val="none"/>
@@ -13842,7 +14008,7 @@
       <w:lvlText w:val="■"/>
       <w:lvlJc w:val="left"/>
       <w:pPr>
-        <w:ind w:left="6480" w:hanging="360"/>
+        <w:ind w:left="7200" w:hanging="360"/>
       </w:pPr>
       <w:rPr>
         <w:u w:val="none"/>
@@ -13856,103 +14022,103 @@
       <w:lvlText w:val="●"/>
       <w:lvlJc w:val="left"/>
       <w:pPr>
+        <w:ind w:left="720" w:hanging="360"/>
+      </w:pPr>
+      <w:rPr>
+        <w:u w:val="none"/>
+      </w:rPr>
+    </w:lvl>
+    <w:lvl w:ilvl="1">
+      <w:start w:val="1"/>
+      <w:numFmt w:val="bullet"/>
+      <w:lvlText w:val="○"/>
+      <w:lvlJc w:val="left"/>
+      <w:pPr>
         <w:ind w:left="1440" w:hanging="360"/>
       </w:pPr>
       <w:rPr>
         <w:u w:val="none"/>
       </w:rPr>
     </w:lvl>
-    <w:lvl w:ilvl="1">
+    <w:lvl w:ilvl="2">
+      <w:start w:val="1"/>
+      <w:numFmt w:val="bullet"/>
+      <w:lvlText w:val="■"/>
+      <w:lvlJc w:val="left"/>
+      <w:pPr>
+        <w:ind w:left="2160" w:hanging="360"/>
+      </w:pPr>
+      <w:rPr>
+        <w:u w:val="none"/>
+      </w:rPr>
+    </w:lvl>
+    <w:lvl w:ilvl="3">
+      <w:start w:val="1"/>
+      <w:numFmt w:val="bullet"/>
+      <w:lvlText w:val="●"/>
+      <w:lvlJc w:val="left"/>
+      <w:pPr>
+        <w:ind w:left="2880" w:hanging="360"/>
+      </w:pPr>
+      <w:rPr>
+        <w:u w:val="none"/>
+      </w:rPr>
+    </w:lvl>
+    <w:lvl w:ilvl="4">
       <w:start w:val="1"/>
       <w:numFmt w:val="bullet"/>
       <w:lvlText w:val="○"/>
       <w:lvlJc w:val="left"/>
       <w:pPr>
-        <w:ind w:left="2160" w:hanging="360"/>
-      </w:pPr>
-      <w:rPr>
-        <w:u w:val="none"/>
-      </w:rPr>
-    </w:lvl>
-    <w:lvl w:ilvl="2">
+        <w:ind w:left="3600" w:hanging="360"/>
+      </w:pPr>
+      <w:rPr>
+        <w:u w:val="none"/>
+      </w:rPr>
+    </w:lvl>
+    <w:lvl w:ilvl="5">
       <w:start w:val="1"/>
       <w:numFmt w:val="bullet"/>
       <w:lvlText w:val="■"/>
       <w:lvlJc w:val="left"/>
       <w:pPr>
-        <w:ind w:left="2880" w:hanging="360"/>
-      </w:pPr>
-      <w:rPr>
-        <w:u w:val="none"/>
-      </w:rPr>
-    </w:lvl>
-    <w:lvl w:ilvl="3">
+        <w:ind w:left="4320" w:hanging="360"/>
+      </w:pPr>
+      <w:rPr>
+        <w:u w:val="none"/>
+      </w:rPr>
+    </w:lvl>
+    <w:lvl w:ilvl="6">
       <w:start w:val="1"/>
       <w:numFmt w:val="bullet"/>
       <w:lvlText w:val="●"/>
       <w:lvlJc w:val="left"/>
       <w:pPr>
-        <w:ind w:left="3600" w:hanging="360"/>
-      </w:pPr>
-      <w:rPr>
-        <w:u w:val="none"/>
-      </w:rPr>
-    </w:lvl>
-    <w:lvl w:ilvl="4">
+        <w:ind w:left="5040" w:hanging="360"/>
+      </w:pPr>
+      <w:rPr>
+        <w:u w:val="none"/>
+      </w:rPr>
+    </w:lvl>
+    <w:lvl w:ilvl="7">
       <w:start w:val="1"/>
       <w:numFmt w:val="bullet"/>
       <w:lvlText w:val="○"/>
       <w:lvlJc w:val="left"/>
       <w:pPr>
-        <w:ind w:left="4320" w:hanging="360"/>
-      </w:pPr>
-      <w:rPr>
-        <w:u w:val="none"/>
-      </w:rPr>
-    </w:lvl>
-    <w:lvl w:ilvl="5">
+        <w:ind w:left="5760" w:hanging="360"/>
+      </w:pPr>
+      <w:rPr>
+        <w:u w:val="none"/>
+      </w:rPr>
+    </w:lvl>
+    <w:lvl w:ilvl="8">
       <w:start w:val="1"/>
       <w:numFmt w:val="bullet"/>
       <w:lvlText w:val="■"/>
       <w:lvlJc w:val="left"/>
       <w:pPr>
-        <w:ind w:left="5040" w:hanging="360"/>
-      </w:pPr>
-      <w:rPr>
-        <w:u w:val="none"/>
-      </w:rPr>
-    </w:lvl>
-    <w:lvl w:ilvl="6">
-      <w:start w:val="1"/>
-      <w:numFmt w:val="bullet"/>
-      <w:lvlText w:val="●"/>
-      <w:lvlJc w:val="left"/>
-      <w:pPr>
-        <w:ind w:left="5760" w:hanging="360"/>
-      </w:pPr>
-      <w:rPr>
-        <w:u w:val="none"/>
-      </w:rPr>
-    </w:lvl>
-    <w:lvl w:ilvl="7">
-      <w:start w:val="1"/>
-      <w:numFmt w:val="bullet"/>
-      <w:lvlText w:val="○"/>
-      <w:lvlJc w:val="left"/>
-      <w:pPr>
         <w:ind w:left="6480" w:hanging="360"/>
-      </w:pPr>
-      <w:rPr>
-        <w:u w:val="none"/>
-      </w:rPr>
-    </w:lvl>
-    <w:lvl w:ilvl="8">
-      <w:start w:val="1"/>
-      <w:numFmt w:val="bullet"/>
-      <w:lvlText w:val="■"/>
-      <w:lvlJc w:val="left"/>
-      <w:pPr>
-        <w:ind w:left="7200" w:hanging="360"/>
       </w:pPr>
       <w:rPr>
         <w:u w:val="none"/>
@@ -14076,10 +14242,9 @@
       <w:lvlText w:val="●"/>
       <w:lvlJc w:val="left"/>
       <w:pPr>
-        <w:ind w:left="720" w:hanging="360"/>
-      </w:pPr>
-      <w:rPr>
-        <w:rFonts w:ascii="Arial" w:cs="Arial" w:eastAsia="Arial" w:hAnsi="Arial"/>
+        <w:ind w:left="1440" w:hanging="360"/>
+      </w:pPr>
+      <w:rPr>
         <w:u w:val="none"/>
       </w:rPr>
     </w:lvl>
@@ -14089,7 +14254,7 @@
       <w:lvlText w:val="○"/>
       <w:lvlJc w:val="left"/>
       <w:pPr>
-        <w:ind w:left="1440" w:hanging="360"/>
+        <w:ind w:left="2160" w:hanging="360"/>
       </w:pPr>
       <w:rPr>
         <w:u w:val="none"/>
@@ -14101,7 +14266,7 @@
       <w:lvlText w:val="■"/>
       <w:lvlJc w:val="left"/>
       <w:pPr>
-        <w:ind w:left="2160" w:hanging="360"/>
+        <w:ind w:left="2880" w:hanging="360"/>
       </w:pPr>
       <w:rPr>
         <w:u w:val="none"/>
@@ -14113,7 +14278,7 @@
       <w:lvlText w:val="●"/>
       <w:lvlJc w:val="left"/>
       <w:pPr>
-        <w:ind w:left="2880" w:hanging="360"/>
+        <w:ind w:left="3600" w:hanging="360"/>
       </w:pPr>
       <w:rPr>
         <w:u w:val="none"/>
@@ -14125,7 +14290,7 @@
       <w:lvlText w:val="○"/>
       <w:lvlJc w:val="left"/>
       <w:pPr>
-        <w:ind w:left="3600" w:hanging="360"/>
+        <w:ind w:left="4320" w:hanging="360"/>
       </w:pPr>
       <w:rPr>
         <w:u w:val="none"/>
@@ -14137,7 +14302,7 @@
       <w:lvlText w:val="■"/>
       <w:lvlJc w:val="left"/>
       <w:pPr>
-        <w:ind w:left="4320" w:hanging="360"/>
+        <w:ind w:left="5040" w:hanging="360"/>
       </w:pPr>
       <w:rPr>
         <w:u w:val="none"/>
@@ -14149,7 +14314,7 @@
       <w:lvlText w:val="●"/>
       <w:lvlJc w:val="left"/>
       <w:pPr>
-        <w:ind w:left="5040" w:hanging="360"/>
+        <w:ind w:left="5760" w:hanging="360"/>
       </w:pPr>
       <w:rPr>
         <w:u w:val="none"/>
@@ -14161,7 +14326,7 @@
       <w:lvlText w:val="○"/>
       <w:lvlJc w:val="left"/>
       <w:pPr>
-        <w:ind w:left="5760" w:hanging="360"/>
+        <w:ind w:left="6480" w:hanging="360"/>
       </w:pPr>
       <w:rPr>
         <w:u w:val="none"/>
@@ -14173,7 +14338,7 @@
       <w:lvlText w:val="■"/>
       <w:lvlJc w:val="left"/>
       <w:pPr>
-        <w:ind w:left="6480" w:hanging="360"/>
+        <w:ind w:left="7200" w:hanging="360"/>
       </w:pPr>
       <w:rPr>
         <w:u w:val="none"/>
@@ -14297,103 +14462,104 @@
       <w:lvlText w:val="●"/>
       <w:lvlJc w:val="left"/>
       <w:pPr>
+        <w:ind w:left="720" w:hanging="360"/>
+      </w:pPr>
+      <w:rPr>
+        <w:rFonts w:ascii="Arial" w:cs="Arial" w:eastAsia="Arial" w:hAnsi="Arial"/>
+        <w:u w:val="none"/>
+      </w:rPr>
+    </w:lvl>
+    <w:lvl w:ilvl="1">
+      <w:start w:val="1"/>
+      <w:numFmt w:val="bullet"/>
+      <w:lvlText w:val="○"/>
+      <w:lvlJc w:val="left"/>
+      <w:pPr>
         <w:ind w:left="1440" w:hanging="360"/>
       </w:pPr>
       <w:rPr>
         <w:u w:val="none"/>
       </w:rPr>
     </w:lvl>
-    <w:lvl w:ilvl="1">
+    <w:lvl w:ilvl="2">
+      <w:start w:val="1"/>
+      <w:numFmt w:val="bullet"/>
+      <w:lvlText w:val="■"/>
+      <w:lvlJc w:val="left"/>
+      <w:pPr>
+        <w:ind w:left="2160" w:hanging="360"/>
+      </w:pPr>
+      <w:rPr>
+        <w:u w:val="none"/>
+      </w:rPr>
+    </w:lvl>
+    <w:lvl w:ilvl="3">
+      <w:start w:val="1"/>
+      <w:numFmt w:val="bullet"/>
+      <w:lvlText w:val="●"/>
+      <w:lvlJc w:val="left"/>
+      <w:pPr>
+        <w:ind w:left="2880" w:hanging="360"/>
+      </w:pPr>
+      <w:rPr>
+        <w:u w:val="none"/>
+      </w:rPr>
+    </w:lvl>
+    <w:lvl w:ilvl="4">
       <w:start w:val="1"/>
       <w:numFmt w:val="bullet"/>
       <w:lvlText w:val="○"/>
       <w:lvlJc w:val="left"/>
       <w:pPr>
-        <w:ind w:left="2160" w:hanging="360"/>
-      </w:pPr>
-      <w:rPr>
-        <w:u w:val="none"/>
-      </w:rPr>
-    </w:lvl>
-    <w:lvl w:ilvl="2">
+        <w:ind w:left="3600" w:hanging="360"/>
+      </w:pPr>
+      <w:rPr>
+        <w:u w:val="none"/>
+      </w:rPr>
+    </w:lvl>
+    <w:lvl w:ilvl="5">
       <w:start w:val="1"/>
       <w:numFmt w:val="bullet"/>
       <w:lvlText w:val="■"/>
       <w:lvlJc w:val="left"/>
       <w:pPr>
-        <w:ind w:left="2880" w:hanging="360"/>
-      </w:pPr>
-      <w:rPr>
-        <w:u w:val="none"/>
-      </w:rPr>
-    </w:lvl>
-    <w:lvl w:ilvl="3">
+        <w:ind w:left="4320" w:hanging="360"/>
+      </w:pPr>
+      <w:rPr>
+        <w:u w:val="none"/>
+      </w:rPr>
+    </w:lvl>
+    <w:lvl w:ilvl="6">
       <w:start w:val="1"/>
       <w:numFmt w:val="bullet"/>
       <w:lvlText w:val="●"/>
       <w:lvlJc w:val="left"/>
       <w:pPr>
-        <w:ind w:left="3600" w:hanging="360"/>
-      </w:pPr>
-      <w:rPr>
-        <w:u w:val="none"/>
-      </w:rPr>
-    </w:lvl>
-    <w:lvl w:ilvl="4">
+        <w:ind w:left="5040" w:hanging="360"/>
+      </w:pPr>
+      <w:rPr>
+        <w:u w:val="none"/>
+      </w:rPr>
+    </w:lvl>
+    <w:lvl w:ilvl="7">
       <w:start w:val="1"/>
       <w:numFmt w:val="bullet"/>
       <w:lvlText w:val="○"/>
       <w:lvlJc w:val="left"/>
       <w:pPr>
-        <w:ind w:left="4320" w:hanging="360"/>
-      </w:pPr>
-      <w:rPr>
-        <w:u w:val="none"/>
-      </w:rPr>
-    </w:lvl>
-    <w:lvl w:ilvl="5">
+        <w:ind w:left="5760" w:hanging="360"/>
+      </w:pPr>
+      <w:rPr>
+        <w:u w:val="none"/>
+      </w:rPr>
+    </w:lvl>
+    <w:lvl w:ilvl="8">
       <w:start w:val="1"/>
       <w:numFmt w:val="bullet"/>
       <w:lvlText w:val="■"/>
       <w:lvlJc w:val="left"/>
       <w:pPr>
-        <w:ind w:left="5040" w:hanging="360"/>
-      </w:pPr>
-      <w:rPr>
-        <w:u w:val="none"/>
-      </w:rPr>
-    </w:lvl>
-    <w:lvl w:ilvl="6">
-      <w:start w:val="1"/>
-      <w:numFmt w:val="bullet"/>
-      <w:lvlText w:val="●"/>
-      <w:lvlJc w:val="left"/>
-      <w:pPr>
-        <w:ind w:left="5760" w:hanging="360"/>
-      </w:pPr>
-      <w:rPr>
-        <w:u w:val="none"/>
-      </w:rPr>
-    </w:lvl>
-    <w:lvl w:ilvl="7">
-      <w:start w:val="1"/>
-      <w:numFmt w:val="bullet"/>
-      <w:lvlText w:val="○"/>
-      <w:lvlJc w:val="left"/>
-      <w:pPr>
         <w:ind w:left="6480" w:hanging="360"/>
-      </w:pPr>
-      <w:rPr>
-        <w:u w:val="none"/>
-      </w:rPr>
-    </w:lvl>
-    <w:lvl w:ilvl="8">
-      <w:start w:val="1"/>
-      <w:numFmt w:val="bullet"/>
-      <w:lvlText w:val="■"/>
-      <w:lvlJc w:val="left"/>
-      <w:pPr>
-        <w:ind w:left="7200" w:hanging="360"/>
       </w:pPr>
       <w:rPr>
         <w:u w:val="none"/>
@@ -14511,6 +14677,226 @@
     </w:lvl>
   </w:abstractNum>
   <w:abstractNum w:abstractNumId="35">
+    <w:lvl w:ilvl="0">
+      <w:start w:val="1"/>
+      <w:numFmt w:val="bullet"/>
+      <w:lvlText w:val="●"/>
+      <w:lvlJc w:val="left"/>
+      <w:pPr>
+        <w:ind w:left="1440" w:hanging="360"/>
+      </w:pPr>
+      <w:rPr>
+        <w:u w:val="none"/>
+      </w:rPr>
+    </w:lvl>
+    <w:lvl w:ilvl="1">
+      <w:start w:val="1"/>
+      <w:numFmt w:val="bullet"/>
+      <w:lvlText w:val="○"/>
+      <w:lvlJc w:val="left"/>
+      <w:pPr>
+        <w:ind w:left="2160" w:hanging="360"/>
+      </w:pPr>
+      <w:rPr>
+        <w:u w:val="none"/>
+      </w:rPr>
+    </w:lvl>
+    <w:lvl w:ilvl="2">
+      <w:start w:val="1"/>
+      <w:numFmt w:val="bullet"/>
+      <w:lvlText w:val="■"/>
+      <w:lvlJc w:val="left"/>
+      <w:pPr>
+        <w:ind w:left="2880" w:hanging="360"/>
+      </w:pPr>
+      <w:rPr>
+        <w:u w:val="none"/>
+      </w:rPr>
+    </w:lvl>
+    <w:lvl w:ilvl="3">
+      <w:start w:val="1"/>
+      <w:numFmt w:val="bullet"/>
+      <w:lvlText w:val="●"/>
+      <w:lvlJc w:val="left"/>
+      <w:pPr>
+        <w:ind w:left="3600" w:hanging="360"/>
+      </w:pPr>
+      <w:rPr>
+        <w:u w:val="none"/>
+      </w:rPr>
+    </w:lvl>
+    <w:lvl w:ilvl="4">
+      <w:start w:val="1"/>
+      <w:numFmt w:val="bullet"/>
+      <w:lvlText w:val="○"/>
+      <w:lvlJc w:val="left"/>
+      <w:pPr>
+        <w:ind w:left="4320" w:hanging="360"/>
+      </w:pPr>
+      <w:rPr>
+        <w:u w:val="none"/>
+      </w:rPr>
+    </w:lvl>
+    <w:lvl w:ilvl="5">
+      <w:start w:val="1"/>
+      <w:numFmt w:val="bullet"/>
+      <w:lvlText w:val="■"/>
+      <w:lvlJc w:val="left"/>
+      <w:pPr>
+        <w:ind w:left="5040" w:hanging="360"/>
+      </w:pPr>
+      <w:rPr>
+        <w:u w:val="none"/>
+      </w:rPr>
+    </w:lvl>
+    <w:lvl w:ilvl="6">
+      <w:start w:val="1"/>
+      <w:numFmt w:val="bullet"/>
+      <w:lvlText w:val="●"/>
+      <w:lvlJc w:val="left"/>
+      <w:pPr>
+        <w:ind w:left="5760" w:hanging="360"/>
+      </w:pPr>
+      <w:rPr>
+        <w:u w:val="none"/>
+      </w:rPr>
+    </w:lvl>
+    <w:lvl w:ilvl="7">
+      <w:start w:val="1"/>
+      <w:numFmt w:val="bullet"/>
+      <w:lvlText w:val="○"/>
+      <w:lvlJc w:val="left"/>
+      <w:pPr>
+        <w:ind w:left="6480" w:hanging="360"/>
+      </w:pPr>
+      <w:rPr>
+        <w:u w:val="none"/>
+      </w:rPr>
+    </w:lvl>
+    <w:lvl w:ilvl="8">
+      <w:start w:val="1"/>
+      <w:numFmt w:val="bullet"/>
+      <w:lvlText w:val="■"/>
+      <w:lvlJc w:val="left"/>
+      <w:pPr>
+        <w:ind w:left="7200" w:hanging="360"/>
+      </w:pPr>
+      <w:rPr>
+        <w:u w:val="none"/>
+      </w:rPr>
+    </w:lvl>
+  </w:abstractNum>
+  <w:abstractNum w:abstractNumId="36">
+    <w:lvl w:ilvl="0">
+      <w:start w:val="1"/>
+      <w:numFmt w:val="bullet"/>
+      <w:lvlText w:val="●"/>
+      <w:lvlJc w:val="left"/>
+      <w:pPr>
+        <w:ind w:left="1440" w:hanging="360"/>
+      </w:pPr>
+      <w:rPr>
+        <w:u w:val="none"/>
+      </w:rPr>
+    </w:lvl>
+    <w:lvl w:ilvl="1">
+      <w:start w:val="1"/>
+      <w:numFmt w:val="bullet"/>
+      <w:lvlText w:val="○"/>
+      <w:lvlJc w:val="left"/>
+      <w:pPr>
+        <w:ind w:left="2160" w:hanging="360"/>
+      </w:pPr>
+      <w:rPr>
+        <w:u w:val="none"/>
+      </w:rPr>
+    </w:lvl>
+    <w:lvl w:ilvl="2">
+      <w:start w:val="1"/>
+      <w:numFmt w:val="bullet"/>
+      <w:lvlText w:val="■"/>
+      <w:lvlJc w:val="left"/>
+      <w:pPr>
+        <w:ind w:left="2880" w:hanging="360"/>
+      </w:pPr>
+      <w:rPr>
+        <w:u w:val="none"/>
+      </w:rPr>
+    </w:lvl>
+    <w:lvl w:ilvl="3">
+      <w:start w:val="1"/>
+      <w:numFmt w:val="bullet"/>
+      <w:lvlText w:val="●"/>
+      <w:lvlJc w:val="left"/>
+      <w:pPr>
+        <w:ind w:left="3600" w:hanging="360"/>
+      </w:pPr>
+      <w:rPr>
+        <w:u w:val="none"/>
+      </w:rPr>
+    </w:lvl>
+    <w:lvl w:ilvl="4">
+      <w:start w:val="1"/>
+      <w:numFmt w:val="bullet"/>
+      <w:lvlText w:val="○"/>
+      <w:lvlJc w:val="left"/>
+      <w:pPr>
+        <w:ind w:left="4320" w:hanging="360"/>
+      </w:pPr>
+      <w:rPr>
+        <w:u w:val="none"/>
+      </w:rPr>
+    </w:lvl>
+    <w:lvl w:ilvl="5">
+      <w:start w:val="1"/>
+      <w:numFmt w:val="bullet"/>
+      <w:lvlText w:val="■"/>
+      <w:lvlJc w:val="left"/>
+      <w:pPr>
+        <w:ind w:left="5040" w:hanging="360"/>
+      </w:pPr>
+      <w:rPr>
+        <w:u w:val="none"/>
+      </w:rPr>
+    </w:lvl>
+    <w:lvl w:ilvl="6">
+      <w:start w:val="1"/>
+      <w:numFmt w:val="bullet"/>
+      <w:lvlText w:val="●"/>
+      <w:lvlJc w:val="left"/>
+      <w:pPr>
+        <w:ind w:left="5760" w:hanging="360"/>
+      </w:pPr>
+      <w:rPr>
+        <w:u w:val="none"/>
+      </w:rPr>
+    </w:lvl>
+    <w:lvl w:ilvl="7">
+      <w:start w:val="1"/>
+      <w:numFmt w:val="bullet"/>
+      <w:lvlText w:val="○"/>
+      <w:lvlJc w:val="left"/>
+      <w:pPr>
+        <w:ind w:left="6480" w:hanging="360"/>
+      </w:pPr>
+      <w:rPr>
+        <w:u w:val="none"/>
+      </w:rPr>
+    </w:lvl>
+    <w:lvl w:ilvl="8">
+      <w:start w:val="1"/>
+      <w:numFmt w:val="bullet"/>
+      <w:lvlText w:val="■"/>
+      <w:lvlJc w:val="left"/>
+      <w:pPr>
+        <w:ind w:left="7200" w:hanging="360"/>
+      </w:pPr>
+      <w:rPr>
+        <w:u w:val="none"/>
+      </w:rPr>
+    </w:lvl>
+  </w:abstractNum>
+  <w:abstractNum w:abstractNumId="37">
     <w:lvl w:ilvl="0">
       <w:start w:val="1"/>
       <w:numFmt w:val="bullet"/>
@@ -14724,6 +15110,12 @@
   </w:num>
   <w:num w:numId="35">
     <w:abstractNumId w:val="35"/>
+  </w:num>
+  <w:num w:numId="36">
+    <w:abstractNumId w:val="36"/>
+  </w:num>
+  <w:num w:numId="37">
+    <w:abstractNumId w:val="37"/>
   </w:num>
 </w:numbering>
 </file>
